--- a/QuoteCopilot/docs/QuoteCopilot_Project_Writeup.docx
+++ b/QuoteCopilot/docs/QuoteCopilot_Project_Writeup.docx
@@ -18,7 +18,7 @@
         <w:rPr>
           <w:b/>
           <w:bCs/>
-          <w:color w:val="2E75B6"/>
+          <w:color w:val="2E5496"/>
           <w:sz w:val="26"/>
           <w:szCs w:val="26"/>
         </w:rPr>
@@ -84,7 +84,7 @@
         </w:rPr>
         <w:t xml:space="preserve">Repository: </w:t>
       </w:r>
-      <w:hyperlink w:history="1" r:id="rId3byzkb0iurrirk57og1fv">
+      <w:hyperlink w:history="1" r:id="rId-tpandzugrxfnmpj9nzpj">
         <w:r>
           <w:rPr>
             <w:rStyle w:val="Hyperlink"/>
@@ -102,9 +102,9 @@
     <w:p>
       <w:pPr>
         <w:pBdr>
-          <w:left w:val="single" w:color="2E75B6" w:sz="18" w:space="8"/>
+          <w:left w:val="single" w:color="2E74B5" w:sz="18" w:space="8"/>
         </w:pBdr>
-        <w:shd w:fill="EEF3F8" w:val="clear"/>
+        <w:shd w:fill="EAF1F8" w:val="clear"/>
         <w:spacing w:after="120" w:before="120" w:line="276"/>
       </w:pPr>
       <w:r>
@@ -121,7 +121,7 @@
     <w:p>
       <w:pPr>
         <w:pBdr>
-          <w:bottom w:val="single" w:color="2E75B6" w:sz="6" w:space="1"/>
+          <w:bottom w:val="single" w:color="2E74B5" w:sz="6" w:space="1"/>
         </w:pBdr>
         <w:spacing w:after="120"/>
       </w:pPr>
@@ -149,7 +149,7 @@
         <w:rPr>
           <w:b/>
           <w:bCs/>
-          <w:color w:val="2E75B6"/>
+          <w:color w:val="2E74B5"/>
         </w:rPr>
         <w:t xml:space="preserve">1.</w:t>
       </w:r>
@@ -169,7 +169,7 @@
         <w:rPr>
           <w:b/>
           <w:bCs/>
-          <w:color w:val="2E75B6"/>
+          <w:color w:val="2E74B5"/>
         </w:rPr>
         <w:t xml:space="preserve">2.</w:t>
       </w:r>
@@ -189,7 +189,7 @@
         <w:rPr>
           <w:b/>
           <w:bCs/>
-          <w:color w:val="2E75B6"/>
+          <w:color w:val="2E74B5"/>
         </w:rPr>
         <w:t xml:space="preserve">3.</w:t>
       </w:r>
@@ -209,12 +209,12 @@
         <w:rPr>
           <w:b/>
           <w:bCs/>
-          <w:color w:val="2E75B6"/>
+          <w:color w:val="2E74B5"/>
         </w:rPr>
         <w:t xml:space="preserve">4.</w:t>
       </w:r>
       <w:r>
-        <w:t xml:space="preserve">	Datasets Used</w:t>
+        <w:t xml:space="preserve">	Setup &amp; Running</w:t>
       </w:r>
     </w:p>
     <w:p>
@@ -229,12 +229,12 @@
         <w:rPr>
           <w:b/>
           <w:bCs/>
-          <w:color w:val="2E75B6"/>
+          <w:color w:val="2E74B5"/>
         </w:rPr>
         <w:t xml:space="preserve">5.</w:t>
       </w:r>
       <w:r>
-        <w:t xml:space="preserve">	Prompts Used During AI-Assisted Coding</w:t>
+        <w:t xml:space="preserve">	Datasets Used</w:t>
       </w:r>
     </w:p>
     <w:p>
@@ -249,12 +249,12 @@
         <w:rPr>
           <w:b/>
           <w:bCs/>
-          <w:color w:val="2E75B6"/>
+          <w:color w:val="2E74B5"/>
         </w:rPr>
         <w:t xml:space="preserve">6.</w:t>
       </w:r>
       <w:r>
-        <w:t xml:space="preserve">	Iterations We Tried</w:t>
+        <w:t xml:space="preserve">	Prompts Used During AI-Assisted Coding</w:t>
       </w:r>
     </w:p>
     <w:p>
@@ -269,12 +269,12 @@
         <w:rPr>
           <w:b/>
           <w:bCs/>
-          <w:color w:val="2E75B6"/>
+          <w:color w:val="2E74B5"/>
         </w:rPr>
         <w:t xml:space="preserve">7.</w:t>
       </w:r>
       <w:r>
-        <w:t xml:space="preserve">	Evaluation &amp; Results</w:t>
+        <w:t xml:space="preserve">	Iterations We Tried</w:t>
       </w:r>
     </w:p>
     <w:p>
@@ -289,12 +289,12 @@
         <w:rPr>
           <w:b/>
           <w:bCs/>
-          <w:color w:val="2E75B6"/>
+          <w:color w:val="2E74B5"/>
         </w:rPr>
         <w:t xml:space="preserve">8.</w:t>
       </w:r>
       <w:r>
-        <w:t xml:space="preserve">	Human-in-the-Loop &amp; Failure Handling</w:t>
+        <w:t xml:space="preserve">	Evaluation &amp; Results</w:t>
       </w:r>
     </w:p>
     <w:p>
@@ -309,12 +309,12 @@
         <w:rPr>
           <w:b/>
           <w:bCs/>
-          <w:color w:val="2E75B6"/>
+          <w:color w:val="2E74B5"/>
         </w:rPr>
         <w:t xml:space="preserve">9.</w:t>
       </w:r>
       <w:r>
-        <w:t xml:space="preserve">	Limitations &amp; Future Work</w:t>
+        <w:t xml:space="preserve">	Human-in-the-Loop &amp; Failure Handling</w:t>
       </w:r>
     </w:p>
     <w:p>
@@ -329,9 +329,29 @@
         <w:rPr>
           <w:b/>
           <w:bCs/>
-          <w:color w:val="2E75B6"/>
+          <w:color w:val="2E74B5"/>
         </w:rPr>
         <w:t xml:space="preserve">10.</w:t>
+      </w:r>
+      <w:r>
+        <w:t xml:space="preserve">	Limitations &amp; Future Work</w:t>
+      </w:r>
+    </w:p>
+    <w:p>
+      <w:pPr>
+        <w:tabs>
+          <w:tab w:val="left" w:pos="900"/>
+        </w:tabs>
+        <w:spacing w:after="50" w:line="276"/>
+        <w:ind w:left="360"/>
+      </w:pPr>
+      <w:r>
+        <w:rPr>
+          <w:b/>
+          <w:bCs/>
+          <w:color w:val="2E74B5"/>
+        </w:rPr>
+        <w:t xml:space="preserve">11.</w:t>
       </w:r>
       <w:r>
         <w:t xml:space="preserve">	Learnings &amp; Observations</w:t>
@@ -393,7 +413,690 @@
         <w:pStyle w:val="Heading2"/>
       </w:pPr>
       <w:r>
-        <w:t xml:space="preserve">What it does autonomously vs. what it hands off</w:t>
+        <w:t xml:space="preserve">2.1 Agent Framework</w:t>
+      </w:r>
+    </w:p>
+    <w:p>
+      <w:pPr>
+        <w:spacing w:after="120" w:line="276"/>
+      </w:pPr>
+      <w:r>
+        <w:t xml:space="preserve">The project was formalized against the bootcamp agent framework before any code was written:</w:t>
+      </w:r>
+    </w:p>
+    <w:tbl>
+      <w:tblPr>
+        <w:tblW w:type="dxa" w:w="9360"/>
+        <w:tblBorders>
+          <w:top w:val="single" w:color="auto" w:sz="4"/>
+          <w:left w:val="single" w:color="auto" w:sz="4"/>
+          <w:bottom w:val="single" w:color="auto" w:sz="4"/>
+          <w:right w:val="single" w:color="auto" w:sz="4"/>
+          <w:insideH w:val="single" w:color="auto" w:sz="4"/>
+          <w:insideV w:val="single" w:color="auto" w:sz="4"/>
+        </w:tblBorders>
+      </w:tblPr>
+      <w:tblGrid>
+        <w:gridCol w:w="2600"/>
+        <w:gridCol w:w="6760"/>
+      </w:tblGrid>
+      <w:tr>
+        <w:trPr>
+          <w:tblHeader/>
+        </w:trPr>
+        <w:tc>
+          <w:tcPr>
+            <w:tcW w:type="dxa" w:w="2600"/>
+            <w:tcBorders>
+              <w:top w:val="single" w:color="CCCCCC" w:sz="1"/>
+              <w:left w:val="single" w:color="CCCCCC" w:sz="1"/>
+              <w:bottom w:val="single" w:color="CCCCCC" w:sz="1"/>
+              <w:right w:val="single" w:color="CCCCCC" w:sz="1"/>
+            </w:tcBorders>
+            <w:shd w:fill="1F4E79" w:val="clear"/>
+            <w:tcMar>
+              <w:top w:type="dxa" w:w="80"/>
+              <w:left w:type="dxa" w:w="120"/>
+              <w:bottom w:type="dxa" w:w="80"/>
+              <w:right w:type="dxa" w:w="120"/>
+            </w:tcMar>
+          </w:tcPr>
+          <w:p>
+            <w:r>
+              <w:rPr>
+                <w:b/>
+                <w:bCs/>
+                <w:color w:val="FFFFFF"/>
+                <w:sz w:val="20"/>
+                <w:szCs w:val="20"/>
+              </w:rPr>
+              <w:t xml:space="preserve">Field</w:t>
+            </w:r>
+          </w:p>
+        </w:tc>
+        <w:tc>
+          <w:tcPr>
+            <w:tcW w:type="dxa" w:w="6760"/>
+            <w:tcBorders>
+              <w:top w:val="single" w:color="CCCCCC" w:sz="1"/>
+              <w:left w:val="single" w:color="CCCCCC" w:sz="1"/>
+              <w:bottom w:val="single" w:color="CCCCCC" w:sz="1"/>
+              <w:right w:val="single" w:color="CCCCCC" w:sz="1"/>
+            </w:tcBorders>
+            <w:shd w:fill="1F4E79" w:val="clear"/>
+            <w:tcMar>
+              <w:top w:type="dxa" w:w="80"/>
+              <w:left w:type="dxa" w:w="120"/>
+              <w:bottom w:type="dxa" w:w="80"/>
+              <w:right w:type="dxa" w:w="120"/>
+            </w:tcMar>
+          </w:tcPr>
+          <w:p>
+            <w:r>
+              <w:rPr>
+                <w:b/>
+                <w:bCs/>
+                <w:color w:val="FFFFFF"/>
+                <w:sz w:val="20"/>
+                <w:szCs w:val="20"/>
+              </w:rPr>
+              <w:t xml:space="preserve">This Project</w:t>
+            </w:r>
+          </w:p>
+        </w:tc>
+      </w:tr>
+      <w:tr>
+        <w:trPr>
+          <w:cantSplit/>
+        </w:trPr>
+        <w:tc>
+          <w:tcPr>
+            <w:tcW w:type="dxa" w:w="2600"/>
+            <w:tcBorders>
+              <w:top w:val="single" w:color="CCCCCC" w:sz="1"/>
+              <w:left w:val="single" w:color="CCCCCC" w:sz="1"/>
+              <w:bottom w:val="single" w:color="CCCCCC" w:sz="1"/>
+              <w:right w:val="single" w:color="CCCCCC" w:sz="1"/>
+            </w:tcBorders>
+            <w:shd w:fill="FFFFFF" w:val="clear"/>
+            <w:tcMar>
+              <w:top w:type="dxa" w:w="80"/>
+              <w:left w:type="dxa" w:w="120"/>
+              <w:bottom w:type="dxa" w:w="80"/>
+              <w:right w:type="dxa" w:w="120"/>
+            </w:tcMar>
+          </w:tcPr>
+          <w:p>
+            <w:r>
+              <w:rPr>
+                <w:b/>
+                <w:bCs/>
+                <w:color w:val="000000"/>
+                <w:sz w:val="20"/>
+                <w:szCs w:val="20"/>
+              </w:rPr>
+              <w:t xml:space="preserve">Agent goal</w:t>
+            </w:r>
+          </w:p>
+        </w:tc>
+        <w:tc>
+          <w:tcPr>
+            <w:tcW w:type="dxa" w:w="6760"/>
+            <w:tcBorders>
+              <w:top w:val="single" w:color="CCCCCC" w:sz="1"/>
+              <w:left w:val="single" w:color="CCCCCC" w:sz="1"/>
+              <w:bottom w:val="single" w:color="CCCCCC" w:sz="1"/>
+              <w:right w:val="single" w:color="CCCCCC" w:sz="1"/>
+            </w:tcBorders>
+            <w:shd w:fill="FFFFFF" w:val="clear"/>
+            <w:tcMar>
+              <w:top w:type="dxa" w:w="80"/>
+              <w:left w:type="dxa" w:w="120"/>
+              <w:bottom w:type="dxa" w:w="80"/>
+              <w:right w:type="dxa" w:w="120"/>
+            </w:tcMar>
+          </w:tcPr>
+          <w:p>
+            <w:r>
+              <w:rPr>
+                <w:b w:val="false"/>
+                <w:bCs w:val="false"/>
+                <w:color w:val="000000"/>
+                <w:sz w:val="20"/>
+                <w:szCs w:val="20"/>
+              </w:rPr>
+              <w:t xml:space="preserve">Convert a homeowner quote submission into a cited underwriting recommendation and review packet.</w:t>
+            </w:r>
+          </w:p>
+        </w:tc>
+      </w:tr>
+      <w:tr>
+        <w:trPr>
+          <w:cantSplit/>
+        </w:trPr>
+        <w:tc>
+          <w:tcPr>
+            <w:tcW w:type="dxa" w:w="2600"/>
+            <w:tcBorders>
+              <w:top w:val="single" w:color="CCCCCC" w:sz="1"/>
+              <w:left w:val="single" w:color="CCCCCC" w:sz="1"/>
+              <w:bottom w:val="single" w:color="CCCCCC" w:sz="1"/>
+              <w:right w:val="single" w:color="CCCCCC" w:sz="1"/>
+            </w:tcBorders>
+            <w:shd w:fill="EAF1F8" w:val="clear"/>
+            <w:tcMar>
+              <w:top w:type="dxa" w:w="80"/>
+              <w:left w:type="dxa" w:w="120"/>
+              <w:bottom w:type="dxa" w:w="80"/>
+              <w:right w:type="dxa" w:w="120"/>
+            </w:tcMar>
+          </w:tcPr>
+          <w:p>
+            <w:r>
+              <w:rPr>
+                <w:b/>
+                <w:bCs/>
+                <w:color w:val="000000"/>
+                <w:sz w:val="20"/>
+                <w:szCs w:val="20"/>
+              </w:rPr>
+              <w:t xml:space="preserve">Where people use it</w:t>
+            </w:r>
+          </w:p>
+        </w:tc>
+        <w:tc>
+          <w:tcPr>
+            <w:tcW w:type="dxa" w:w="6760"/>
+            <w:tcBorders>
+              <w:top w:val="single" w:color="CCCCCC" w:sz="1"/>
+              <w:left w:val="single" w:color="CCCCCC" w:sz="1"/>
+              <w:bottom w:val="single" w:color="CCCCCC" w:sz="1"/>
+              <w:right w:val="single" w:color="CCCCCC" w:sz="1"/>
+            </w:tcBorders>
+            <w:shd w:fill="EAF1F8" w:val="clear"/>
+            <w:tcMar>
+              <w:top w:type="dxa" w:w="80"/>
+              <w:left w:type="dxa" w:w="120"/>
+              <w:bottom w:type="dxa" w:w="80"/>
+              <w:right w:type="dxa" w:w="120"/>
+            </w:tcMar>
+          </w:tcPr>
+          <w:p>
+            <w:r>
+              <w:rPr>
+                <w:b w:val="false"/>
+                <w:bCs w:val="false"/>
+                <w:color w:val="000000"/>
+                <w:sz w:val="20"/>
+                <w:szCs w:val="20"/>
+              </w:rPr>
+              <w:t xml:space="preserve">Streamlit demo backed by FastAPI endpoints.</w:t>
+            </w:r>
+          </w:p>
+        </w:tc>
+      </w:tr>
+      <w:tr>
+        <w:trPr>
+          <w:cantSplit/>
+        </w:trPr>
+        <w:tc>
+          <w:tcPr>
+            <w:tcW w:type="dxa" w:w="2600"/>
+            <w:tcBorders>
+              <w:top w:val="single" w:color="CCCCCC" w:sz="1"/>
+              <w:left w:val="single" w:color="CCCCCC" w:sz="1"/>
+              <w:bottom w:val="single" w:color="CCCCCC" w:sz="1"/>
+              <w:right w:val="single" w:color="CCCCCC" w:sz="1"/>
+            </w:tcBorders>
+            <w:shd w:fill="FFFFFF" w:val="clear"/>
+            <w:tcMar>
+              <w:top w:type="dxa" w:w="80"/>
+              <w:left w:type="dxa" w:w="120"/>
+              <w:bottom w:type="dxa" w:w="80"/>
+              <w:right w:type="dxa" w:w="120"/>
+            </w:tcMar>
+          </w:tcPr>
+          <w:p>
+            <w:r>
+              <w:rPr>
+                <w:b/>
+                <w:bCs/>
+                <w:color w:val="000000"/>
+                <w:sz w:val="20"/>
+                <w:szCs w:val="20"/>
+              </w:rPr>
+              <w:t xml:space="preserve">Steps it takes</w:t>
+            </w:r>
+          </w:p>
+        </w:tc>
+        <w:tc>
+          <w:tcPr>
+            <w:tcW w:type="dxa" w:w="6760"/>
+            <w:tcBorders>
+              <w:top w:val="single" w:color="CCCCCC" w:sz="1"/>
+              <w:left w:val="single" w:color="CCCCCC" w:sz="1"/>
+              <w:bottom w:val="single" w:color="CCCCCC" w:sz="1"/>
+              <w:right w:val="single" w:color="CCCCCC" w:sz="1"/>
+            </w:tcBorders>
+            <w:shd w:fill="FFFFFF" w:val="clear"/>
+            <w:tcMar>
+              <w:top w:type="dxa" w:w="80"/>
+              <w:left w:type="dxa" w:w="120"/>
+              <w:bottom w:type="dxa" w:w="80"/>
+              <w:right w:type="dxa" w:w="120"/>
+            </w:tcMar>
+          </w:tcPr>
+          <w:p>
+            <w:r>
+              <w:rPr>
+                <w:b w:val="false"/>
+                <w:bCs w:val="false"/>
+                <w:color w:val="000000"/>
+                <w:sz w:val="20"/>
+                <w:szCs w:val="20"/>
+              </w:rPr>
+              <w:t xml:space="preserve">Normalize intake → route → pause if missing info → enrich risk → retrieve guidelines → assess rules → verify output → rate → package decision → route to human review when needed.</w:t>
+            </w:r>
+          </w:p>
+        </w:tc>
+      </w:tr>
+      <w:tr>
+        <w:trPr>
+          <w:cantSplit/>
+        </w:trPr>
+        <w:tc>
+          <w:tcPr>
+            <w:tcW w:type="dxa" w:w="2600"/>
+            <w:tcBorders>
+              <w:top w:val="single" w:color="CCCCCC" w:sz="1"/>
+              <w:left w:val="single" w:color="CCCCCC" w:sz="1"/>
+              <w:bottom w:val="single" w:color="CCCCCC" w:sz="1"/>
+              <w:right w:val="single" w:color="CCCCCC" w:sz="1"/>
+            </w:tcBorders>
+            <w:shd w:fill="EAF1F8" w:val="clear"/>
+            <w:tcMar>
+              <w:top w:type="dxa" w:w="80"/>
+              <w:left w:type="dxa" w:w="120"/>
+              <w:bottom w:type="dxa" w:w="80"/>
+              <w:right w:type="dxa" w:w="120"/>
+            </w:tcMar>
+          </w:tcPr>
+          <w:p>
+            <w:r>
+              <w:rPr>
+                <w:b/>
+                <w:bCs/>
+                <w:color w:val="000000"/>
+                <w:sz w:val="20"/>
+                <w:szCs w:val="20"/>
+              </w:rPr>
+              <w:t xml:space="preserve">What it can do</w:t>
+            </w:r>
+          </w:p>
+        </w:tc>
+        <w:tc>
+          <w:tcPr>
+            <w:tcW w:type="dxa" w:w="6760"/>
+            <w:tcBorders>
+              <w:top w:val="single" w:color="CCCCCC" w:sz="1"/>
+              <w:left w:val="single" w:color="CCCCCC" w:sz="1"/>
+              <w:bottom w:val="single" w:color="CCCCCC" w:sz="1"/>
+              <w:right w:val="single" w:color="CCCCCC" w:sz="1"/>
+            </w:tcBorders>
+            <w:shd w:fill="EAF1F8" w:val="clear"/>
+            <w:tcMar>
+              <w:top w:type="dxa" w:w="80"/>
+              <w:left w:type="dxa" w:w="120"/>
+              <w:bottom w:type="dxa" w:w="80"/>
+              <w:right w:type="dxa" w:w="120"/>
+            </w:tcMar>
+          </w:tcPr>
+          <w:p>
+            <w:r>
+              <w:rPr>
+                <w:b w:val="false"/>
+                <w:bCs w:val="false"/>
+                <w:color w:val="000000"/>
+                <w:sz w:val="20"/>
+                <w:szCs w:val="20"/>
+              </w:rPr>
+              <w:t xml:space="preserve">Read quote payloads, retrieve guideline chunks, enrich risk profiles, evaluate rules, compute a premium indication, create review tasks, persist audit events.</w:t>
+            </w:r>
+          </w:p>
+        </w:tc>
+      </w:tr>
+      <w:tr>
+        <w:trPr>
+          <w:cantSplit/>
+        </w:trPr>
+        <w:tc>
+          <w:tcPr>
+            <w:tcW w:type="dxa" w:w="2600"/>
+            <w:tcBorders>
+              <w:top w:val="single" w:color="CCCCCC" w:sz="1"/>
+              <w:left w:val="single" w:color="CCCCCC" w:sz="1"/>
+              <w:bottom w:val="single" w:color="CCCCCC" w:sz="1"/>
+              <w:right w:val="single" w:color="CCCCCC" w:sz="1"/>
+            </w:tcBorders>
+            <w:shd w:fill="FFFFFF" w:val="clear"/>
+            <w:tcMar>
+              <w:top w:type="dxa" w:w="80"/>
+              <w:left w:type="dxa" w:w="120"/>
+              <w:bottom w:type="dxa" w:w="80"/>
+              <w:right w:type="dxa" w:w="120"/>
+            </w:tcMar>
+          </w:tcPr>
+          <w:p>
+            <w:r>
+              <w:rPr>
+                <w:b/>
+                <w:bCs/>
+                <w:color w:val="000000"/>
+                <w:sz w:val="20"/>
+                <w:szCs w:val="20"/>
+              </w:rPr>
+              <w:t xml:space="preserve">What it remembers</w:t>
+            </w:r>
+          </w:p>
+        </w:tc>
+        <w:tc>
+          <w:tcPr>
+            <w:tcW w:type="dxa" w:w="6760"/>
+            <w:tcBorders>
+              <w:top w:val="single" w:color="CCCCCC" w:sz="1"/>
+              <w:left w:val="single" w:color="CCCCCC" w:sz="1"/>
+              <w:bottom w:val="single" w:color="CCCCCC" w:sz="1"/>
+              <w:right w:val="single" w:color="CCCCCC" w:sz="1"/>
+            </w:tcBorders>
+            <w:shd w:fill="FFFFFF" w:val="clear"/>
+            <w:tcMar>
+              <w:top w:type="dxa" w:w="80"/>
+              <w:left w:type="dxa" w:w="120"/>
+              <w:bottom w:type="dxa" w:w="80"/>
+              <w:right w:type="dxa" w:w="120"/>
+            </w:tcMar>
+          </w:tcPr>
+          <w:p>
+            <w:r>
+              <w:rPr>
+                <w:b w:val="false"/>
+                <w:bCs w:val="false"/>
+                <w:color w:val="000000"/>
+                <w:sz w:val="20"/>
+                <w:szCs w:val="20"/>
+              </w:rPr>
+              <w:t xml:space="preserve">Run ID, quote ID, raw + canonical submission, missing questions, supplied answers, node outputs, retrieved citations, decision packet, review status, audit trail.</w:t>
+            </w:r>
+          </w:p>
+        </w:tc>
+      </w:tr>
+      <w:tr>
+        <w:trPr>
+          <w:cantSplit/>
+        </w:trPr>
+        <w:tc>
+          <w:tcPr>
+            <w:tcW w:type="dxa" w:w="2600"/>
+            <w:tcBorders>
+              <w:top w:val="single" w:color="CCCCCC" w:sz="1"/>
+              <w:left w:val="single" w:color="CCCCCC" w:sz="1"/>
+              <w:bottom w:val="single" w:color="CCCCCC" w:sz="1"/>
+              <w:right w:val="single" w:color="CCCCCC" w:sz="1"/>
+            </w:tcBorders>
+            <w:shd w:fill="EAF1F8" w:val="clear"/>
+            <w:tcMar>
+              <w:top w:type="dxa" w:w="80"/>
+              <w:left w:type="dxa" w:w="120"/>
+              <w:bottom w:type="dxa" w:w="80"/>
+              <w:right w:type="dxa" w:w="120"/>
+            </w:tcMar>
+          </w:tcPr>
+          <w:p>
+            <w:r>
+              <w:rPr>
+                <w:b/>
+                <w:bCs/>
+                <w:color w:val="000000"/>
+                <w:sz w:val="20"/>
+                <w:szCs w:val="20"/>
+              </w:rPr>
+              <w:t xml:space="preserve">What it should never do</w:t>
+            </w:r>
+          </w:p>
+        </w:tc>
+        <w:tc>
+          <w:tcPr>
+            <w:tcW w:type="dxa" w:w="6760"/>
+            <w:tcBorders>
+              <w:top w:val="single" w:color="CCCCCC" w:sz="1"/>
+              <w:left w:val="single" w:color="CCCCCC" w:sz="1"/>
+              <w:bottom w:val="single" w:color="CCCCCC" w:sz="1"/>
+              <w:right w:val="single" w:color="CCCCCC" w:sz="1"/>
+            </w:tcBorders>
+            <w:shd w:fill="EAF1F8" w:val="clear"/>
+            <w:tcMar>
+              <w:top w:type="dxa" w:w="80"/>
+              <w:left w:type="dxa" w:w="120"/>
+              <w:bottom w:type="dxa" w:w="80"/>
+              <w:right w:type="dxa" w:w="120"/>
+            </w:tcMar>
+          </w:tcPr>
+          <w:p>
+            <w:r>
+              <w:rPr>
+                <w:b w:val="false"/>
+                <w:bCs w:val="false"/>
+                <w:color w:val="000000"/>
+                <w:sz w:val="20"/>
+                <w:szCs w:val="20"/>
+              </w:rPr>
+              <w:t xml:space="preserve">Bind coverage, issue a policy, deny coverage without a review path, invent citations, use real PII, or override deterministic rules with LLM text.</w:t>
+            </w:r>
+          </w:p>
+        </w:tc>
+      </w:tr>
+      <w:tr>
+        <w:trPr>
+          <w:cantSplit/>
+        </w:trPr>
+        <w:tc>
+          <w:tcPr>
+            <w:tcW w:type="dxa" w:w="2600"/>
+            <w:tcBorders>
+              <w:top w:val="single" w:color="CCCCCC" w:sz="1"/>
+              <w:left w:val="single" w:color="CCCCCC" w:sz="1"/>
+              <w:bottom w:val="single" w:color="CCCCCC" w:sz="1"/>
+              <w:right w:val="single" w:color="CCCCCC" w:sz="1"/>
+            </w:tcBorders>
+            <w:shd w:fill="FFFFFF" w:val="clear"/>
+            <w:tcMar>
+              <w:top w:type="dxa" w:w="80"/>
+              <w:left w:type="dxa" w:w="120"/>
+              <w:bottom w:type="dxa" w:w="80"/>
+              <w:right w:type="dxa" w:w="120"/>
+            </w:tcMar>
+          </w:tcPr>
+          <w:p>
+            <w:r>
+              <w:rPr>
+                <w:b/>
+                <w:bCs/>
+                <w:color w:val="000000"/>
+                <w:sz w:val="20"/>
+                <w:szCs w:val="20"/>
+              </w:rPr>
+              <w:t xml:space="preserve">Human-in-the-loop</w:t>
+            </w:r>
+          </w:p>
+        </w:tc>
+        <w:tc>
+          <w:tcPr>
+            <w:tcW w:type="dxa" w:w="6760"/>
+            <w:tcBorders>
+              <w:top w:val="single" w:color="CCCCCC" w:sz="1"/>
+              <w:left w:val="single" w:color="CCCCCC" w:sz="1"/>
+              <w:bottom w:val="single" w:color="CCCCCC" w:sz="1"/>
+              <w:right w:val="single" w:color="CCCCCC" w:sz="1"/>
+            </w:tcBorders>
+            <w:shd w:fill="FFFFFF" w:val="clear"/>
+            <w:tcMar>
+              <w:top w:type="dxa" w:w="80"/>
+              <w:left w:type="dxa" w:w="120"/>
+              <w:bottom w:type="dxa" w:w="80"/>
+              <w:right w:type="dxa" w:w="120"/>
+            </w:tcMar>
+          </w:tcPr>
+          <w:p>
+            <w:r>
+              <w:rPr>
+                <w:b w:val="false"/>
+                <w:bCs w:val="false"/>
+                <w:color w:val="000000"/>
+                <w:sz w:val="20"/>
+                <w:szCs w:val="20"/>
+              </w:rPr>
+              <w:t xml:space="preserve">Required for missing info, referrals, declines, verification failures, and any action that changes review status.</w:t>
+            </w:r>
+          </w:p>
+        </w:tc>
+      </w:tr>
+      <w:tr>
+        <w:trPr>
+          <w:cantSplit/>
+        </w:trPr>
+        <w:tc>
+          <w:tcPr>
+            <w:tcW w:type="dxa" w:w="2600"/>
+            <w:tcBorders>
+              <w:top w:val="single" w:color="CCCCCC" w:sz="1"/>
+              <w:left w:val="single" w:color="CCCCCC" w:sz="1"/>
+              <w:bottom w:val="single" w:color="CCCCCC" w:sz="1"/>
+              <w:right w:val="single" w:color="CCCCCC" w:sz="1"/>
+            </w:tcBorders>
+            <w:shd w:fill="EAF1F8" w:val="clear"/>
+            <w:tcMar>
+              <w:top w:type="dxa" w:w="80"/>
+              <w:left w:type="dxa" w:w="120"/>
+              <w:bottom w:type="dxa" w:w="80"/>
+              <w:right w:type="dxa" w:w="120"/>
+            </w:tcMar>
+          </w:tcPr>
+          <w:p>
+            <w:r>
+              <w:rPr>
+                <w:b/>
+                <w:bCs/>
+                <w:color w:val="000000"/>
+                <w:sz w:val="20"/>
+                <w:szCs w:val="20"/>
+              </w:rPr>
+              <w:t xml:space="preserve">When something breaks</w:t>
+            </w:r>
+          </w:p>
+        </w:tc>
+        <w:tc>
+          <w:tcPr>
+            <w:tcW w:type="dxa" w:w="6760"/>
+            <w:tcBorders>
+              <w:top w:val="single" w:color="CCCCCC" w:sz="1"/>
+              <w:left w:val="single" w:color="CCCCCC" w:sz="1"/>
+              <w:bottom w:val="single" w:color="CCCCCC" w:sz="1"/>
+              <w:right w:val="single" w:color="CCCCCC" w:sz="1"/>
+            </w:tcBorders>
+            <w:shd w:fill="EAF1F8" w:val="clear"/>
+            <w:tcMar>
+              <w:top w:type="dxa" w:w="80"/>
+              <w:left w:type="dxa" w:w="120"/>
+              <w:bottom w:type="dxa" w:w="80"/>
+              <w:right w:type="dxa" w:w="120"/>
+            </w:tcMar>
+          </w:tcPr>
+          <w:p>
+            <w:r>
+              <w:rPr>
+                <w:b w:val="false"/>
+                <w:bCs w:val="false"/>
+                <w:color w:val="000000"/>
+                <w:sz w:val="20"/>
+                <w:szCs w:val="20"/>
+              </w:rPr>
+              <w:t xml:space="preserve">Retry safe retrieval/model calls, fall back to deterministic wording, log the failure, and route to review if confidence or grounding is insufficient.</w:t>
+            </w:r>
+          </w:p>
+        </w:tc>
+      </w:tr>
+      <w:tr>
+        <w:trPr>
+          <w:cantSplit/>
+        </w:trPr>
+        <w:tc>
+          <w:tcPr>
+            <w:tcW w:type="dxa" w:w="2600"/>
+            <w:tcBorders>
+              <w:top w:val="single" w:color="CCCCCC" w:sz="1"/>
+              <w:left w:val="single" w:color="CCCCCC" w:sz="1"/>
+              <w:bottom w:val="single" w:color="CCCCCC" w:sz="1"/>
+              <w:right w:val="single" w:color="CCCCCC" w:sz="1"/>
+            </w:tcBorders>
+            <w:shd w:fill="FFFFFF" w:val="clear"/>
+            <w:tcMar>
+              <w:top w:type="dxa" w:w="80"/>
+              <w:left w:type="dxa" w:w="120"/>
+              <w:bottom w:type="dxa" w:w="80"/>
+              <w:right w:type="dxa" w:w="120"/>
+            </w:tcMar>
+          </w:tcPr>
+          <w:p>
+            <w:r>
+              <w:rPr>
+                <w:b/>
+                <w:bCs/>
+                <w:color w:val="000000"/>
+                <w:sz w:val="20"/>
+                <w:szCs w:val="20"/>
+              </w:rPr>
+              <w:t xml:space="preserve">How to know it worked</w:t>
+            </w:r>
+          </w:p>
+        </w:tc>
+        <w:tc>
+          <w:tcPr>
+            <w:tcW w:type="dxa" w:w="6760"/>
+            <w:tcBorders>
+              <w:top w:val="single" w:color="CCCCCC" w:sz="1"/>
+              <w:left w:val="single" w:color="CCCCCC" w:sz="1"/>
+              <w:bottom w:val="single" w:color="CCCCCC" w:sz="1"/>
+              <w:right w:val="single" w:color="CCCCCC" w:sz="1"/>
+            </w:tcBorders>
+            <w:shd w:fill="FFFFFF" w:val="clear"/>
+            <w:tcMar>
+              <w:top w:type="dxa" w:w="80"/>
+              <w:left w:type="dxa" w:w="120"/>
+              <w:bottom w:type="dxa" w:w="80"/>
+              <w:right w:type="dxa" w:w="120"/>
+            </w:tcMar>
+          </w:tcPr>
+          <w:p>
+            <w:r>
+              <w:rPr>
+                <w:b w:val="false"/>
+                <w:bCs w:val="false"/>
+                <w:color w:val="000000"/>
+                <w:sz w:val="20"/>
+                <w:szCs w:val="20"/>
+              </w:rPr>
+              <w:t xml:space="preserve">A demo user can complete accept, missing-info resume, refer, and decline scenarios with cited packets and passing eval metrics.</w:t>
+            </w:r>
+          </w:p>
+        </w:tc>
+      </w:tr>
+    </w:tbl>
+    <w:p>
+      <w:pPr>
+        <w:pStyle w:val="Heading2"/>
+      </w:pPr>
+      <w:r>
+        <w:t xml:space="preserve">2.2 Autonomy Boundary</w:t>
       </w:r>
     </w:p>
     <w:tbl>
@@ -425,7 +1128,7 @@
               <w:bottom w:val="single" w:color="CCCCCC" w:sz="1"/>
               <w:right w:val="single" w:color="CCCCCC" w:sz="1"/>
             </w:tcBorders>
-            <w:shd w:fill="1F3A5F" w:val="clear"/>
+            <w:shd w:fill="1F4E79" w:val="clear"/>
             <w:tcMar>
               <w:top w:type="dxa" w:w="80"/>
               <w:left w:type="dxa" w:w="120"/>
@@ -455,7 +1158,7 @@
               <w:bottom w:val="single" w:color="CCCCCC" w:sz="1"/>
               <w:right w:val="single" w:color="CCCCCC" w:sz="1"/>
             </w:tcBorders>
-            <w:shd w:fill="1F3A5F" w:val="clear"/>
+            <w:shd w:fill="1F4E79" w:val="clear"/>
             <w:tcMar>
               <w:top w:type="dxa" w:w="80"/>
               <w:left w:type="dxa" w:w="120"/>
@@ -555,7 +1258,7 @@
               <w:bottom w:val="single" w:color="CCCCCC" w:sz="1"/>
               <w:right w:val="single" w:color="CCCCCC" w:sz="1"/>
             </w:tcBorders>
-            <w:shd w:fill="EEF3F8" w:val="clear"/>
+            <w:shd w:fill="EAF1F8" w:val="clear"/>
             <w:tcMar>
               <w:top w:type="dxa" w:w="80"/>
               <w:left w:type="dxa" w:w="120"/>
@@ -585,7 +1288,7 @@
               <w:bottom w:val="single" w:color="CCCCCC" w:sz="1"/>
               <w:right w:val="single" w:color="CCCCCC" w:sz="1"/>
             </w:tcBorders>
-            <w:shd w:fill="EEF3F8" w:val="clear"/>
+            <w:shd w:fill="EAF1F8" w:val="clear"/>
             <w:tcMar>
               <w:top w:type="dxa" w:w="80"/>
               <w:left w:type="dxa" w:w="120"/>
@@ -675,42 +1378,26 @@
     </w:tbl>
     <w:p>
       <w:pPr>
+        <w:pStyle w:val="Heading1"/>
+      </w:pPr>
+      <w:r>
+        <w:t xml:space="preserve">3. System Architecture</w:t>
+      </w:r>
+    </w:p>
+    <w:p>
+      <w:pPr>
+        <w:spacing w:after="120" w:line="276"/>
+      </w:pPr>
+      <w:r>
+        <w:t xml:space="preserve">The pipeline is a parent LangGraph StateGraph that composes four nested subgraphs over a single shared RunState. Graph wiring and agent logic are kept in separate modules so agents are unit-testable without a graph runner, and llm/factory.py is the single place model selection happens.</w:t>
+      </w:r>
+    </w:p>
+    <w:p>
+      <w:pPr>
         <w:pStyle w:val="Heading2"/>
       </w:pPr>
       <w:r>
-        <w:t xml:space="preserve">How we know it worked</w:t>
-      </w:r>
-    </w:p>
-    <w:p>
-      <w:pPr>
-        <w:spacing w:after="120" w:line="276"/>
-      </w:pPr>
-      <w:r>
-        <w:t xml:space="preserve">Success is measured end-to-end (task completion), not single-shot accuracy: a demo user can complete the accept, missing-info pause/resume, wildfire follow-up, and refer/decline scenarios, each producing a cited packet, with the labeled evaluation suite passing its targets.</w:t>
-      </w:r>
-    </w:p>
-    <w:p>
-      <w:pPr>
-        <w:pStyle w:val="Heading1"/>
-      </w:pPr>
-      <w:r>
-        <w:t xml:space="preserve">3. System Architecture</w:t>
-      </w:r>
-    </w:p>
-    <w:p>
-      <w:pPr>
-        <w:spacing w:after="120" w:line="276"/>
-      </w:pPr>
-      <w:r>
-        <w:t xml:space="preserve">The pipeline is a parent LangGraph StateGraph that composes four nested subgraphs over a single shared RunState. Graph wiring and agent logic are kept in separate modules so agents are unit-testable without a graph runner, and llm/factory.py is the single place model selection happens.</w:t>
-      </w:r>
-    </w:p>
-    <w:p>
-      <w:pPr>
-        <w:pStyle w:val="Heading2"/>
-      </w:pPr>
-      <w:r>
-        <w:t xml:space="preserve">Flow</w:t>
+        <w:t xml:space="preserve">3.1 Flow</w:t>
       </w:r>
     </w:p>
     <w:p>
@@ -770,7 +1457,7 @@
         <w:pStyle w:val="Heading2"/>
       </w:pPr>
       <w:r>
-        <w:t xml:space="preserve">Key architectural decisions</w:t>
+        <w:t xml:space="preserve">3.2 Key Architectural Decisions</w:t>
       </w:r>
     </w:p>
     <w:tbl>
@@ -803,7 +1490,7 @@
               <w:bottom w:val="single" w:color="CCCCCC" w:sz="1"/>
               <w:right w:val="single" w:color="CCCCCC" w:sz="1"/>
             </w:tcBorders>
-            <w:shd w:fill="1F3A5F" w:val="clear"/>
+            <w:shd w:fill="1F4E79" w:val="clear"/>
             <w:tcMar>
               <w:top w:type="dxa" w:w="80"/>
               <w:left w:type="dxa" w:w="120"/>
@@ -833,7 +1520,7 @@
               <w:bottom w:val="single" w:color="CCCCCC" w:sz="1"/>
               <w:right w:val="single" w:color="CCCCCC" w:sz="1"/>
             </w:tcBorders>
-            <w:shd w:fill="1F3A5F" w:val="clear"/>
+            <w:shd w:fill="1F4E79" w:val="clear"/>
             <w:tcMar>
               <w:top w:type="dxa" w:w="80"/>
               <w:left w:type="dxa" w:w="120"/>
@@ -863,7 +1550,7 @@
               <w:bottom w:val="single" w:color="CCCCCC" w:sz="1"/>
               <w:right w:val="single" w:color="CCCCCC" w:sz="1"/>
             </w:tcBorders>
-            <w:shd w:fill="1F3A5F" w:val="clear"/>
+            <w:shd w:fill="1F4E79" w:val="clear"/>
             <w:tcMar>
               <w:top w:type="dxa" w:w="80"/>
               <w:left w:type="dxa" w:w="120"/>
@@ -993,7 +1680,7 @@
               <w:bottom w:val="single" w:color="CCCCCC" w:sz="1"/>
               <w:right w:val="single" w:color="CCCCCC" w:sz="1"/>
             </w:tcBorders>
-            <w:shd w:fill="EEF3F8" w:val="clear"/>
+            <w:shd w:fill="EAF1F8" w:val="clear"/>
             <w:tcMar>
               <w:top w:type="dxa" w:w="80"/>
               <w:left w:type="dxa" w:w="120"/>
@@ -1023,7 +1710,7 @@
               <w:bottom w:val="single" w:color="CCCCCC" w:sz="1"/>
               <w:right w:val="single" w:color="CCCCCC" w:sz="1"/>
             </w:tcBorders>
-            <w:shd w:fill="EEF3F8" w:val="clear"/>
+            <w:shd w:fill="EAF1F8" w:val="clear"/>
             <w:tcMar>
               <w:top w:type="dxa" w:w="80"/>
               <w:left w:type="dxa" w:w="120"/>
@@ -1053,7 +1740,7 @@
               <w:bottom w:val="single" w:color="CCCCCC" w:sz="1"/>
               <w:right w:val="single" w:color="CCCCCC" w:sz="1"/>
             </w:tcBorders>
-            <w:shd w:fill="EEF3F8" w:val="clear"/>
+            <w:shd w:fill="EAF1F8" w:val="clear"/>
             <w:tcMar>
               <w:top w:type="dxa" w:w="80"/>
               <w:left w:type="dxa" w:w="120"/>
@@ -1183,7 +1870,7 @@
               <w:bottom w:val="single" w:color="CCCCCC" w:sz="1"/>
               <w:right w:val="single" w:color="CCCCCC" w:sz="1"/>
             </w:tcBorders>
-            <w:shd w:fill="EEF3F8" w:val="clear"/>
+            <w:shd w:fill="EAF1F8" w:val="clear"/>
             <w:tcMar>
               <w:top w:type="dxa" w:w="80"/>
               <w:left w:type="dxa" w:w="120"/>
@@ -1213,7 +1900,7 @@
               <w:bottom w:val="single" w:color="CCCCCC" w:sz="1"/>
               <w:right w:val="single" w:color="CCCCCC" w:sz="1"/>
             </w:tcBorders>
-            <w:shd w:fill="EEF3F8" w:val="clear"/>
+            <w:shd w:fill="EAF1F8" w:val="clear"/>
             <w:tcMar>
               <w:top w:type="dxa" w:w="80"/>
               <w:left w:type="dxa" w:w="120"/>
@@ -1243,7 +1930,7 @@
               <w:bottom w:val="single" w:color="CCCCCC" w:sz="1"/>
               <w:right w:val="single" w:color="CCCCCC" w:sz="1"/>
             </w:tcBorders>
-            <w:shd w:fill="EEF3F8" w:val="clear"/>
+            <w:shd w:fill="EAF1F8" w:val="clear"/>
             <w:tcMar>
               <w:top w:type="dxa" w:w="80"/>
               <w:left w:type="dxa" w:w="120"/>
@@ -1366,7 +2053,812 @@
         <w:pStyle w:val="Heading2"/>
       </w:pPr>
       <w:r>
-        <w:t xml:space="preserve">Technology stack</w:t>
+        <w:t xml:space="preserve">3.3 Project Structure</w:t>
+      </w:r>
+    </w:p>
+    <w:tbl>
+      <w:tblPr>
+        <w:tblW w:type="dxa" w:w="9360"/>
+        <w:tblBorders>
+          <w:top w:val="single" w:color="auto" w:sz="4"/>
+          <w:left w:val="single" w:color="auto" w:sz="4"/>
+          <w:bottom w:val="single" w:color="auto" w:sz="4"/>
+          <w:right w:val="single" w:color="auto" w:sz="4"/>
+          <w:insideH w:val="single" w:color="auto" w:sz="4"/>
+          <w:insideV w:val="single" w:color="auto" w:sz="4"/>
+        </w:tblBorders>
+      </w:tblPr>
+      <w:tblGrid>
+        <w:gridCol w:w="2600"/>
+        <w:gridCol w:w="6760"/>
+      </w:tblGrid>
+      <w:tr>
+        <w:trPr>
+          <w:tblHeader/>
+        </w:trPr>
+        <w:tc>
+          <w:tcPr>
+            <w:tcW w:type="dxa" w:w="2600"/>
+            <w:tcBorders>
+              <w:top w:val="single" w:color="CCCCCC" w:sz="1"/>
+              <w:left w:val="single" w:color="CCCCCC" w:sz="1"/>
+              <w:bottom w:val="single" w:color="CCCCCC" w:sz="1"/>
+              <w:right w:val="single" w:color="CCCCCC" w:sz="1"/>
+            </w:tcBorders>
+            <w:shd w:fill="1F4E79" w:val="clear"/>
+            <w:tcMar>
+              <w:top w:type="dxa" w:w="80"/>
+              <w:left w:type="dxa" w:w="120"/>
+              <w:bottom w:type="dxa" w:w="80"/>
+              <w:right w:type="dxa" w:w="120"/>
+            </w:tcMar>
+          </w:tcPr>
+          <w:p>
+            <w:r>
+              <w:rPr>
+                <w:b/>
+                <w:bCs/>
+                <w:color w:val="FFFFFF"/>
+                <w:sz w:val="20"/>
+                <w:szCs w:val="20"/>
+              </w:rPr>
+              <w:t xml:space="preserve">Path</w:t>
+            </w:r>
+          </w:p>
+        </w:tc>
+        <w:tc>
+          <w:tcPr>
+            <w:tcW w:type="dxa" w:w="6760"/>
+            <w:tcBorders>
+              <w:top w:val="single" w:color="CCCCCC" w:sz="1"/>
+              <w:left w:val="single" w:color="CCCCCC" w:sz="1"/>
+              <w:bottom w:val="single" w:color="CCCCCC" w:sz="1"/>
+              <w:right w:val="single" w:color="CCCCCC" w:sz="1"/>
+            </w:tcBorders>
+            <w:shd w:fill="1F4E79" w:val="clear"/>
+            <w:tcMar>
+              <w:top w:type="dxa" w:w="80"/>
+              <w:left w:type="dxa" w:w="120"/>
+              <w:bottom w:type="dxa" w:w="80"/>
+              <w:right w:type="dxa" w:w="120"/>
+            </w:tcMar>
+          </w:tcPr>
+          <w:p>
+            <w:r>
+              <w:rPr>
+                <w:b/>
+                <w:bCs/>
+                <w:color w:val="FFFFFF"/>
+                <w:sz w:val="20"/>
+                <w:szCs w:val="20"/>
+              </w:rPr>
+              <w:t xml:space="preserve">Purpose</w:t>
+            </w:r>
+          </w:p>
+        </w:tc>
+      </w:tr>
+      <w:tr>
+        <w:trPr>
+          <w:cantSplit/>
+        </w:trPr>
+        <w:tc>
+          <w:tcPr>
+            <w:tcW w:type="dxa" w:w="2600"/>
+            <w:tcBorders>
+              <w:top w:val="single" w:color="CCCCCC" w:sz="1"/>
+              <w:left w:val="single" w:color="CCCCCC" w:sz="1"/>
+              <w:bottom w:val="single" w:color="CCCCCC" w:sz="1"/>
+              <w:right w:val="single" w:color="CCCCCC" w:sz="1"/>
+            </w:tcBorders>
+            <w:shd w:fill="FFFFFF" w:val="clear"/>
+            <w:tcMar>
+              <w:top w:type="dxa" w:w="80"/>
+              <w:left w:type="dxa" w:w="120"/>
+              <w:bottom w:type="dxa" w:w="80"/>
+              <w:right w:type="dxa" w:w="120"/>
+            </w:tcMar>
+          </w:tcPr>
+          <w:p>
+            <w:r>
+              <w:rPr>
+                <w:b/>
+                <w:bCs/>
+                <w:color w:val="000000"/>
+                <w:sz w:val="20"/>
+                <w:szCs w:val="20"/>
+              </w:rPr>
+              <w:t xml:space="preserve">app/api/</w:t>
+            </w:r>
+          </w:p>
+        </w:tc>
+        <w:tc>
+          <w:tcPr>
+            <w:tcW w:type="dxa" w:w="6760"/>
+            <w:tcBorders>
+              <w:top w:val="single" w:color="CCCCCC" w:sz="1"/>
+              <w:left w:val="single" w:color="CCCCCC" w:sz="1"/>
+              <w:bottom w:val="single" w:color="CCCCCC" w:sz="1"/>
+              <w:right w:val="single" w:color="CCCCCC" w:sz="1"/>
+            </w:tcBorders>
+            <w:shd w:fill="FFFFFF" w:val="clear"/>
+            <w:tcMar>
+              <w:top w:type="dxa" w:w="80"/>
+              <w:left w:type="dxa" w:w="120"/>
+              <w:bottom w:type="dxa" w:w="80"/>
+              <w:right w:type="dxa" w:w="120"/>
+            </w:tcMar>
+          </w:tcPr>
+          <w:p>
+            <w:r>
+              <w:rPr>
+                <w:b w:val="false"/>
+                <w:bCs w:val="false"/>
+                <w:color w:val="000000"/>
+                <w:sz w:val="20"/>
+                <w:szCs w:val="20"/>
+              </w:rPr>
+              <w:t xml:space="preserve">FastAPI app factory + routes: quotes, runs, answers, reviews.</w:t>
+            </w:r>
+          </w:p>
+        </w:tc>
+      </w:tr>
+      <w:tr>
+        <w:trPr>
+          <w:cantSplit/>
+        </w:trPr>
+        <w:tc>
+          <w:tcPr>
+            <w:tcW w:type="dxa" w:w="2600"/>
+            <w:tcBorders>
+              <w:top w:val="single" w:color="CCCCCC" w:sz="1"/>
+              <w:left w:val="single" w:color="CCCCCC" w:sz="1"/>
+              <w:bottom w:val="single" w:color="CCCCCC" w:sz="1"/>
+              <w:right w:val="single" w:color="CCCCCC" w:sz="1"/>
+            </w:tcBorders>
+            <w:shd w:fill="EAF1F8" w:val="clear"/>
+            <w:tcMar>
+              <w:top w:type="dxa" w:w="80"/>
+              <w:left w:type="dxa" w:w="120"/>
+              <w:bottom w:type="dxa" w:w="80"/>
+              <w:right w:type="dxa" w:w="120"/>
+            </w:tcMar>
+          </w:tcPr>
+          <w:p>
+            <w:r>
+              <w:rPr>
+                <w:b/>
+                <w:bCs/>
+                <w:color w:val="000000"/>
+                <w:sz w:val="20"/>
+                <w:szCs w:val="20"/>
+              </w:rPr>
+              <w:t xml:space="preserve">app/graph/</w:t>
+            </w:r>
+          </w:p>
+        </w:tc>
+        <w:tc>
+          <w:tcPr>
+            <w:tcW w:type="dxa" w:w="6760"/>
+            <w:tcBorders>
+              <w:top w:val="single" w:color="CCCCCC" w:sz="1"/>
+              <w:left w:val="single" w:color="CCCCCC" w:sz="1"/>
+              <w:bottom w:val="single" w:color="CCCCCC" w:sz="1"/>
+              <w:right w:val="single" w:color="CCCCCC" w:sz="1"/>
+            </w:tcBorders>
+            <w:shd w:fill="EAF1F8" w:val="clear"/>
+            <w:tcMar>
+              <w:top w:type="dxa" w:w="80"/>
+              <w:left w:type="dxa" w:w="120"/>
+              <w:bottom w:type="dxa" w:w="80"/>
+              <w:right w:type="dxa" w:w="120"/>
+            </w:tcMar>
+          </w:tcPr>
+          <w:p>
+            <w:r>
+              <w:rPr>
+                <w:b w:val="false"/>
+                <w:bCs w:val="false"/>
+                <w:color w:val="000000"/>
+                <w:sz w:val="20"/>
+                <w:szCs w:val="20"/>
+              </w:rPr>
+              <w:t xml:space="preserve">Parent orchestrator, shared RunState, four subgraphs, run/resume runner.</w:t>
+            </w:r>
+          </w:p>
+        </w:tc>
+      </w:tr>
+      <w:tr>
+        <w:trPr>
+          <w:cantSplit/>
+        </w:trPr>
+        <w:tc>
+          <w:tcPr>
+            <w:tcW w:type="dxa" w:w="2600"/>
+            <w:tcBorders>
+              <w:top w:val="single" w:color="CCCCCC" w:sz="1"/>
+              <w:left w:val="single" w:color="CCCCCC" w:sz="1"/>
+              <w:bottom w:val="single" w:color="CCCCCC" w:sz="1"/>
+              <w:right w:val="single" w:color="CCCCCC" w:sz="1"/>
+            </w:tcBorders>
+            <w:shd w:fill="FFFFFF" w:val="clear"/>
+            <w:tcMar>
+              <w:top w:type="dxa" w:w="80"/>
+              <w:left w:type="dxa" w:w="120"/>
+              <w:bottom w:type="dxa" w:w="80"/>
+              <w:right w:type="dxa" w:w="120"/>
+            </w:tcMar>
+          </w:tcPr>
+          <w:p>
+            <w:r>
+              <w:rPr>
+                <w:b/>
+                <w:bCs/>
+                <w:color w:val="000000"/>
+                <w:sz w:val="20"/>
+                <w:szCs w:val="20"/>
+              </w:rPr>
+              <w:t xml:space="preserve">app/agents/</w:t>
+            </w:r>
+          </w:p>
+        </w:tc>
+        <w:tc>
+          <w:tcPr>
+            <w:tcW w:type="dxa" w:w="6760"/>
+            <w:tcBorders>
+              <w:top w:val="single" w:color="CCCCCC" w:sz="1"/>
+              <w:left w:val="single" w:color="CCCCCC" w:sz="1"/>
+              <w:bottom w:val="single" w:color="CCCCCC" w:sz="1"/>
+              <w:right w:val="single" w:color="CCCCCC" w:sz="1"/>
+            </w:tcBorders>
+            <w:shd w:fill="FFFFFF" w:val="clear"/>
+            <w:tcMar>
+              <w:top w:type="dxa" w:w="80"/>
+              <w:left w:type="dxa" w:w="120"/>
+              <w:bottom w:type="dxa" w:w="80"/>
+              <w:right w:type="dxa" w:w="120"/>
+            </w:tcMar>
+          </w:tcPr>
+          <w:p>
+            <w:r>
+              <w:rPr>
+                <w:b w:val="false"/>
+                <w:bCs w:val="false"/>
+                <w:color w:val="000000"/>
+                <w:sz w:val="20"/>
+                <w:szCs w:val="20"/>
+              </w:rPr>
+              <w:t xml:space="preserve">Eight agents: normalizer, router, enrichment, retrieval, assessor, verifier, packager, critic.</w:t>
+            </w:r>
+          </w:p>
+        </w:tc>
+      </w:tr>
+      <w:tr>
+        <w:trPr>
+          <w:cantSplit/>
+        </w:trPr>
+        <w:tc>
+          <w:tcPr>
+            <w:tcW w:type="dxa" w:w="2600"/>
+            <w:tcBorders>
+              <w:top w:val="single" w:color="CCCCCC" w:sz="1"/>
+              <w:left w:val="single" w:color="CCCCCC" w:sz="1"/>
+              <w:bottom w:val="single" w:color="CCCCCC" w:sz="1"/>
+              <w:right w:val="single" w:color="CCCCCC" w:sz="1"/>
+            </w:tcBorders>
+            <w:shd w:fill="EAF1F8" w:val="clear"/>
+            <w:tcMar>
+              <w:top w:type="dxa" w:w="80"/>
+              <w:left w:type="dxa" w:w="120"/>
+              <w:bottom w:type="dxa" w:w="80"/>
+              <w:right w:type="dxa" w:w="120"/>
+            </w:tcMar>
+          </w:tcPr>
+          <w:p>
+            <w:r>
+              <w:rPr>
+                <w:b/>
+                <w:bCs/>
+                <w:color w:val="000000"/>
+                <w:sz w:val="20"/>
+                <w:szCs w:val="20"/>
+              </w:rPr>
+              <w:t xml:space="preserve">app/tools/</w:t>
+            </w:r>
+          </w:p>
+        </w:tc>
+        <w:tc>
+          <w:tcPr>
+            <w:tcW w:type="dxa" w:w="6760"/>
+            <w:tcBorders>
+              <w:top w:val="single" w:color="CCCCCC" w:sz="1"/>
+              <w:left w:val="single" w:color="CCCCCC" w:sz="1"/>
+              <w:bottom w:val="single" w:color="CCCCCC" w:sz="1"/>
+              <w:right w:val="single" w:color="CCCCCC" w:sz="1"/>
+            </w:tcBorders>
+            <w:shd w:fill="EAF1F8" w:val="clear"/>
+            <w:tcMar>
+              <w:top w:type="dxa" w:w="80"/>
+              <w:left w:type="dxa" w:w="120"/>
+              <w:bottom w:type="dxa" w:w="80"/>
+              <w:right w:type="dxa" w:w="120"/>
+            </w:tcMar>
+          </w:tcPr>
+          <w:p>
+            <w:r>
+              <w:rPr>
+                <w:b w:val="false"/>
+                <w:bCs w:val="false"/>
+                <w:color w:val="000000"/>
+                <w:sz w:val="20"/>
+                <w:szCs w:val="20"/>
+              </w:rPr>
+              <w:t xml:space="preserve">Deterministic rules engine, rating calculator, hybrid RAG retriever.</w:t>
+            </w:r>
+          </w:p>
+        </w:tc>
+      </w:tr>
+      <w:tr>
+        <w:trPr>
+          <w:cantSplit/>
+        </w:trPr>
+        <w:tc>
+          <w:tcPr>
+            <w:tcW w:type="dxa" w:w="2600"/>
+            <w:tcBorders>
+              <w:top w:val="single" w:color="CCCCCC" w:sz="1"/>
+              <w:left w:val="single" w:color="CCCCCC" w:sz="1"/>
+              <w:bottom w:val="single" w:color="CCCCCC" w:sz="1"/>
+              <w:right w:val="single" w:color="CCCCCC" w:sz="1"/>
+            </w:tcBorders>
+            <w:shd w:fill="FFFFFF" w:val="clear"/>
+            <w:tcMar>
+              <w:top w:type="dxa" w:w="80"/>
+              <w:left w:type="dxa" w:w="120"/>
+              <w:bottom w:type="dxa" w:w="80"/>
+              <w:right w:type="dxa" w:w="120"/>
+            </w:tcMar>
+          </w:tcPr>
+          <w:p>
+            <w:r>
+              <w:rPr>
+                <w:b/>
+                <w:bCs/>
+                <w:color w:val="000000"/>
+                <w:sz w:val="20"/>
+                <w:szCs w:val="20"/>
+              </w:rPr>
+              <w:t xml:space="preserve">app/models/</w:t>
+            </w:r>
+          </w:p>
+        </w:tc>
+        <w:tc>
+          <w:tcPr>
+            <w:tcW w:type="dxa" w:w="6760"/>
+            <w:tcBorders>
+              <w:top w:val="single" w:color="CCCCCC" w:sz="1"/>
+              <w:left w:val="single" w:color="CCCCCC" w:sz="1"/>
+              <w:bottom w:val="single" w:color="CCCCCC" w:sz="1"/>
+              <w:right w:val="single" w:color="CCCCCC" w:sz="1"/>
+            </w:tcBorders>
+            <w:shd w:fill="FFFFFF" w:val="clear"/>
+            <w:tcMar>
+              <w:top w:type="dxa" w:w="80"/>
+              <w:left w:type="dxa" w:w="120"/>
+              <w:bottom w:type="dxa" w:w="80"/>
+              <w:right w:type="dxa" w:w="120"/>
+            </w:tcMar>
+          </w:tcPr>
+          <w:p>
+            <w:r>
+              <w:rPr>
+                <w:b w:val="false"/>
+                <w:bCs w:val="false"/>
+                <w:color w:val="000000"/>
+                <w:sz w:val="20"/>
+                <w:szCs w:val="20"/>
+              </w:rPr>
+              <w:t xml:space="preserve">Pydantic schemas: submission, decision (packet/reason code/citation), review.</w:t>
+            </w:r>
+          </w:p>
+        </w:tc>
+      </w:tr>
+      <w:tr>
+        <w:trPr>
+          <w:cantSplit/>
+        </w:trPr>
+        <w:tc>
+          <w:tcPr>
+            <w:tcW w:type="dxa" w:w="2600"/>
+            <w:tcBorders>
+              <w:top w:val="single" w:color="CCCCCC" w:sz="1"/>
+              <w:left w:val="single" w:color="CCCCCC" w:sz="1"/>
+              <w:bottom w:val="single" w:color="CCCCCC" w:sz="1"/>
+              <w:right w:val="single" w:color="CCCCCC" w:sz="1"/>
+            </w:tcBorders>
+            <w:shd w:fill="EAF1F8" w:val="clear"/>
+            <w:tcMar>
+              <w:top w:type="dxa" w:w="80"/>
+              <w:left w:type="dxa" w:w="120"/>
+              <w:bottom w:type="dxa" w:w="80"/>
+              <w:right w:type="dxa" w:w="120"/>
+            </w:tcMar>
+          </w:tcPr>
+          <w:p>
+            <w:r>
+              <w:rPr>
+                <w:b/>
+                <w:bCs/>
+                <w:color w:val="000000"/>
+                <w:sz w:val="20"/>
+                <w:szCs w:val="20"/>
+              </w:rPr>
+              <w:t xml:space="preserve">app/db/</w:t>
+            </w:r>
+          </w:p>
+        </w:tc>
+        <w:tc>
+          <w:tcPr>
+            <w:tcW w:type="dxa" w:w="6760"/>
+            <w:tcBorders>
+              <w:top w:val="single" w:color="CCCCCC" w:sz="1"/>
+              <w:left w:val="single" w:color="CCCCCC" w:sz="1"/>
+              <w:bottom w:val="single" w:color="CCCCCC" w:sz="1"/>
+              <w:right w:val="single" w:color="CCCCCC" w:sz="1"/>
+            </w:tcBorders>
+            <w:shd w:fill="EAF1F8" w:val="clear"/>
+            <w:tcMar>
+              <w:top w:type="dxa" w:w="80"/>
+              <w:left w:type="dxa" w:w="120"/>
+              <w:bottom w:type="dxa" w:w="80"/>
+              <w:right w:type="dxa" w:w="120"/>
+            </w:tcMar>
+          </w:tcPr>
+          <w:p>
+            <w:r>
+              <w:rPr>
+                <w:b w:val="false"/>
+                <w:bCs w:val="false"/>
+                <w:color w:val="000000"/>
+                <w:sz w:val="20"/>
+                <w:szCs w:val="20"/>
+              </w:rPr>
+              <w:t xml:space="preserve">SQLite connection + schema: runs, audit_events, decision_packets, review_tasks.</w:t>
+            </w:r>
+          </w:p>
+        </w:tc>
+      </w:tr>
+      <w:tr>
+        <w:trPr>
+          <w:cantSplit/>
+        </w:trPr>
+        <w:tc>
+          <w:tcPr>
+            <w:tcW w:type="dxa" w:w="2600"/>
+            <w:tcBorders>
+              <w:top w:val="single" w:color="CCCCCC" w:sz="1"/>
+              <w:left w:val="single" w:color="CCCCCC" w:sz="1"/>
+              <w:bottom w:val="single" w:color="CCCCCC" w:sz="1"/>
+              <w:right w:val="single" w:color="CCCCCC" w:sz="1"/>
+            </w:tcBorders>
+            <w:shd w:fill="FFFFFF" w:val="clear"/>
+            <w:tcMar>
+              <w:top w:type="dxa" w:w="80"/>
+              <w:left w:type="dxa" w:w="120"/>
+              <w:bottom w:type="dxa" w:w="80"/>
+              <w:right w:type="dxa" w:w="120"/>
+            </w:tcMar>
+          </w:tcPr>
+          <w:p>
+            <w:r>
+              <w:rPr>
+                <w:b/>
+                <w:bCs/>
+                <w:color w:val="000000"/>
+                <w:sz w:val="20"/>
+                <w:szCs w:val="20"/>
+              </w:rPr>
+              <w:t xml:space="preserve">app/llm/</w:t>
+            </w:r>
+          </w:p>
+        </w:tc>
+        <w:tc>
+          <w:tcPr>
+            <w:tcW w:type="dxa" w:w="6760"/>
+            <w:tcBorders>
+              <w:top w:val="single" w:color="CCCCCC" w:sz="1"/>
+              <w:left w:val="single" w:color="CCCCCC" w:sz="1"/>
+              <w:bottom w:val="single" w:color="CCCCCC" w:sz="1"/>
+              <w:right w:val="single" w:color="CCCCCC" w:sz="1"/>
+            </w:tcBorders>
+            <w:shd w:fill="FFFFFF" w:val="clear"/>
+            <w:tcMar>
+              <w:top w:type="dxa" w:w="80"/>
+              <w:left w:type="dxa" w:w="120"/>
+              <w:bottom w:type="dxa" w:w="80"/>
+              <w:right w:type="dxa" w:w="120"/>
+            </w:tcMar>
+          </w:tcPr>
+          <w:p>
+            <w:r>
+              <w:rPr>
+                <w:b w:val="false"/>
+                <w:bCs w:val="false"/>
+                <w:color w:val="000000"/>
+                <w:sz w:val="20"/>
+                <w:szCs w:val="20"/>
+              </w:rPr>
+              <w:t xml:space="preserve">Provider factory — the single model-selection point (anthropic / openai / nebius).</w:t>
+            </w:r>
+          </w:p>
+        </w:tc>
+      </w:tr>
+      <w:tr>
+        <w:trPr>
+          <w:cantSplit/>
+        </w:trPr>
+        <w:tc>
+          <w:tcPr>
+            <w:tcW w:type="dxa" w:w="2600"/>
+            <w:tcBorders>
+              <w:top w:val="single" w:color="CCCCCC" w:sz="1"/>
+              <w:left w:val="single" w:color="CCCCCC" w:sz="1"/>
+              <w:bottom w:val="single" w:color="CCCCCC" w:sz="1"/>
+              <w:right w:val="single" w:color="CCCCCC" w:sz="1"/>
+            </w:tcBorders>
+            <w:shd w:fill="EAF1F8" w:val="clear"/>
+            <w:tcMar>
+              <w:top w:type="dxa" w:w="80"/>
+              <w:left w:type="dxa" w:w="120"/>
+              <w:bottom w:type="dxa" w:w="80"/>
+              <w:right w:type="dxa" w:w="120"/>
+            </w:tcMar>
+          </w:tcPr>
+          <w:p>
+            <w:r>
+              <w:rPr>
+                <w:b/>
+                <w:bCs/>
+                <w:color w:val="000000"/>
+                <w:sz w:val="20"/>
+                <w:szCs w:val="20"/>
+              </w:rPr>
+              <w:t xml:space="preserve">corpus/</w:t>
+            </w:r>
+          </w:p>
+        </w:tc>
+        <w:tc>
+          <w:tcPr>
+            <w:tcW w:type="dxa" w:w="6760"/>
+            <w:tcBorders>
+              <w:top w:val="single" w:color="CCCCCC" w:sz="1"/>
+              <w:left w:val="single" w:color="CCCCCC" w:sz="1"/>
+              <w:bottom w:val="single" w:color="CCCCCC" w:sz="1"/>
+              <w:right w:val="single" w:color="CCCCCC" w:sz="1"/>
+            </w:tcBorders>
+            <w:shd w:fill="EAF1F8" w:val="clear"/>
+            <w:tcMar>
+              <w:top w:type="dxa" w:w="80"/>
+              <w:left w:type="dxa" w:w="120"/>
+              <w:bottom w:type="dxa" w:w="80"/>
+              <w:right w:type="dxa" w:w="120"/>
+            </w:tcMar>
+          </w:tcPr>
+          <w:p>
+            <w:r>
+              <w:rPr>
+                <w:b w:val="false"/>
+                <w:bCs w:val="false"/>
+                <w:color w:val="000000"/>
+                <w:sz w:val="20"/>
+                <w:szCs w:val="20"/>
+              </w:rPr>
+              <w:t xml:space="preserve">Five synthetic HO3 guideline Markdown documents.</w:t>
+            </w:r>
+          </w:p>
+        </w:tc>
+      </w:tr>
+      <w:tr>
+        <w:trPr>
+          <w:cantSplit/>
+        </w:trPr>
+        <w:tc>
+          <w:tcPr>
+            <w:tcW w:type="dxa" w:w="2600"/>
+            <w:tcBorders>
+              <w:top w:val="single" w:color="CCCCCC" w:sz="1"/>
+              <w:left w:val="single" w:color="CCCCCC" w:sz="1"/>
+              <w:bottom w:val="single" w:color="CCCCCC" w:sz="1"/>
+              <w:right w:val="single" w:color="CCCCCC" w:sz="1"/>
+            </w:tcBorders>
+            <w:shd w:fill="FFFFFF" w:val="clear"/>
+            <w:tcMar>
+              <w:top w:type="dxa" w:w="80"/>
+              <w:left w:type="dxa" w:w="120"/>
+              <w:bottom w:type="dxa" w:w="80"/>
+              <w:right w:type="dxa" w:w="120"/>
+            </w:tcMar>
+          </w:tcPr>
+          <w:p>
+            <w:r>
+              <w:rPr>
+                <w:b/>
+                <w:bCs/>
+                <w:color w:val="000000"/>
+                <w:sz w:val="20"/>
+                <w:szCs w:val="20"/>
+              </w:rPr>
+              <w:t xml:space="preserve">evals/</w:t>
+            </w:r>
+          </w:p>
+        </w:tc>
+        <w:tc>
+          <w:tcPr>
+            <w:tcW w:type="dxa" w:w="6760"/>
+            <w:tcBorders>
+              <w:top w:val="single" w:color="CCCCCC" w:sz="1"/>
+              <w:left w:val="single" w:color="CCCCCC" w:sz="1"/>
+              <w:bottom w:val="single" w:color="CCCCCC" w:sz="1"/>
+              <w:right w:val="single" w:color="CCCCCC" w:sz="1"/>
+            </w:tcBorders>
+            <w:shd w:fill="FFFFFF" w:val="clear"/>
+            <w:tcMar>
+              <w:top w:type="dxa" w:w="80"/>
+              <w:left w:type="dxa" w:w="120"/>
+              <w:bottom w:type="dxa" w:w="80"/>
+              <w:right w:type="dxa" w:w="120"/>
+            </w:tcMar>
+          </w:tcPr>
+          <w:p>
+            <w:r>
+              <w:rPr>
+                <w:b w:val="false"/>
+                <w:bCs w:val="false"/>
+                <w:color w:val="000000"/>
+                <w:sz w:val="20"/>
+                <w:szCs w:val="20"/>
+              </w:rPr>
+              <w:t xml:space="preserve">Labeled dataset + scoring harness (run_evals.py).</w:t>
+            </w:r>
+          </w:p>
+        </w:tc>
+      </w:tr>
+      <w:tr>
+        <w:trPr>
+          <w:cantSplit/>
+        </w:trPr>
+        <w:tc>
+          <w:tcPr>
+            <w:tcW w:type="dxa" w:w="2600"/>
+            <w:tcBorders>
+              <w:top w:val="single" w:color="CCCCCC" w:sz="1"/>
+              <w:left w:val="single" w:color="CCCCCC" w:sz="1"/>
+              <w:bottom w:val="single" w:color="CCCCCC" w:sz="1"/>
+              <w:right w:val="single" w:color="CCCCCC" w:sz="1"/>
+            </w:tcBorders>
+            <w:shd w:fill="EAF1F8" w:val="clear"/>
+            <w:tcMar>
+              <w:top w:type="dxa" w:w="80"/>
+              <w:left w:type="dxa" w:w="120"/>
+              <w:bottom w:type="dxa" w:w="80"/>
+              <w:right w:type="dxa" w:w="120"/>
+            </w:tcMar>
+          </w:tcPr>
+          <w:p>
+            <w:r>
+              <w:rPr>
+                <w:b/>
+                <w:bCs/>
+                <w:color w:val="000000"/>
+                <w:sz w:val="20"/>
+                <w:szCs w:val="20"/>
+              </w:rPr>
+              <w:t xml:space="preserve">tests/</w:t>
+            </w:r>
+          </w:p>
+        </w:tc>
+        <w:tc>
+          <w:tcPr>
+            <w:tcW w:type="dxa" w:w="6760"/>
+            <w:tcBorders>
+              <w:top w:val="single" w:color="CCCCCC" w:sz="1"/>
+              <w:left w:val="single" w:color="CCCCCC" w:sz="1"/>
+              <w:bottom w:val="single" w:color="CCCCCC" w:sz="1"/>
+              <w:right w:val="single" w:color="CCCCCC" w:sz="1"/>
+            </w:tcBorders>
+            <w:shd w:fill="EAF1F8" w:val="clear"/>
+            <w:tcMar>
+              <w:top w:type="dxa" w:w="80"/>
+              <w:left w:type="dxa" w:w="120"/>
+              <w:bottom w:type="dxa" w:w="80"/>
+              <w:right w:type="dxa" w:w="120"/>
+            </w:tcMar>
+          </w:tcPr>
+          <w:p>
+            <w:r>
+              <w:rPr>
+                <w:b w:val="false"/>
+                <w:bCs w:val="false"/>
+                <w:color w:val="000000"/>
+                <w:sz w:val="20"/>
+                <w:szCs w:val="20"/>
+              </w:rPr>
+              <w:t xml:space="preserve">Unit (rules, rating, state) + integration (full graph, API).</w:t>
+            </w:r>
+          </w:p>
+        </w:tc>
+      </w:tr>
+      <w:tr>
+        <w:trPr>
+          <w:cantSplit/>
+        </w:trPr>
+        <w:tc>
+          <w:tcPr>
+            <w:tcW w:type="dxa" w:w="2600"/>
+            <w:tcBorders>
+              <w:top w:val="single" w:color="CCCCCC" w:sz="1"/>
+              <w:left w:val="single" w:color="CCCCCC" w:sz="1"/>
+              <w:bottom w:val="single" w:color="CCCCCC" w:sz="1"/>
+              <w:right w:val="single" w:color="CCCCCC" w:sz="1"/>
+            </w:tcBorders>
+            <w:shd w:fill="FFFFFF" w:val="clear"/>
+            <w:tcMar>
+              <w:top w:type="dxa" w:w="80"/>
+              <w:left w:type="dxa" w:w="120"/>
+              <w:bottom w:type="dxa" w:w="80"/>
+              <w:right w:type="dxa" w:w="120"/>
+            </w:tcMar>
+          </w:tcPr>
+          <w:p>
+            <w:r>
+              <w:rPr>
+                <w:b/>
+                <w:bCs/>
+                <w:color w:val="000000"/>
+                <w:sz w:val="20"/>
+                <w:szCs w:val="20"/>
+              </w:rPr>
+              <w:t xml:space="preserve">streamlit_app.py</w:t>
+            </w:r>
+          </w:p>
+        </w:tc>
+        <w:tc>
+          <w:tcPr>
+            <w:tcW w:type="dxa" w:w="6760"/>
+            <w:tcBorders>
+              <w:top w:val="single" w:color="CCCCCC" w:sz="1"/>
+              <w:left w:val="single" w:color="CCCCCC" w:sz="1"/>
+              <w:bottom w:val="single" w:color="CCCCCC" w:sz="1"/>
+              <w:right w:val="single" w:color="CCCCCC" w:sz="1"/>
+            </w:tcBorders>
+            <w:shd w:fill="FFFFFF" w:val="clear"/>
+            <w:tcMar>
+              <w:top w:type="dxa" w:w="80"/>
+              <w:left w:type="dxa" w:w="120"/>
+              <w:bottom w:type="dxa" w:w="80"/>
+              <w:right w:type="dxa" w:w="120"/>
+            </w:tcMar>
+          </w:tcPr>
+          <w:p>
+            <w:r>
+              <w:rPr>
+                <w:b w:val="false"/>
+                <w:bCs w:val="false"/>
+                <w:color w:val="000000"/>
+                <w:sz w:val="20"/>
+                <w:szCs w:val="20"/>
+              </w:rPr>
+              <w:t xml:space="preserve">Streamlit UI calling the API via httpx.</w:t>
+            </w:r>
+          </w:p>
+        </w:tc>
+      </w:tr>
+    </w:tbl>
+    <w:p>
+      <w:pPr>
+        <w:pStyle w:val="Heading2"/>
+      </w:pPr>
+      <w:r>
+        <w:t xml:space="preserve">3.4 Technology Stack</w:t>
       </w:r>
     </w:p>
     <w:p>
@@ -1449,14 +2941,711 @@
         <w:pStyle w:val="Heading1"/>
       </w:pPr>
       <w:r>
-        <w:t xml:space="preserve">4. Datasets Used</w:t>
-      </w:r>
-    </w:p>
+        <w:t xml:space="preserve">4. Setup &amp; Running</w:t>
+      </w:r>
+    </w:p>
+    <w:p>
+      <w:pPr>
+        <w:pStyle w:val="Heading2"/>
+      </w:pPr>
+      <w:r>
+        <w:t xml:space="preserve">4.1 Installation</w:t>
+      </w:r>
+    </w:p>
+    <w:p>
+      <w:pPr>
+        <w:pStyle w:val="ListParagraph"/>
+        <w:numPr>
+          <w:ilvl w:val="0"/>
+          <w:numId w:val="2"/>
+        </w:numPr>
+        <w:spacing w:after="60" w:line="276"/>
+      </w:pPr>
+      <w:r>
+        <w:t xml:space="preserve">Python 3.13.</w:t>
+      </w:r>
+    </w:p>
+    <w:p>
+      <w:pPr>
+        <w:pStyle w:val="ListParagraph"/>
+        <w:numPr>
+          <w:ilvl w:val="0"/>
+          <w:numId w:val="2"/>
+        </w:numPr>
+        <w:spacing w:after="60" w:line="276"/>
+      </w:pPr>
+      <w:r>
+        <w:t xml:space="preserve">One provider key: ANTHROPIC_API_KEY (default) or NEBIUS_API_KEY (Nebius Token Factory — https://studio.nebius.com).</w:t>
+      </w:r>
+    </w:p>
+    <w:p>
+      <w:pPr>
+        <w:pBdr>
+          <w:left w:val="single" w:color="BBBBBB" w:sz="12" w:space="6"/>
+        </w:pBdr>
+        <w:shd w:fill="F4F4F4" w:val="clear"/>
+        <w:spacing w:after="40" w:before="40"/>
+      </w:pPr>
+      <w:r>
+        <w:rPr>
+          <w:rFonts w:ascii="Courier New" w:cs="Courier New" w:eastAsia="Courier New" w:hAnsi="Courier New"/>
+          <w:sz w:val="18"/>
+          <w:szCs w:val="18"/>
+        </w:rPr>
+        <w:t xml:space="preserve">python -m venv .venv &amp;&amp; source .venv/bin/activate</w:t>
+      </w:r>
+    </w:p>
+    <w:p>
+      <w:pPr>
+        <w:pBdr>
+          <w:left w:val="single" w:color="BBBBBB" w:sz="12" w:space="6"/>
+        </w:pBdr>
+        <w:shd w:fill="F4F4F4" w:val="clear"/>
+        <w:spacing w:after="40" w:before="40"/>
+      </w:pPr>
+      <w:r>
+        <w:rPr>
+          <w:rFonts w:ascii="Courier New" w:cs="Courier New" w:eastAsia="Courier New" w:hAnsi="Courier New"/>
+          <w:sz w:val="18"/>
+          <w:szCs w:val="18"/>
+        </w:rPr>
+        <w:t xml:space="preserve">pip install -r requirements.txt</w:t>
+      </w:r>
+    </w:p>
+    <w:p>
+      <w:pPr>
+        <w:pBdr>
+          <w:left w:val="single" w:color="BBBBBB" w:sz="12" w:space="6"/>
+        </w:pBdr>
+        <w:shd w:fill="F4F4F4" w:val="clear"/>
+        <w:spacing w:after="40" w:before="40"/>
+      </w:pPr>
+      <w:r>
+        <w:rPr>
+          <w:rFonts w:ascii="Courier New" w:cs="Courier New" w:eastAsia="Courier New" w:hAnsi="Courier New"/>
+          <w:sz w:val="18"/>
+          <w:szCs w:val="18"/>
+        </w:rPr>
+        <w:t xml:space="preserve">cp .env.example .env   # set LLM_PROVIDER and the matching API key</w:t>
+      </w:r>
+    </w:p>
+    <w:p>
+      <w:pPr>
+        <w:pStyle w:val="Heading2"/>
+      </w:pPr>
+      <w:r>
+        <w:t xml:space="preserve">4.2 Run Order</w:t>
+      </w:r>
+    </w:p>
+    <w:tbl>
+      <w:tblPr>
+        <w:tblW w:type="dxa" w:w="9360"/>
+        <w:tblBorders>
+          <w:top w:val="single" w:color="auto" w:sz="4"/>
+          <w:left w:val="single" w:color="auto" w:sz="4"/>
+          <w:bottom w:val="single" w:color="auto" w:sz="4"/>
+          <w:right w:val="single" w:color="auto" w:sz="4"/>
+          <w:insideH w:val="single" w:color="auto" w:sz="4"/>
+          <w:insideV w:val="single" w:color="auto" w:sz="4"/>
+        </w:tblBorders>
+      </w:tblPr>
+      <w:tblGrid>
+        <w:gridCol w:w="900"/>
+        <w:gridCol w:w="3900"/>
+        <w:gridCol w:w="4560"/>
+      </w:tblGrid>
+      <w:tr>
+        <w:trPr>
+          <w:tblHeader/>
+        </w:trPr>
+        <w:tc>
+          <w:tcPr>
+            <w:tcW w:type="dxa" w:w="900"/>
+            <w:tcBorders>
+              <w:top w:val="single" w:color="CCCCCC" w:sz="1"/>
+              <w:left w:val="single" w:color="CCCCCC" w:sz="1"/>
+              <w:bottom w:val="single" w:color="CCCCCC" w:sz="1"/>
+              <w:right w:val="single" w:color="CCCCCC" w:sz="1"/>
+            </w:tcBorders>
+            <w:shd w:fill="1F4E79" w:val="clear"/>
+            <w:tcMar>
+              <w:top w:type="dxa" w:w="80"/>
+              <w:left w:type="dxa" w:w="120"/>
+              <w:bottom w:type="dxa" w:w="80"/>
+              <w:right w:type="dxa" w:w="120"/>
+            </w:tcMar>
+          </w:tcPr>
+          <w:p>
+            <w:r>
+              <w:rPr>
+                <w:b/>
+                <w:bCs/>
+                <w:color w:val="FFFFFF"/>
+                <w:sz w:val="20"/>
+                <w:szCs w:val="20"/>
+              </w:rPr>
+              <w:t xml:space="preserve">Step</w:t>
+            </w:r>
+          </w:p>
+        </w:tc>
+        <w:tc>
+          <w:tcPr>
+            <w:tcW w:type="dxa" w:w="3900"/>
+            <w:tcBorders>
+              <w:top w:val="single" w:color="CCCCCC" w:sz="1"/>
+              <w:left w:val="single" w:color="CCCCCC" w:sz="1"/>
+              <w:bottom w:val="single" w:color="CCCCCC" w:sz="1"/>
+              <w:right w:val="single" w:color="CCCCCC" w:sz="1"/>
+            </w:tcBorders>
+            <w:shd w:fill="1F4E79" w:val="clear"/>
+            <w:tcMar>
+              <w:top w:type="dxa" w:w="80"/>
+              <w:left w:type="dxa" w:w="120"/>
+              <w:bottom w:type="dxa" w:w="80"/>
+              <w:right w:type="dxa" w:w="120"/>
+            </w:tcMar>
+          </w:tcPr>
+          <w:p>
+            <w:r>
+              <w:rPr>
+                <w:b/>
+                <w:bCs/>
+                <w:color w:val="FFFFFF"/>
+                <w:sz w:val="20"/>
+                <w:szCs w:val="20"/>
+              </w:rPr>
+              <w:t xml:space="preserve">Command</w:t>
+            </w:r>
+          </w:p>
+        </w:tc>
+        <w:tc>
+          <w:tcPr>
+            <w:tcW w:type="dxa" w:w="4560"/>
+            <w:tcBorders>
+              <w:top w:val="single" w:color="CCCCCC" w:sz="1"/>
+              <w:left w:val="single" w:color="CCCCCC" w:sz="1"/>
+              <w:bottom w:val="single" w:color="CCCCCC" w:sz="1"/>
+              <w:right w:val="single" w:color="CCCCCC" w:sz="1"/>
+            </w:tcBorders>
+            <w:shd w:fill="1F4E79" w:val="clear"/>
+            <w:tcMar>
+              <w:top w:type="dxa" w:w="80"/>
+              <w:left w:type="dxa" w:w="120"/>
+              <w:bottom w:type="dxa" w:w="80"/>
+              <w:right w:type="dxa" w:w="120"/>
+            </w:tcMar>
+          </w:tcPr>
+          <w:p>
+            <w:r>
+              <w:rPr>
+                <w:b/>
+                <w:bCs/>
+                <w:color w:val="FFFFFF"/>
+                <w:sz w:val="20"/>
+                <w:szCs w:val="20"/>
+              </w:rPr>
+              <w:t xml:space="preserve">What it does</w:t>
+            </w:r>
+          </w:p>
+        </w:tc>
+      </w:tr>
+      <w:tr>
+        <w:trPr>
+          <w:cantSplit/>
+        </w:trPr>
+        <w:tc>
+          <w:tcPr>
+            <w:tcW w:type="dxa" w:w="900"/>
+            <w:tcBorders>
+              <w:top w:val="single" w:color="CCCCCC" w:sz="1"/>
+              <w:left w:val="single" w:color="CCCCCC" w:sz="1"/>
+              <w:bottom w:val="single" w:color="CCCCCC" w:sz="1"/>
+              <w:right w:val="single" w:color="CCCCCC" w:sz="1"/>
+            </w:tcBorders>
+            <w:shd w:fill="FFFFFF" w:val="clear"/>
+            <w:tcMar>
+              <w:top w:type="dxa" w:w="80"/>
+              <w:left w:type="dxa" w:w="120"/>
+              <w:bottom w:type="dxa" w:w="80"/>
+              <w:right w:type="dxa" w:w="120"/>
+            </w:tcMar>
+          </w:tcPr>
+          <w:p>
+            <w:r>
+              <w:rPr>
+                <w:b/>
+                <w:bCs/>
+                <w:color w:val="000000"/>
+                <w:sz w:val="20"/>
+                <w:szCs w:val="20"/>
+              </w:rPr>
+              <w:t xml:space="preserve">1</w:t>
+            </w:r>
+          </w:p>
+        </w:tc>
+        <w:tc>
+          <w:tcPr>
+            <w:tcW w:type="dxa" w:w="3900"/>
+            <w:tcBorders>
+              <w:top w:val="single" w:color="CCCCCC" w:sz="1"/>
+              <w:left w:val="single" w:color="CCCCCC" w:sz="1"/>
+              <w:bottom w:val="single" w:color="CCCCCC" w:sz="1"/>
+              <w:right w:val="single" w:color="CCCCCC" w:sz="1"/>
+            </w:tcBorders>
+            <w:shd w:fill="FFFFFF" w:val="clear"/>
+            <w:tcMar>
+              <w:top w:type="dxa" w:w="80"/>
+              <w:left w:type="dxa" w:w="120"/>
+              <w:bottom w:type="dxa" w:w="80"/>
+              <w:right w:type="dxa" w:w="120"/>
+            </w:tcMar>
+          </w:tcPr>
+          <w:p>
+            <w:r>
+              <w:rPr>
+                <w:b w:val="false"/>
+                <w:bCs w:val="false"/>
+                <w:color w:val="000000"/>
+                <w:sz w:val="20"/>
+                <w:szCs w:val="20"/>
+              </w:rPr>
+              <w:t xml:space="preserve">python scripts/ingest_corpus.py</w:t>
+            </w:r>
+          </w:p>
+        </w:tc>
+        <w:tc>
+          <w:tcPr>
+            <w:tcW w:type="dxa" w:w="4560"/>
+            <w:tcBorders>
+              <w:top w:val="single" w:color="CCCCCC" w:sz="1"/>
+              <w:left w:val="single" w:color="CCCCCC" w:sz="1"/>
+              <w:bottom w:val="single" w:color="CCCCCC" w:sz="1"/>
+              <w:right w:val="single" w:color="CCCCCC" w:sz="1"/>
+            </w:tcBorders>
+            <w:shd w:fill="FFFFFF" w:val="clear"/>
+            <w:tcMar>
+              <w:top w:type="dxa" w:w="80"/>
+              <w:left w:type="dxa" w:w="120"/>
+              <w:bottom w:type="dxa" w:w="80"/>
+              <w:right w:type="dxa" w:w="120"/>
+            </w:tcMar>
+          </w:tcPr>
+          <w:p>
+            <w:r>
+              <w:rPr>
+                <w:b w:val="false"/>
+                <w:bCs w:val="false"/>
+                <w:color w:val="000000"/>
+                <w:sz w:val="20"/>
+                <w:szCs w:val="20"/>
+              </w:rPr>
+              <w:t xml:space="preserve">Build BM25 + Chroma retrieval indexes from corpus/.</w:t>
+            </w:r>
+          </w:p>
+        </w:tc>
+      </w:tr>
+      <w:tr>
+        <w:trPr>
+          <w:cantSplit/>
+        </w:trPr>
+        <w:tc>
+          <w:tcPr>
+            <w:tcW w:type="dxa" w:w="900"/>
+            <w:tcBorders>
+              <w:top w:val="single" w:color="CCCCCC" w:sz="1"/>
+              <w:left w:val="single" w:color="CCCCCC" w:sz="1"/>
+              <w:bottom w:val="single" w:color="CCCCCC" w:sz="1"/>
+              <w:right w:val="single" w:color="CCCCCC" w:sz="1"/>
+            </w:tcBorders>
+            <w:shd w:fill="EAF1F8" w:val="clear"/>
+            <w:tcMar>
+              <w:top w:type="dxa" w:w="80"/>
+              <w:left w:type="dxa" w:w="120"/>
+              <w:bottom w:type="dxa" w:w="80"/>
+              <w:right w:type="dxa" w:w="120"/>
+            </w:tcMar>
+          </w:tcPr>
+          <w:p>
+            <w:r>
+              <w:rPr>
+                <w:b/>
+                <w:bCs/>
+                <w:color w:val="000000"/>
+                <w:sz w:val="20"/>
+                <w:szCs w:val="20"/>
+              </w:rPr>
+              <w:t xml:space="preserve">2</w:t>
+            </w:r>
+          </w:p>
+        </w:tc>
+        <w:tc>
+          <w:tcPr>
+            <w:tcW w:type="dxa" w:w="3900"/>
+            <w:tcBorders>
+              <w:top w:val="single" w:color="CCCCCC" w:sz="1"/>
+              <w:left w:val="single" w:color="CCCCCC" w:sz="1"/>
+              <w:bottom w:val="single" w:color="CCCCCC" w:sz="1"/>
+              <w:right w:val="single" w:color="CCCCCC" w:sz="1"/>
+            </w:tcBorders>
+            <w:shd w:fill="EAF1F8" w:val="clear"/>
+            <w:tcMar>
+              <w:top w:type="dxa" w:w="80"/>
+              <w:left w:type="dxa" w:w="120"/>
+              <w:bottom w:type="dxa" w:w="80"/>
+              <w:right w:type="dxa" w:w="120"/>
+            </w:tcMar>
+          </w:tcPr>
+          <w:p>
+            <w:r>
+              <w:rPr>
+                <w:b w:val="false"/>
+                <w:bCs w:val="false"/>
+                <w:color w:val="000000"/>
+                <w:sz w:val="20"/>
+                <w:szCs w:val="20"/>
+              </w:rPr>
+              <w:t xml:space="preserve">uvicorn app.api.main:app --reload</w:t>
+            </w:r>
+          </w:p>
+        </w:tc>
+        <w:tc>
+          <w:tcPr>
+            <w:tcW w:type="dxa" w:w="4560"/>
+            <w:tcBorders>
+              <w:top w:val="single" w:color="CCCCCC" w:sz="1"/>
+              <w:left w:val="single" w:color="CCCCCC" w:sz="1"/>
+              <w:bottom w:val="single" w:color="CCCCCC" w:sz="1"/>
+              <w:right w:val="single" w:color="CCCCCC" w:sz="1"/>
+            </w:tcBorders>
+            <w:shd w:fill="EAF1F8" w:val="clear"/>
+            <w:tcMar>
+              <w:top w:type="dxa" w:w="80"/>
+              <w:left w:type="dxa" w:w="120"/>
+              <w:bottom w:type="dxa" w:w="80"/>
+              <w:right w:type="dxa" w:w="120"/>
+            </w:tcMar>
+          </w:tcPr>
+          <w:p>
+            <w:r>
+              <w:rPr>
+                <w:b w:val="false"/>
+                <w:bCs w:val="false"/>
+                <w:color w:val="000000"/>
+                <w:sz w:val="20"/>
+                <w:szCs w:val="20"/>
+              </w:rPr>
+              <w:t xml:space="preserve">Start the FastAPI backend (quote intake, runs, answers, reviews).</w:t>
+            </w:r>
+          </w:p>
+        </w:tc>
+      </w:tr>
+      <w:tr>
+        <w:trPr>
+          <w:cantSplit/>
+        </w:trPr>
+        <w:tc>
+          <w:tcPr>
+            <w:tcW w:type="dxa" w:w="900"/>
+            <w:tcBorders>
+              <w:top w:val="single" w:color="CCCCCC" w:sz="1"/>
+              <w:left w:val="single" w:color="CCCCCC" w:sz="1"/>
+              <w:bottom w:val="single" w:color="CCCCCC" w:sz="1"/>
+              <w:right w:val="single" w:color="CCCCCC" w:sz="1"/>
+            </w:tcBorders>
+            <w:shd w:fill="FFFFFF" w:val="clear"/>
+            <w:tcMar>
+              <w:top w:type="dxa" w:w="80"/>
+              <w:left w:type="dxa" w:w="120"/>
+              <w:bottom w:type="dxa" w:w="80"/>
+              <w:right w:type="dxa" w:w="120"/>
+            </w:tcMar>
+          </w:tcPr>
+          <w:p>
+            <w:r>
+              <w:rPr>
+                <w:b/>
+                <w:bCs/>
+                <w:color w:val="000000"/>
+                <w:sz w:val="20"/>
+                <w:szCs w:val="20"/>
+              </w:rPr>
+              <w:t xml:space="preserve">3</w:t>
+            </w:r>
+          </w:p>
+        </w:tc>
+        <w:tc>
+          <w:tcPr>
+            <w:tcW w:type="dxa" w:w="3900"/>
+            <w:tcBorders>
+              <w:top w:val="single" w:color="CCCCCC" w:sz="1"/>
+              <w:left w:val="single" w:color="CCCCCC" w:sz="1"/>
+              <w:bottom w:val="single" w:color="CCCCCC" w:sz="1"/>
+              <w:right w:val="single" w:color="CCCCCC" w:sz="1"/>
+            </w:tcBorders>
+            <w:shd w:fill="FFFFFF" w:val="clear"/>
+            <w:tcMar>
+              <w:top w:type="dxa" w:w="80"/>
+              <w:left w:type="dxa" w:w="120"/>
+              <w:bottom w:type="dxa" w:w="80"/>
+              <w:right w:type="dxa" w:w="120"/>
+            </w:tcMar>
+          </w:tcPr>
+          <w:p>
+            <w:r>
+              <w:rPr>
+                <w:b w:val="false"/>
+                <w:bCs w:val="false"/>
+                <w:color w:val="000000"/>
+                <w:sz w:val="20"/>
+                <w:szCs w:val="20"/>
+              </w:rPr>
+              <w:t xml:space="preserve">streamlit run streamlit_app.py</w:t>
+            </w:r>
+          </w:p>
+        </w:tc>
+        <w:tc>
+          <w:tcPr>
+            <w:tcW w:type="dxa" w:w="4560"/>
+            <w:tcBorders>
+              <w:top w:val="single" w:color="CCCCCC" w:sz="1"/>
+              <w:left w:val="single" w:color="CCCCCC" w:sz="1"/>
+              <w:bottom w:val="single" w:color="CCCCCC" w:sz="1"/>
+              <w:right w:val="single" w:color="CCCCCC" w:sz="1"/>
+            </w:tcBorders>
+            <w:shd w:fill="FFFFFF" w:val="clear"/>
+            <w:tcMar>
+              <w:top w:type="dxa" w:w="80"/>
+              <w:left w:type="dxa" w:w="120"/>
+              <w:bottom w:type="dxa" w:w="80"/>
+              <w:right w:type="dxa" w:w="120"/>
+            </w:tcMar>
+          </w:tcPr>
+          <w:p>
+            <w:r>
+              <w:rPr>
+                <w:b w:val="false"/>
+                <w:bCs w:val="false"/>
+                <w:color w:val="000000"/>
+                <w:sz w:val="20"/>
+                <w:szCs w:val="20"/>
+              </w:rPr>
+              <w:t xml:space="preserve">Launch the interactive demo UI.</w:t>
+            </w:r>
+          </w:p>
+        </w:tc>
+      </w:tr>
+      <w:tr>
+        <w:trPr>
+          <w:cantSplit/>
+        </w:trPr>
+        <w:tc>
+          <w:tcPr>
+            <w:tcW w:type="dxa" w:w="900"/>
+            <w:tcBorders>
+              <w:top w:val="single" w:color="CCCCCC" w:sz="1"/>
+              <w:left w:val="single" w:color="CCCCCC" w:sz="1"/>
+              <w:bottom w:val="single" w:color="CCCCCC" w:sz="1"/>
+              <w:right w:val="single" w:color="CCCCCC" w:sz="1"/>
+            </w:tcBorders>
+            <w:shd w:fill="EAF1F8" w:val="clear"/>
+            <w:tcMar>
+              <w:top w:type="dxa" w:w="80"/>
+              <w:left w:type="dxa" w:w="120"/>
+              <w:bottom w:type="dxa" w:w="80"/>
+              <w:right w:type="dxa" w:w="120"/>
+            </w:tcMar>
+          </w:tcPr>
+          <w:p>
+            <w:r>
+              <w:rPr>
+                <w:b/>
+                <w:bCs/>
+                <w:color w:val="000000"/>
+                <w:sz w:val="20"/>
+                <w:szCs w:val="20"/>
+              </w:rPr>
+              <w:t xml:space="preserve">4</w:t>
+            </w:r>
+          </w:p>
+        </w:tc>
+        <w:tc>
+          <w:tcPr>
+            <w:tcW w:type="dxa" w:w="3900"/>
+            <w:tcBorders>
+              <w:top w:val="single" w:color="CCCCCC" w:sz="1"/>
+              <w:left w:val="single" w:color="CCCCCC" w:sz="1"/>
+              <w:bottom w:val="single" w:color="CCCCCC" w:sz="1"/>
+              <w:right w:val="single" w:color="CCCCCC" w:sz="1"/>
+            </w:tcBorders>
+            <w:shd w:fill="EAF1F8" w:val="clear"/>
+            <w:tcMar>
+              <w:top w:type="dxa" w:w="80"/>
+              <w:left w:type="dxa" w:w="120"/>
+              <w:bottom w:type="dxa" w:w="80"/>
+              <w:right w:type="dxa" w:w="120"/>
+            </w:tcMar>
+          </w:tcPr>
+          <w:p>
+            <w:r>
+              <w:rPr>
+                <w:b w:val="false"/>
+                <w:bCs w:val="false"/>
+                <w:color w:val="000000"/>
+                <w:sz w:val="20"/>
+                <w:szCs w:val="20"/>
+              </w:rPr>
+              <w:t xml:space="preserve">pytest</w:t>
+            </w:r>
+          </w:p>
+        </w:tc>
+        <w:tc>
+          <w:tcPr>
+            <w:tcW w:type="dxa" w:w="4560"/>
+            <w:tcBorders>
+              <w:top w:val="single" w:color="CCCCCC" w:sz="1"/>
+              <w:left w:val="single" w:color="CCCCCC" w:sz="1"/>
+              <w:bottom w:val="single" w:color="CCCCCC" w:sz="1"/>
+              <w:right w:val="single" w:color="CCCCCC" w:sz="1"/>
+            </w:tcBorders>
+            <w:shd w:fill="EAF1F8" w:val="clear"/>
+            <w:tcMar>
+              <w:top w:type="dxa" w:w="80"/>
+              <w:left w:type="dxa" w:w="120"/>
+              <w:bottom w:type="dxa" w:w="80"/>
+              <w:right w:type="dxa" w:w="120"/>
+            </w:tcMar>
+          </w:tcPr>
+          <w:p>
+            <w:r>
+              <w:rPr>
+                <w:b w:val="false"/>
+                <w:bCs w:val="false"/>
+                <w:color w:val="000000"/>
+                <w:sz w:val="20"/>
+                <w:szCs w:val="20"/>
+              </w:rPr>
+              <w:t xml:space="preserve">Run the unit + integration suite (28 tests).</w:t>
+            </w:r>
+          </w:p>
+        </w:tc>
+      </w:tr>
+      <w:tr>
+        <w:trPr>
+          <w:cantSplit/>
+        </w:trPr>
+        <w:tc>
+          <w:tcPr>
+            <w:tcW w:type="dxa" w:w="900"/>
+            <w:tcBorders>
+              <w:top w:val="single" w:color="CCCCCC" w:sz="1"/>
+              <w:left w:val="single" w:color="CCCCCC" w:sz="1"/>
+              <w:bottom w:val="single" w:color="CCCCCC" w:sz="1"/>
+              <w:right w:val="single" w:color="CCCCCC" w:sz="1"/>
+            </w:tcBorders>
+            <w:shd w:fill="FFFFFF" w:val="clear"/>
+            <w:tcMar>
+              <w:top w:type="dxa" w:w="80"/>
+              <w:left w:type="dxa" w:w="120"/>
+              <w:bottom w:type="dxa" w:w="80"/>
+              <w:right w:type="dxa" w:w="120"/>
+            </w:tcMar>
+          </w:tcPr>
+          <w:p>
+            <w:r>
+              <w:rPr>
+                <w:b/>
+                <w:bCs/>
+                <w:color w:val="000000"/>
+                <w:sz w:val="20"/>
+                <w:szCs w:val="20"/>
+              </w:rPr>
+              <w:t xml:space="preserve">5</w:t>
+            </w:r>
+          </w:p>
+        </w:tc>
+        <w:tc>
+          <w:tcPr>
+            <w:tcW w:type="dxa" w:w="3900"/>
+            <w:tcBorders>
+              <w:top w:val="single" w:color="CCCCCC" w:sz="1"/>
+              <w:left w:val="single" w:color="CCCCCC" w:sz="1"/>
+              <w:bottom w:val="single" w:color="CCCCCC" w:sz="1"/>
+              <w:right w:val="single" w:color="CCCCCC" w:sz="1"/>
+            </w:tcBorders>
+            <w:shd w:fill="FFFFFF" w:val="clear"/>
+            <w:tcMar>
+              <w:top w:type="dxa" w:w="80"/>
+              <w:left w:type="dxa" w:w="120"/>
+              <w:bottom w:type="dxa" w:w="80"/>
+              <w:right w:type="dxa" w:w="120"/>
+            </w:tcMar>
+          </w:tcPr>
+          <w:p>
+            <w:r>
+              <w:rPr>
+                <w:b w:val="false"/>
+                <w:bCs w:val="false"/>
+                <w:color w:val="000000"/>
+                <w:sz w:val="20"/>
+                <w:szCs w:val="20"/>
+              </w:rPr>
+              <w:t xml:space="preserve">python evals/run_evals.py --report</w:t>
+            </w:r>
+          </w:p>
+        </w:tc>
+        <w:tc>
+          <w:tcPr>
+            <w:tcW w:type="dxa" w:w="4560"/>
+            <w:tcBorders>
+              <w:top w:val="single" w:color="CCCCCC" w:sz="1"/>
+              <w:left w:val="single" w:color="CCCCCC" w:sz="1"/>
+              <w:bottom w:val="single" w:color="CCCCCC" w:sz="1"/>
+              <w:right w:val="single" w:color="CCCCCC" w:sz="1"/>
+            </w:tcBorders>
+            <w:shd w:fill="FFFFFF" w:val="clear"/>
+            <w:tcMar>
+              <w:top w:type="dxa" w:w="80"/>
+              <w:left w:type="dxa" w:w="120"/>
+              <w:bottom w:type="dxa" w:w="80"/>
+              <w:right w:type="dxa" w:w="120"/>
+            </w:tcMar>
+          </w:tcPr>
+          <w:p>
+            <w:r>
+              <w:rPr>
+                <w:b w:val="false"/>
+                <w:bCs w:val="false"/>
+                <w:color w:val="000000"/>
+                <w:sz w:val="20"/>
+                <w:szCs w:val="20"/>
+              </w:rPr>
+              <w:t xml:space="preserve">Run the labeled eval set and write results JSON.</w:t>
+            </w:r>
+          </w:p>
+        </w:tc>
+      </w:tr>
+    </w:tbl>
     <w:p>
       <w:pPr>
         <w:spacing w:after="120" w:line="276"/>
       </w:pPr>
       <w:r>
+        <w:t xml:space="preserve">Switching providers is a one-line .env change (LLM_PROVIDER=nebius); no code edits are required. With LLM_PROVIDER=nebius and the Anthropic model names left in place, the factory automatically substitutes Nebius-hosted models.</w:t>
+      </w:r>
+    </w:p>
+    <w:p>
+      <w:pPr>
+        <w:pStyle w:val="Heading1"/>
+      </w:pPr>
+      <w:r>
+        <w:t xml:space="preserve">5. Datasets Used</w:t>
+      </w:r>
+    </w:p>
+    <w:p>
+      <w:pPr>
+        <w:spacing w:after="120" w:line="276"/>
+      </w:pPr>
+      <w:r>
         <w:t xml:space="preserve">Two synthetic datasets, both authored for this project. There is no real or proprietary data anywhere in the system.</w:t>
       </w:r>
     </w:p>
@@ -1465,7 +3654,7 @@
         <w:pStyle w:val="Heading2"/>
       </w:pPr>
       <w:r>
-        <w:t xml:space="preserve">4.1 Guideline corpus (retrieval source)</w:t>
+        <w:t xml:space="preserve">5.1 Guideline Corpus (retrieval source)</w:t>
       </w:r>
     </w:p>
     <w:p>
@@ -1505,7 +3694,7 @@
               <w:bottom w:val="single" w:color="CCCCCC" w:sz="1"/>
               <w:right w:val="single" w:color="CCCCCC" w:sz="1"/>
             </w:tcBorders>
-            <w:shd w:fill="1F3A5F" w:val="clear"/>
+            <w:shd w:fill="1F4E79" w:val="clear"/>
             <w:tcMar>
               <w:top w:type="dxa" w:w="80"/>
               <w:left w:type="dxa" w:w="120"/>
@@ -1535,7 +3724,7 @@
               <w:bottom w:val="single" w:color="CCCCCC" w:sz="1"/>
               <w:right w:val="single" w:color="CCCCCC" w:sz="1"/>
             </w:tcBorders>
-            <w:shd w:fill="1F3A5F" w:val="clear"/>
+            <w:shd w:fill="1F4E79" w:val="clear"/>
             <w:tcMar>
               <w:top w:type="dxa" w:w="80"/>
               <w:left w:type="dxa" w:w="120"/>
@@ -1635,7 +3824,7 @@
               <w:bottom w:val="single" w:color="CCCCCC" w:sz="1"/>
               <w:right w:val="single" w:color="CCCCCC" w:sz="1"/>
             </w:tcBorders>
-            <w:shd w:fill="EEF3F8" w:val="clear"/>
+            <w:shd w:fill="EAF1F8" w:val="clear"/>
             <w:tcMar>
               <w:top w:type="dxa" w:w="80"/>
               <w:left w:type="dxa" w:w="120"/>
@@ -1665,7 +3854,7 @@
               <w:bottom w:val="single" w:color="CCCCCC" w:sz="1"/>
               <w:right w:val="single" w:color="CCCCCC" w:sz="1"/>
             </w:tcBorders>
-            <w:shd w:fill="EEF3F8" w:val="clear"/>
+            <w:shd w:fill="EAF1F8" w:val="clear"/>
             <w:tcMar>
               <w:top w:type="dxa" w:w="80"/>
               <w:left w:type="dxa" w:w="120"/>
@@ -1765,7 +3954,7 @@
               <w:bottom w:val="single" w:color="CCCCCC" w:sz="1"/>
               <w:right w:val="single" w:color="CCCCCC" w:sz="1"/>
             </w:tcBorders>
-            <w:shd w:fill="EEF3F8" w:val="clear"/>
+            <w:shd w:fill="EAF1F8" w:val="clear"/>
             <w:tcMar>
               <w:top w:type="dxa" w:w="80"/>
               <w:left w:type="dxa" w:w="120"/>
@@ -1795,7 +3984,7 @@
               <w:bottom w:val="single" w:color="CCCCCC" w:sz="1"/>
               <w:right w:val="single" w:color="CCCCCC" w:sz="1"/>
             </w:tcBorders>
-            <w:shd w:fill="EEF3F8" w:val="clear"/>
+            <w:shd w:fill="EAF1F8" w:val="clear"/>
             <w:tcMar>
               <w:top w:type="dxa" w:w="80"/>
               <w:left w:type="dxa" w:w="120"/>
@@ -1888,7 +4077,7 @@
         <w:pStyle w:val="Heading2"/>
       </w:pPr>
       <w:r>
-        <w:t xml:space="preserve">4.2 Labeled evaluation set</w:t>
+        <w:t xml:space="preserve">5.2 Labeled Evaluation Set</w:t>
       </w:r>
     </w:p>
     <w:p>
@@ -1929,7 +4118,7 @@
               <w:bottom w:val="single" w:color="CCCCCC" w:sz="1"/>
               <w:right w:val="single" w:color="CCCCCC" w:sz="1"/>
             </w:tcBorders>
-            <w:shd w:fill="1F3A5F" w:val="clear"/>
+            <w:shd w:fill="1F4E79" w:val="clear"/>
             <w:tcMar>
               <w:top w:type="dxa" w:w="80"/>
               <w:left w:type="dxa" w:w="120"/>
@@ -1959,7 +4148,7 @@
               <w:bottom w:val="single" w:color="CCCCCC" w:sz="1"/>
               <w:right w:val="single" w:color="CCCCCC" w:sz="1"/>
             </w:tcBorders>
-            <w:shd w:fill="1F3A5F" w:val="clear"/>
+            <w:shd w:fill="1F4E79" w:val="clear"/>
             <w:tcMar>
               <w:top w:type="dxa" w:w="80"/>
               <w:left w:type="dxa" w:w="120"/>
@@ -1989,7 +4178,7 @@
               <w:bottom w:val="single" w:color="CCCCCC" w:sz="1"/>
               <w:right w:val="single" w:color="CCCCCC" w:sz="1"/>
             </w:tcBorders>
-            <w:shd w:fill="1F3A5F" w:val="clear"/>
+            <w:shd w:fill="1F4E79" w:val="clear"/>
             <w:tcMar>
               <w:top w:type="dxa" w:w="80"/>
               <w:left w:type="dxa" w:w="120"/>
@@ -2119,7 +4308,7 @@
               <w:bottom w:val="single" w:color="CCCCCC" w:sz="1"/>
               <w:right w:val="single" w:color="CCCCCC" w:sz="1"/>
             </w:tcBorders>
-            <w:shd w:fill="EEF3F8" w:val="clear"/>
+            <w:shd w:fill="EAF1F8" w:val="clear"/>
             <w:tcMar>
               <w:top w:type="dxa" w:w="80"/>
               <w:left w:type="dxa" w:w="120"/>
@@ -2149,7 +4338,7 @@
               <w:bottom w:val="single" w:color="CCCCCC" w:sz="1"/>
               <w:right w:val="single" w:color="CCCCCC" w:sz="1"/>
             </w:tcBorders>
-            <w:shd w:fill="EEF3F8" w:val="clear"/>
+            <w:shd w:fill="EAF1F8" w:val="clear"/>
             <w:tcMar>
               <w:top w:type="dxa" w:w="80"/>
               <w:left w:type="dxa" w:w="120"/>
@@ -2179,7 +4368,7 @@
               <w:bottom w:val="single" w:color="CCCCCC" w:sz="1"/>
               <w:right w:val="single" w:color="CCCCCC" w:sz="1"/>
             </w:tcBorders>
-            <w:shd w:fill="EEF3F8" w:val="clear"/>
+            <w:shd w:fill="EAF1F8" w:val="clear"/>
             <w:tcMar>
               <w:top w:type="dxa" w:w="80"/>
               <w:left w:type="dxa" w:w="120"/>
@@ -2309,7 +4498,7 @@
               <w:bottom w:val="single" w:color="CCCCCC" w:sz="1"/>
               <w:right w:val="single" w:color="CCCCCC" w:sz="1"/>
             </w:tcBorders>
-            <w:shd w:fill="EEF3F8" w:val="clear"/>
+            <w:shd w:fill="EAF1F8" w:val="clear"/>
             <w:tcMar>
               <w:top w:type="dxa" w:w="80"/>
               <w:left w:type="dxa" w:w="120"/>
@@ -2339,7 +4528,7 @@
               <w:bottom w:val="single" w:color="CCCCCC" w:sz="1"/>
               <w:right w:val="single" w:color="CCCCCC" w:sz="1"/>
             </w:tcBorders>
-            <w:shd w:fill="EEF3F8" w:val="clear"/>
+            <w:shd w:fill="EAF1F8" w:val="clear"/>
             <w:tcMar>
               <w:top w:type="dxa" w:w="80"/>
               <w:left w:type="dxa" w:w="120"/>
@@ -2369,7 +4558,7 @@
               <w:bottom w:val="single" w:color="CCCCCC" w:sz="1"/>
               <w:right w:val="single" w:color="CCCCCC" w:sz="1"/>
             </w:tcBorders>
-            <w:shd w:fill="EEF3F8" w:val="clear"/>
+            <w:shd w:fill="EAF1F8" w:val="clear"/>
             <w:tcMar>
               <w:top w:type="dxa" w:w="80"/>
               <w:left w:type="dxa" w:w="120"/>
@@ -2499,7 +4688,7 @@
               <w:bottom w:val="single" w:color="CCCCCC" w:sz="1"/>
               <w:right w:val="single" w:color="CCCCCC" w:sz="1"/>
             </w:tcBorders>
-            <w:shd w:fill="EEF3F8" w:val="clear"/>
+            <w:shd w:fill="EAF1F8" w:val="clear"/>
             <w:tcMar>
               <w:top w:type="dxa" w:w="80"/>
               <w:left w:type="dxa" w:w="120"/>
@@ -2529,7 +4718,7 @@
               <w:bottom w:val="single" w:color="CCCCCC" w:sz="1"/>
               <w:right w:val="single" w:color="CCCCCC" w:sz="1"/>
             </w:tcBorders>
-            <w:shd w:fill="EEF3F8" w:val="clear"/>
+            <w:shd w:fill="EAF1F8" w:val="clear"/>
             <w:tcMar>
               <w:top w:type="dxa" w:w="80"/>
               <w:left w:type="dxa" w:w="120"/>
@@ -2559,7 +4748,7 @@
               <w:bottom w:val="single" w:color="CCCCCC" w:sz="1"/>
               <w:right w:val="single" w:color="CCCCCC" w:sz="1"/>
             </w:tcBorders>
-            <w:shd w:fill="EEF3F8" w:val="clear"/>
+            <w:shd w:fill="EAF1F8" w:val="clear"/>
             <w:tcMar>
               <w:top w:type="dxa" w:w="80"/>
               <w:left w:type="dxa" w:w="120"/>
@@ -2689,7 +4878,7 @@
               <w:bottom w:val="single" w:color="CCCCCC" w:sz="1"/>
               <w:right w:val="single" w:color="CCCCCC" w:sz="1"/>
             </w:tcBorders>
-            <w:shd w:fill="EEF3F8" w:val="clear"/>
+            <w:shd w:fill="EAF1F8" w:val="clear"/>
             <w:tcMar>
               <w:top w:type="dxa" w:w="80"/>
               <w:left w:type="dxa" w:w="120"/>
@@ -2719,7 +4908,7 @@
               <w:bottom w:val="single" w:color="CCCCCC" w:sz="1"/>
               <w:right w:val="single" w:color="CCCCCC" w:sz="1"/>
             </w:tcBorders>
-            <w:shd w:fill="EEF3F8" w:val="clear"/>
+            <w:shd w:fill="EAF1F8" w:val="clear"/>
             <w:tcMar>
               <w:top w:type="dxa" w:w="80"/>
               <w:left w:type="dxa" w:w="120"/>
@@ -2749,7 +4938,7 @@
               <w:bottom w:val="single" w:color="CCCCCC" w:sz="1"/>
               <w:right w:val="single" w:color="CCCCCC" w:sz="1"/>
             </w:tcBorders>
-            <w:shd w:fill="EEF3F8" w:val="clear"/>
+            <w:shd w:fill="EAF1F8" w:val="clear"/>
             <w:tcMar>
               <w:top w:type="dxa" w:w="80"/>
               <w:left w:type="dxa" w:w="120"/>
@@ -2879,7 +5068,7 @@
               <w:bottom w:val="single" w:color="CCCCCC" w:sz="1"/>
               <w:right w:val="single" w:color="CCCCCC" w:sz="1"/>
             </w:tcBorders>
-            <w:shd w:fill="EEF3F8" w:val="clear"/>
+            <w:shd w:fill="EAF1F8" w:val="clear"/>
             <w:tcMar>
               <w:top w:type="dxa" w:w="80"/>
               <w:left w:type="dxa" w:w="120"/>
@@ -2909,7 +5098,7 @@
               <w:bottom w:val="single" w:color="CCCCCC" w:sz="1"/>
               <w:right w:val="single" w:color="CCCCCC" w:sz="1"/>
             </w:tcBorders>
-            <w:shd w:fill="EEF3F8" w:val="clear"/>
+            <w:shd w:fill="EAF1F8" w:val="clear"/>
             <w:tcMar>
               <w:top w:type="dxa" w:w="80"/>
               <w:left w:type="dxa" w:w="120"/>
@@ -2939,7 +5128,7 @@
               <w:bottom w:val="single" w:color="CCCCCC" w:sz="1"/>
               <w:right w:val="single" w:color="CCCCCC" w:sz="1"/>
             </w:tcBorders>
-            <w:shd w:fill="EEF3F8" w:val="clear"/>
+            <w:shd w:fill="EAF1F8" w:val="clear"/>
             <w:tcMar>
               <w:top w:type="dxa" w:w="80"/>
               <w:left w:type="dxa" w:w="120"/>
@@ -2967,7 +5156,7 @@
         <w:pStyle w:val="Heading1"/>
       </w:pPr>
       <w:r>
-        <w:t xml:space="preserve">5. Prompts Used During AI-Assisted Coding</w:t>
+        <w:t xml:space="preserve">6. Prompts Used During AI-Assisted Coding</w:t>
       </w:r>
     </w:p>
     <w:p>
@@ -2975,7 +5164,7 @@
         <w:spacing w:after="120" w:line="276"/>
       </w:pPr>
       <w:r>
-        <w:t xml:space="preserve">The project was built with Claude Code (Opus) as the pair-programmer, working from an approved architecture spec. Two kinds of prompts mattered: (a) build prompts that drove the AI coding tool, and (b) the runtime agent prompts inside the system. Both are summarized below.</w:t>
+        <w:t xml:space="preserve">The project was built with Claude Code (Opus) as the pair-programmer, working from an approved architecture spec. Two kinds of prompts mattered: build prompts that drove the AI coding tool, and the runtime agent prompts inside the system. Both are shown below.</w:t>
       </w:r>
     </w:p>
     <w:p>
@@ -2983,7 +5172,7 @@
         <w:pStyle w:val="Heading2"/>
       </w:pPr>
       <w:r>
-        <w:t xml:space="preserve">5.1 Representative build prompts (to the AI coding tool)</w:t>
+        <w:t xml:space="preserve">6.1 Representative Build Prompts (to the AI coding tool)</w:t>
       </w:r>
     </w:p>
     <w:p>
@@ -3082,7 +5271,7 @@
         <w:pStyle w:val="Heading2"/>
       </w:pPr>
       <w:r>
-        <w:t xml:space="preserve">5.2 Runtime agent prompt pattern</w:t>
+        <w:t xml:space="preserve">6.2 Runtime Agent System Prompts (verbatim)</w:t>
       </w:r>
     </w:p>
     <w:p>
@@ -3090,7 +5279,22 @@
         <w:spacing w:after="120" w:line="276"/>
       </w:pPr>
       <w:r>
-        <w:t xml:space="preserve">Agents call a single guardrailed helper, complete_text(role, system, user, fallback), which returns the deterministic fallback whenever the LLM is unavailable or errors. Example — the Decision Packager phrases next steps but can never invent evidence:</w:t>
+        <w:t xml:space="preserve">Agents call a single guardrailed helper, complete_text(role, system, user, fallback), which returns the deterministic fallback whenever the LLM is unavailable or errors. The three language-bearing roles use these exact system prompts:</w:t>
+      </w:r>
+    </w:p>
+    <w:p>
+      <w:pPr>
+        <w:spacing w:after="120" w:line="276"/>
+      </w:pPr>
+      <w:r>
+        <w:rPr>
+          <w:b/>
+          <w:bCs/>
+        </w:rPr>
+        <w:t xml:space="preserve">Normalizer — </w:t>
+      </w:r>
+      <w:r>
+        <w:t xml:space="preserve">phrases follow-up questions:</w:t>
       </w:r>
     </w:p>
     <w:p>
@@ -3099,7 +5303,7 @@
           <w:left w:val="single" w:color="BBBBBB" w:sz="12" w:space="6"/>
         </w:pBdr>
         <w:shd w:fill="F4F4F4" w:val="clear"/>
-        <w:spacing w:after="120" w:before="60"/>
+        <w:spacing w:after="40" w:before="40"/>
       </w:pPr>
       <w:r>
         <w:rPr>
@@ -3107,7 +5311,22 @@
           <w:sz w:val="18"/>
           <w:szCs w:val="18"/>
         </w:rPr>
-        <w:t xml:space="preserve">system: “You are an underwriting assistant. Phrase clear next steps for the underwriter. Use only the supplied reason codes and citations. Do not invent facts or evidence.”</w:t>
+        <w:t xml:space="preserve">You are an insurance intake assistant. Rewrite each underwriting follow-up question to be clear and polite. Keep one line per question.</w:t>
+      </w:r>
+    </w:p>
+    <w:p>
+      <w:pPr>
+        <w:spacing w:after="120" w:line="276"/>
+      </w:pPr>
+      <w:r>
+        <w:rPr>
+          <w:b/>
+          <w:bCs/>
+        </w:rPr>
+        <w:t xml:space="preserve">Packager — </w:t>
+      </w:r>
+      <w:r>
+        <w:t xml:space="preserve">phrases next steps, never invents evidence:</w:t>
       </w:r>
     </w:p>
     <w:p>
@@ -3116,7 +5335,7 @@
           <w:left w:val="single" w:color="BBBBBB" w:sz="12" w:space="6"/>
         </w:pBdr>
         <w:shd w:fill="F4F4F4" w:val="clear"/>
-        <w:spacing w:after="120"/>
+        <w:spacing w:after="40" w:before="40"/>
       </w:pPr>
       <w:r>
         <w:rPr>
@@ -3124,7 +5343,7 @@
           <w:sz w:val="18"/>
           <w:szCs w:val="18"/>
         </w:rPr>
-        <w:t xml:space="preserve">narrative = complete_text(“packager”, system, user, fallback=“\n”.join(fallback_steps))</w:t>
+        <w:t xml:space="preserve">You are an underwriting assistant. Given a recommendation and reason codes, list concise next steps, one per line. Do not invent facts.</w:t>
       </w:r>
     </w:p>
     <w:p>
@@ -3132,6 +5351,38 @@
         <w:spacing w:after="120" w:line="276"/>
       </w:pPr>
       <w:r>
+        <w:rPr>
+          <w:b/>
+          <w:bCs/>
+        </w:rPr>
+        <w:t xml:space="preserve">Critic — </w:t>
+      </w:r>
+      <w:r>
+        <w:t xml:space="preserve">optional faithfulness review, structured output:</w:t>
+      </w:r>
+    </w:p>
+    <w:p>
+      <w:pPr>
+        <w:pBdr>
+          <w:left w:val="single" w:color="BBBBBB" w:sz="12" w:space="6"/>
+        </w:pBdr>
+        <w:shd w:fill="F4F4F4" w:val="clear"/>
+        <w:spacing w:after="40" w:before="40"/>
+      </w:pPr>
+      <w:r>
+        <w:rPr>
+          <w:rFonts w:ascii="Courier New" w:cs="Courier New" w:eastAsia="Courier New" w:hAnsi="Courier New"/>
+          <w:sz w:val="18"/>
+          <w:szCs w:val="18"/>
+        </w:rPr>
+        <w:t xml:space="preserve">You are a critical underwriting reviewer. Given a decision packet, respond with strict JSON {"passed": bool, "issues": [str]}. Flag only genuine completeness or faithfulness problems.</w:t>
+      </w:r>
+    </w:p>
+    <w:p>
+      <w:pPr>
+        <w:spacing w:after="120" w:line="276"/>
+      </w:pPr>
+      <w:r>
         <w:t xml:space="preserve">Citations are selected only from the retrieved evidence set in code (not by the model), so faithfulness is structurally enforced rather than prompted.</w:t>
       </w:r>
     </w:p>
@@ -3140,7 +5391,7 @@
         <w:pStyle w:val="Heading1"/>
       </w:pPr>
       <w:r>
-        <w:t xml:space="preserve">6. Iterations We Tried</w:t>
+        <w:t xml:space="preserve">7. Iterations We Tried</w:t>
       </w:r>
     </w:p>
     <w:tbl>
@@ -3173,7 +5424,7 @@
               <w:bottom w:val="single" w:color="CCCCCC" w:sz="1"/>
               <w:right w:val="single" w:color="CCCCCC" w:sz="1"/>
             </w:tcBorders>
-            <w:shd w:fill="1F3A5F" w:val="clear"/>
+            <w:shd w:fill="1F4E79" w:val="clear"/>
             <w:tcMar>
               <w:top w:type="dxa" w:w="80"/>
               <w:left w:type="dxa" w:w="120"/>
@@ -3203,7 +5454,7 @@
               <w:bottom w:val="single" w:color="CCCCCC" w:sz="1"/>
               <w:right w:val="single" w:color="CCCCCC" w:sz="1"/>
             </w:tcBorders>
-            <w:shd w:fill="1F3A5F" w:val="clear"/>
+            <w:shd w:fill="1F4E79" w:val="clear"/>
             <w:tcMar>
               <w:top w:type="dxa" w:w="80"/>
               <w:left w:type="dxa" w:w="120"/>
@@ -3233,7 +5484,7 @@
               <w:bottom w:val="single" w:color="CCCCCC" w:sz="1"/>
               <w:right w:val="single" w:color="CCCCCC" w:sz="1"/>
             </w:tcBorders>
-            <w:shd w:fill="1F3A5F" w:val="clear"/>
+            <w:shd w:fill="1F4E79" w:val="clear"/>
             <w:tcMar>
               <w:top w:type="dxa" w:w="80"/>
               <w:left w:type="dxa" w:w="120"/>
@@ -3363,7 +5614,7 @@
               <w:bottom w:val="single" w:color="CCCCCC" w:sz="1"/>
               <w:right w:val="single" w:color="CCCCCC" w:sz="1"/>
             </w:tcBorders>
-            <w:shd w:fill="EEF3F8" w:val="clear"/>
+            <w:shd w:fill="EAF1F8" w:val="clear"/>
             <w:tcMar>
               <w:top w:type="dxa" w:w="80"/>
               <w:left w:type="dxa" w:w="120"/>
@@ -3393,7 +5644,7 @@
               <w:bottom w:val="single" w:color="CCCCCC" w:sz="1"/>
               <w:right w:val="single" w:color="CCCCCC" w:sz="1"/>
             </w:tcBorders>
-            <w:shd w:fill="EEF3F8" w:val="clear"/>
+            <w:shd w:fill="EAF1F8" w:val="clear"/>
             <w:tcMar>
               <w:top w:type="dxa" w:w="80"/>
               <w:left w:type="dxa" w:w="120"/>
@@ -3423,7 +5674,7 @@
               <w:bottom w:val="single" w:color="CCCCCC" w:sz="1"/>
               <w:right w:val="single" w:color="CCCCCC" w:sz="1"/>
             </w:tcBorders>
-            <w:shd w:fill="EEF3F8" w:val="clear"/>
+            <w:shd w:fill="EAF1F8" w:val="clear"/>
             <w:tcMar>
               <w:top w:type="dxa" w:w="80"/>
               <w:left w:type="dxa" w:w="120"/>
@@ -3553,7 +5804,7 @@
               <w:bottom w:val="single" w:color="CCCCCC" w:sz="1"/>
               <w:right w:val="single" w:color="CCCCCC" w:sz="1"/>
             </w:tcBorders>
-            <w:shd w:fill="EEF3F8" w:val="clear"/>
+            <w:shd w:fill="EAF1F8" w:val="clear"/>
             <w:tcMar>
               <w:top w:type="dxa" w:w="80"/>
               <w:left w:type="dxa" w:w="120"/>
@@ -3583,7 +5834,7 @@
               <w:bottom w:val="single" w:color="CCCCCC" w:sz="1"/>
               <w:right w:val="single" w:color="CCCCCC" w:sz="1"/>
             </w:tcBorders>
-            <w:shd w:fill="EEF3F8" w:val="clear"/>
+            <w:shd w:fill="EAF1F8" w:val="clear"/>
             <w:tcMar>
               <w:top w:type="dxa" w:w="80"/>
               <w:left w:type="dxa" w:w="120"/>
@@ -3613,7 +5864,7 @@
               <w:bottom w:val="single" w:color="CCCCCC" w:sz="1"/>
               <w:right w:val="single" w:color="CCCCCC" w:sz="1"/>
             </w:tcBorders>
-            <w:shd w:fill="EEF3F8" w:val="clear"/>
+            <w:shd w:fill="EAF1F8" w:val="clear"/>
             <w:tcMar>
               <w:top w:type="dxa" w:w="80"/>
               <w:left w:type="dxa" w:w="120"/>
@@ -3743,7 +5994,7 @@
               <w:bottom w:val="single" w:color="CCCCCC" w:sz="1"/>
               <w:right w:val="single" w:color="CCCCCC" w:sz="1"/>
             </w:tcBorders>
-            <w:shd w:fill="EEF3F8" w:val="clear"/>
+            <w:shd w:fill="EAF1F8" w:val="clear"/>
             <w:tcMar>
               <w:top w:type="dxa" w:w="80"/>
               <w:left w:type="dxa" w:w="120"/>
@@ -3773,7 +6024,7 @@
               <w:bottom w:val="single" w:color="CCCCCC" w:sz="1"/>
               <w:right w:val="single" w:color="CCCCCC" w:sz="1"/>
             </w:tcBorders>
-            <w:shd w:fill="EEF3F8" w:val="clear"/>
+            <w:shd w:fill="EAF1F8" w:val="clear"/>
             <w:tcMar>
               <w:top w:type="dxa" w:w="80"/>
               <w:left w:type="dxa" w:w="120"/>
@@ -3803,7 +6054,7 @@
               <w:bottom w:val="single" w:color="CCCCCC" w:sz="1"/>
               <w:right w:val="single" w:color="CCCCCC" w:sz="1"/>
             </w:tcBorders>
-            <w:shd w:fill="EEF3F8" w:val="clear"/>
+            <w:shd w:fill="EAF1F8" w:val="clear"/>
             <w:tcMar>
               <w:top w:type="dxa" w:w="80"/>
               <w:left w:type="dxa" w:w="120"/>
@@ -3831,7 +6082,7 @@
         <w:pStyle w:val="Heading1"/>
       </w:pPr>
       <w:r>
-        <w:t xml:space="preserve">7. Evaluation &amp; Results</w:t>
+        <w:t xml:space="preserve">8. Evaluation &amp; Results</w:t>
       </w:r>
     </w:p>
     <w:p>
@@ -3840,6 +6091,14 @@
       </w:pPr>
       <w:r>
         <w:t xml:space="preserve">The eval harness runs every labeled case through the full graph and scores five metrics. The run below was executed end-to-end with LLM_PROVIDER=nebius (the Nebius Token Factory requirement), 10/10 cases, results saved to evals/results/2026-06-18.json.</w:t>
+      </w:r>
+    </w:p>
+    <w:p>
+      <w:pPr>
+        <w:pStyle w:val="Heading2"/>
+      </w:pPr>
+      <w:r>
+        <w:t xml:space="preserve">8.1 Metrics</w:t>
       </w:r>
     </w:p>
     <w:tbl>
@@ -3872,7 +6131,7 @@
               <w:bottom w:val="single" w:color="CCCCCC" w:sz="1"/>
               <w:right w:val="single" w:color="CCCCCC" w:sz="1"/>
             </w:tcBorders>
-            <w:shd w:fill="1F3A5F" w:val="clear"/>
+            <w:shd w:fill="1F4E79" w:val="clear"/>
             <w:tcMar>
               <w:top w:type="dxa" w:w="80"/>
               <w:left w:type="dxa" w:w="120"/>
@@ -3902,7 +6161,7 @@
               <w:bottom w:val="single" w:color="CCCCCC" w:sz="1"/>
               <w:right w:val="single" w:color="CCCCCC" w:sz="1"/>
             </w:tcBorders>
-            <w:shd w:fill="1F3A5F" w:val="clear"/>
+            <w:shd w:fill="1F4E79" w:val="clear"/>
             <w:tcMar>
               <w:top w:type="dxa" w:w="80"/>
               <w:left w:type="dxa" w:w="120"/>
@@ -3932,7 +6191,7 @@
               <w:bottom w:val="single" w:color="CCCCCC" w:sz="1"/>
               <w:right w:val="single" w:color="CCCCCC" w:sz="1"/>
             </w:tcBorders>
-            <w:shd w:fill="1F3A5F" w:val="clear"/>
+            <w:shd w:fill="1F4E79" w:val="clear"/>
             <w:tcMar>
               <w:top w:type="dxa" w:w="80"/>
               <w:left w:type="dxa" w:w="120"/>
@@ -4062,7 +6321,7 @@
               <w:bottom w:val="single" w:color="CCCCCC" w:sz="1"/>
               <w:right w:val="single" w:color="CCCCCC" w:sz="1"/>
             </w:tcBorders>
-            <w:shd w:fill="EEF3F8" w:val="clear"/>
+            <w:shd w:fill="EAF1F8" w:val="clear"/>
             <w:tcMar>
               <w:top w:type="dxa" w:w="80"/>
               <w:left w:type="dxa" w:w="120"/>
@@ -4092,7 +6351,7 @@
               <w:bottom w:val="single" w:color="CCCCCC" w:sz="1"/>
               <w:right w:val="single" w:color="CCCCCC" w:sz="1"/>
             </w:tcBorders>
-            <w:shd w:fill="EEF3F8" w:val="clear"/>
+            <w:shd w:fill="EAF1F8" w:val="clear"/>
             <w:tcMar>
               <w:top w:type="dxa" w:w="80"/>
               <w:left w:type="dxa" w:w="120"/>
@@ -4122,7 +6381,7 @@
               <w:bottom w:val="single" w:color="CCCCCC" w:sz="1"/>
               <w:right w:val="single" w:color="CCCCCC" w:sz="1"/>
             </w:tcBorders>
-            <w:shd w:fill="EEF3F8" w:val="clear"/>
+            <w:shd w:fill="EAF1F8" w:val="clear"/>
             <w:tcMar>
               <w:top w:type="dxa" w:w="80"/>
               <w:left w:type="dxa" w:w="120"/>
@@ -4252,7 +6511,7 @@
               <w:bottom w:val="single" w:color="CCCCCC" w:sz="1"/>
               <w:right w:val="single" w:color="CCCCCC" w:sz="1"/>
             </w:tcBorders>
-            <w:shd w:fill="EEF3F8" w:val="clear"/>
+            <w:shd w:fill="EAF1F8" w:val="clear"/>
             <w:tcMar>
               <w:top w:type="dxa" w:w="80"/>
               <w:left w:type="dxa" w:w="120"/>
@@ -4282,7 +6541,7 @@
               <w:bottom w:val="single" w:color="CCCCCC" w:sz="1"/>
               <w:right w:val="single" w:color="CCCCCC" w:sz="1"/>
             </w:tcBorders>
-            <w:shd w:fill="EEF3F8" w:val="clear"/>
+            <w:shd w:fill="EAF1F8" w:val="clear"/>
             <w:tcMar>
               <w:top w:type="dxa" w:w="80"/>
               <w:left w:type="dxa" w:w="120"/>
@@ -4312,7 +6571,7 @@
               <w:bottom w:val="single" w:color="CCCCCC" w:sz="1"/>
               <w:right w:val="single" w:color="CCCCCC" w:sz="1"/>
             </w:tcBorders>
-            <w:shd w:fill="EEF3F8" w:val="clear"/>
+            <w:shd w:fill="EAF1F8" w:val="clear"/>
             <w:tcMar>
               <w:top w:type="dxa" w:w="80"/>
               <w:left w:type="dxa" w:w="120"/>
@@ -4432,26 +6691,2074 @@
     </w:tbl>
     <w:p>
       <w:pPr>
-        <w:spacing w:after="120" w:line="276"/>
-      </w:pPr>
-      <w:r>
-        <w:t xml:space="preserve">Product tests: 28 passing (unit: rules engine, rating tool, state schema; integration: full graph runs and API for accept, missing-info resume, decline→review, and review actions).</w:t>
-      </w:r>
-    </w:p>
-    <w:p>
-      <w:pPr>
-        <w:pStyle w:val="Heading1"/>
-      </w:pPr>
-      <w:r>
-        <w:t xml:space="preserve">8. Human-in-the-Loop &amp; Failure Handling</w:t>
-      </w:r>
-    </w:p>
-    <w:p>
-      <w:pPr>
-        <w:spacing w:after="120" w:line="276"/>
-      </w:pPr>
-      <w:r>
-        <w:t xml:space="preserve">The agent is deliberately conservative about write actions. Reads and analysis are autonomous; anything that changes review status routes to a human. Failure handling is explicit rather than best-effort:</w:t>
+        <w:pStyle w:val="Heading2"/>
+      </w:pPr>
+      <w:r>
+        <w:t xml:space="preserve">8.2 Per-Case Results (10/10)</w:t>
+      </w:r>
+    </w:p>
+    <w:tbl>
+      <w:tblPr>
+        <w:tblW w:type="dxa" w:w="9360"/>
+        <w:tblBorders>
+          <w:top w:val="single" w:color="auto" w:sz="4"/>
+          <w:left w:val="single" w:color="auto" w:sz="4"/>
+          <w:bottom w:val="single" w:color="auto" w:sz="4"/>
+          <w:right w:val="single" w:color="auto" w:sz="4"/>
+          <w:insideH w:val="single" w:color="auto" w:sz="4"/>
+          <w:insideV w:val="single" w:color="auto" w:sz="4"/>
+        </w:tblBorders>
+      </w:tblPr>
+      <w:tblGrid>
+        <w:gridCol w:w="3120"/>
+        <w:gridCol w:w="1248"/>
+        <w:gridCol w:w="1248"/>
+        <w:gridCol w:w="1248"/>
+        <w:gridCol w:w="1248"/>
+        <w:gridCol w:w="1248"/>
+      </w:tblGrid>
+      <w:tr>
+        <w:trPr>
+          <w:tblHeader/>
+        </w:trPr>
+        <w:tc>
+          <w:tcPr>
+            <w:tcW w:type="dxa" w:w="3120"/>
+            <w:tcBorders>
+              <w:top w:val="single" w:color="CCCCCC" w:sz="1"/>
+              <w:left w:val="single" w:color="CCCCCC" w:sz="1"/>
+              <w:bottom w:val="single" w:color="CCCCCC" w:sz="1"/>
+              <w:right w:val="single" w:color="CCCCCC" w:sz="1"/>
+            </w:tcBorders>
+            <w:shd w:fill="1F4E79" w:val="clear"/>
+            <w:tcMar>
+              <w:top w:type="dxa" w:w="80"/>
+              <w:left w:type="dxa" w:w="120"/>
+              <w:bottom w:type="dxa" w:w="80"/>
+              <w:right w:type="dxa" w:w="120"/>
+            </w:tcMar>
+          </w:tcPr>
+          <w:p>
+            <w:r>
+              <w:rPr>
+                <w:b/>
+                <w:bCs/>
+                <w:color w:val="FFFFFF"/>
+                <w:sz w:val="20"/>
+                <w:szCs w:val="20"/>
+              </w:rPr>
+              <w:t xml:space="preserve">Case</w:t>
+            </w:r>
+          </w:p>
+        </w:tc>
+        <w:tc>
+          <w:tcPr>
+            <w:tcW w:type="dxa" w:w="1248"/>
+            <w:tcBorders>
+              <w:top w:val="single" w:color="CCCCCC" w:sz="1"/>
+              <w:left w:val="single" w:color="CCCCCC" w:sz="1"/>
+              <w:bottom w:val="single" w:color="CCCCCC" w:sz="1"/>
+              <w:right w:val="single" w:color="CCCCCC" w:sz="1"/>
+            </w:tcBorders>
+            <w:shd w:fill="1F4E79" w:val="clear"/>
+            <w:tcMar>
+              <w:top w:type="dxa" w:w="80"/>
+              <w:left w:type="dxa" w:w="120"/>
+              <w:bottom w:type="dxa" w:w="80"/>
+              <w:right w:type="dxa" w:w="120"/>
+            </w:tcMar>
+          </w:tcPr>
+          <w:p>
+            <w:r>
+              <w:rPr>
+                <w:b/>
+                <w:bCs/>
+                <w:color w:val="FFFFFF"/>
+                <w:sz w:val="20"/>
+                <w:szCs w:val="20"/>
+              </w:rPr>
+              <w:t xml:space="preserve">Decision</w:t>
+            </w:r>
+          </w:p>
+        </w:tc>
+        <w:tc>
+          <w:tcPr>
+            <w:tcW w:type="dxa" w:w="1248"/>
+            <w:tcBorders>
+              <w:top w:val="single" w:color="CCCCCC" w:sz="1"/>
+              <w:left w:val="single" w:color="CCCCCC" w:sz="1"/>
+              <w:bottom w:val="single" w:color="CCCCCC" w:sz="1"/>
+              <w:right w:val="single" w:color="CCCCCC" w:sz="1"/>
+            </w:tcBorders>
+            <w:shd w:fill="1F4E79" w:val="clear"/>
+            <w:tcMar>
+              <w:top w:type="dxa" w:w="80"/>
+              <w:left w:type="dxa" w:w="120"/>
+              <w:bottom w:type="dxa" w:w="80"/>
+              <w:right w:type="dxa" w:w="120"/>
+            </w:tcMar>
+          </w:tcPr>
+          <w:p>
+            <w:r>
+              <w:rPr>
+                <w:b/>
+                <w:bCs/>
+                <w:color w:val="FFFFFF"/>
+                <w:sz w:val="20"/>
+                <w:szCs w:val="20"/>
+              </w:rPr>
+              <w:t xml:space="preserve">Reason</w:t>
+            </w:r>
+          </w:p>
+        </w:tc>
+        <w:tc>
+          <w:tcPr>
+            <w:tcW w:type="dxa" w:w="1248"/>
+            <w:tcBorders>
+              <w:top w:val="single" w:color="CCCCCC" w:sz="1"/>
+              <w:left w:val="single" w:color="CCCCCC" w:sz="1"/>
+              <w:bottom w:val="single" w:color="CCCCCC" w:sz="1"/>
+              <w:right w:val="single" w:color="CCCCCC" w:sz="1"/>
+            </w:tcBorders>
+            <w:shd w:fill="1F4E79" w:val="clear"/>
+            <w:tcMar>
+              <w:top w:type="dxa" w:w="80"/>
+              <w:left w:type="dxa" w:w="120"/>
+              <w:bottom w:type="dxa" w:w="80"/>
+              <w:right w:type="dxa" w:w="120"/>
+            </w:tcMar>
+          </w:tcPr>
+          <w:p>
+            <w:r>
+              <w:rPr>
+                <w:b/>
+                <w:bCs/>
+                <w:color w:val="FFFFFF"/>
+                <w:sz w:val="20"/>
+                <w:szCs w:val="20"/>
+              </w:rPr>
+              <w:t xml:space="preserve">Missing</w:t>
+            </w:r>
+          </w:p>
+        </w:tc>
+        <w:tc>
+          <w:tcPr>
+            <w:tcW w:type="dxa" w:w="1248"/>
+            <w:tcBorders>
+              <w:top w:val="single" w:color="CCCCCC" w:sz="1"/>
+              <w:left w:val="single" w:color="CCCCCC" w:sz="1"/>
+              <w:bottom w:val="single" w:color="CCCCCC" w:sz="1"/>
+              <w:right w:val="single" w:color="CCCCCC" w:sz="1"/>
+            </w:tcBorders>
+            <w:shd w:fill="1F4E79" w:val="clear"/>
+            <w:tcMar>
+              <w:top w:type="dxa" w:w="80"/>
+              <w:left w:type="dxa" w:w="120"/>
+              <w:bottom w:type="dxa" w:w="80"/>
+              <w:right w:type="dxa" w:w="120"/>
+            </w:tcMar>
+          </w:tcPr>
+          <w:p>
+            <w:r>
+              <w:rPr>
+                <w:b/>
+                <w:bCs/>
+                <w:color w:val="FFFFFF"/>
+                <w:sz w:val="20"/>
+                <w:szCs w:val="20"/>
+              </w:rPr>
+              <w:t xml:space="preserve">Review</w:t>
+            </w:r>
+          </w:p>
+        </w:tc>
+        <w:tc>
+          <w:tcPr>
+            <w:tcW w:type="dxa" w:w="1248"/>
+            <w:tcBorders>
+              <w:top w:val="single" w:color="CCCCCC" w:sz="1"/>
+              <w:left w:val="single" w:color="CCCCCC" w:sz="1"/>
+              <w:bottom w:val="single" w:color="CCCCCC" w:sz="1"/>
+              <w:right w:val="single" w:color="CCCCCC" w:sz="1"/>
+            </w:tcBorders>
+            <w:shd w:fill="1F4E79" w:val="clear"/>
+            <w:tcMar>
+              <w:top w:type="dxa" w:w="80"/>
+              <w:left w:type="dxa" w:w="120"/>
+              <w:bottom w:type="dxa" w:w="80"/>
+              <w:right w:type="dxa" w:w="120"/>
+            </w:tcMar>
+          </w:tcPr>
+          <w:p>
+            <w:r>
+              <w:rPr>
+                <w:b/>
+                <w:bCs/>
+                <w:color w:val="FFFFFF"/>
+                <w:sz w:val="20"/>
+                <w:szCs w:val="20"/>
+              </w:rPr>
+              <w:t xml:space="preserve">Cite</w:t>
+            </w:r>
+          </w:p>
+        </w:tc>
+      </w:tr>
+      <w:tr>
+        <w:trPr>
+          <w:cantSplit/>
+        </w:trPr>
+        <w:tc>
+          <w:tcPr>
+            <w:tcW w:type="dxa" w:w="3120"/>
+            <w:tcBorders>
+              <w:top w:val="single" w:color="CCCCCC" w:sz="1"/>
+              <w:left w:val="single" w:color="CCCCCC" w:sz="1"/>
+              <w:bottom w:val="single" w:color="CCCCCC" w:sz="1"/>
+              <w:right w:val="single" w:color="CCCCCC" w:sz="1"/>
+            </w:tcBorders>
+            <w:shd w:fill="FFFFFF" w:val="clear"/>
+            <w:tcMar>
+              <w:top w:type="dxa" w:w="80"/>
+              <w:left w:type="dxa" w:w="120"/>
+              <w:bottom w:type="dxa" w:w="80"/>
+              <w:right w:type="dxa" w:w="120"/>
+            </w:tcMar>
+          </w:tcPr>
+          <w:p>
+            <w:r>
+              <w:rPr>
+                <w:b/>
+                <w:bCs/>
+                <w:color w:val="000000"/>
+                <w:sz w:val="20"/>
+                <w:szCs w:val="20"/>
+              </w:rPr>
+              <w:t xml:space="preserve">accept_001</w:t>
+            </w:r>
+          </w:p>
+        </w:tc>
+        <w:tc>
+          <w:tcPr>
+            <w:tcW w:type="dxa" w:w="1248"/>
+            <w:tcBorders>
+              <w:top w:val="single" w:color="CCCCCC" w:sz="1"/>
+              <w:left w:val="single" w:color="CCCCCC" w:sz="1"/>
+              <w:bottom w:val="single" w:color="CCCCCC" w:sz="1"/>
+              <w:right w:val="single" w:color="CCCCCC" w:sz="1"/>
+            </w:tcBorders>
+            <w:shd w:fill="FFFFFF" w:val="clear"/>
+            <w:tcMar>
+              <w:top w:type="dxa" w:w="80"/>
+              <w:left w:type="dxa" w:w="120"/>
+              <w:bottom w:type="dxa" w:w="80"/>
+              <w:right w:type="dxa" w:w="120"/>
+            </w:tcMar>
+          </w:tcPr>
+          <w:p>
+            <w:r>
+              <w:rPr>
+                <w:b w:val="false"/>
+                <w:bCs w:val="false"/>
+                <w:color w:val="000000"/>
+                <w:sz w:val="20"/>
+                <w:szCs w:val="20"/>
+              </w:rPr>
+              <w:t xml:space="preserve">✓</w:t>
+            </w:r>
+          </w:p>
+        </w:tc>
+        <w:tc>
+          <w:tcPr>
+            <w:tcW w:type="dxa" w:w="1248"/>
+            <w:tcBorders>
+              <w:top w:val="single" w:color="CCCCCC" w:sz="1"/>
+              <w:left w:val="single" w:color="CCCCCC" w:sz="1"/>
+              <w:bottom w:val="single" w:color="CCCCCC" w:sz="1"/>
+              <w:right w:val="single" w:color="CCCCCC" w:sz="1"/>
+            </w:tcBorders>
+            <w:shd w:fill="FFFFFF" w:val="clear"/>
+            <w:tcMar>
+              <w:top w:type="dxa" w:w="80"/>
+              <w:left w:type="dxa" w:w="120"/>
+              <w:bottom w:type="dxa" w:w="80"/>
+              <w:right w:type="dxa" w:w="120"/>
+            </w:tcMar>
+          </w:tcPr>
+          <w:p>
+            <w:r>
+              <w:rPr>
+                <w:b w:val="false"/>
+                <w:bCs w:val="false"/>
+                <w:color w:val="000000"/>
+                <w:sz w:val="20"/>
+                <w:szCs w:val="20"/>
+              </w:rPr>
+              <w:t xml:space="preserve">✓</w:t>
+            </w:r>
+          </w:p>
+        </w:tc>
+        <w:tc>
+          <w:tcPr>
+            <w:tcW w:type="dxa" w:w="1248"/>
+            <w:tcBorders>
+              <w:top w:val="single" w:color="CCCCCC" w:sz="1"/>
+              <w:left w:val="single" w:color="CCCCCC" w:sz="1"/>
+              <w:bottom w:val="single" w:color="CCCCCC" w:sz="1"/>
+              <w:right w:val="single" w:color="CCCCCC" w:sz="1"/>
+            </w:tcBorders>
+            <w:shd w:fill="FFFFFF" w:val="clear"/>
+            <w:tcMar>
+              <w:top w:type="dxa" w:w="80"/>
+              <w:left w:type="dxa" w:w="120"/>
+              <w:bottom w:type="dxa" w:w="80"/>
+              <w:right w:type="dxa" w:w="120"/>
+            </w:tcMar>
+          </w:tcPr>
+          <w:p>
+            <w:r>
+              <w:rPr>
+                <w:b w:val="false"/>
+                <w:bCs w:val="false"/>
+                <w:color w:val="000000"/>
+                <w:sz w:val="20"/>
+                <w:szCs w:val="20"/>
+              </w:rPr>
+              <w:t xml:space="preserve">✓</w:t>
+            </w:r>
+          </w:p>
+        </w:tc>
+        <w:tc>
+          <w:tcPr>
+            <w:tcW w:type="dxa" w:w="1248"/>
+            <w:tcBorders>
+              <w:top w:val="single" w:color="CCCCCC" w:sz="1"/>
+              <w:left w:val="single" w:color="CCCCCC" w:sz="1"/>
+              <w:bottom w:val="single" w:color="CCCCCC" w:sz="1"/>
+              <w:right w:val="single" w:color="CCCCCC" w:sz="1"/>
+            </w:tcBorders>
+            <w:shd w:fill="FFFFFF" w:val="clear"/>
+            <w:tcMar>
+              <w:top w:type="dxa" w:w="80"/>
+              <w:left w:type="dxa" w:w="120"/>
+              <w:bottom w:type="dxa" w:w="80"/>
+              <w:right w:type="dxa" w:w="120"/>
+            </w:tcMar>
+          </w:tcPr>
+          <w:p>
+            <w:r>
+              <w:rPr>
+                <w:b w:val="false"/>
+                <w:bCs w:val="false"/>
+                <w:color w:val="000000"/>
+                <w:sz w:val="20"/>
+                <w:szCs w:val="20"/>
+              </w:rPr>
+              <w:t xml:space="preserve">✓</w:t>
+            </w:r>
+          </w:p>
+        </w:tc>
+        <w:tc>
+          <w:tcPr>
+            <w:tcW w:type="dxa" w:w="1248"/>
+            <w:tcBorders>
+              <w:top w:val="single" w:color="CCCCCC" w:sz="1"/>
+              <w:left w:val="single" w:color="CCCCCC" w:sz="1"/>
+              <w:bottom w:val="single" w:color="CCCCCC" w:sz="1"/>
+              <w:right w:val="single" w:color="CCCCCC" w:sz="1"/>
+            </w:tcBorders>
+            <w:shd w:fill="FFFFFF" w:val="clear"/>
+            <w:tcMar>
+              <w:top w:type="dxa" w:w="80"/>
+              <w:left w:type="dxa" w:w="120"/>
+              <w:bottom w:type="dxa" w:w="80"/>
+              <w:right w:type="dxa" w:w="120"/>
+            </w:tcMar>
+          </w:tcPr>
+          <w:p>
+            <w:r>
+              <w:rPr>
+                <w:b w:val="false"/>
+                <w:bCs w:val="false"/>
+                <w:color w:val="000000"/>
+                <w:sz w:val="20"/>
+                <w:szCs w:val="20"/>
+              </w:rPr>
+              <w:t xml:space="preserve">✓</w:t>
+            </w:r>
+          </w:p>
+        </w:tc>
+      </w:tr>
+      <w:tr>
+        <w:trPr>
+          <w:cantSplit/>
+        </w:trPr>
+        <w:tc>
+          <w:tcPr>
+            <w:tcW w:type="dxa" w:w="3120"/>
+            <w:tcBorders>
+              <w:top w:val="single" w:color="CCCCCC" w:sz="1"/>
+              <w:left w:val="single" w:color="CCCCCC" w:sz="1"/>
+              <w:bottom w:val="single" w:color="CCCCCC" w:sz="1"/>
+              <w:right w:val="single" w:color="CCCCCC" w:sz="1"/>
+            </w:tcBorders>
+            <w:shd w:fill="EAF1F8" w:val="clear"/>
+            <w:tcMar>
+              <w:top w:type="dxa" w:w="80"/>
+              <w:left w:type="dxa" w:w="120"/>
+              <w:bottom w:type="dxa" w:w="80"/>
+              <w:right w:type="dxa" w:w="120"/>
+            </w:tcMar>
+          </w:tcPr>
+          <w:p>
+            <w:r>
+              <w:rPr>
+                <w:b/>
+                <w:bCs/>
+                <w:color w:val="000000"/>
+                <w:sz w:val="20"/>
+                <w:szCs w:val="20"/>
+              </w:rPr>
+              <w:t xml:space="preserve">refer_roof_age</w:t>
+            </w:r>
+          </w:p>
+        </w:tc>
+        <w:tc>
+          <w:tcPr>
+            <w:tcW w:type="dxa" w:w="1248"/>
+            <w:tcBorders>
+              <w:top w:val="single" w:color="CCCCCC" w:sz="1"/>
+              <w:left w:val="single" w:color="CCCCCC" w:sz="1"/>
+              <w:bottom w:val="single" w:color="CCCCCC" w:sz="1"/>
+              <w:right w:val="single" w:color="CCCCCC" w:sz="1"/>
+            </w:tcBorders>
+            <w:shd w:fill="EAF1F8" w:val="clear"/>
+            <w:tcMar>
+              <w:top w:type="dxa" w:w="80"/>
+              <w:left w:type="dxa" w:w="120"/>
+              <w:bottom w:type="dxa" w:w="80"/>
+              <w:right w:type="dxa" w:w="120"/>
+            </w:tcMar>
+          </w:tcPr>
+          <w:p>
+            <w:r>
+              <w:rPr>
+                <w:b w:val="false"/>
+                <w:bCs w:val="false"/>
+                <w:color w:val="000000"/>
+                <w:sz w:val="20"/>
+                <w:szCs w:val="20"/>
+              </w:rPr>
+              <w:t xml:space="preserve">✓</w:t>
+            </w:r>
+          </w:p>
+        </w:tc>
+        <w:tc>
+          <w:tcPr>
+            <w:tcW w:type="dxa" w:w="1248"/>
+            <w:tcBorders>
+              <w:top w:val="single" w:color="CCCCCC" w:sz="1"/>
+              <w:left w:val="single" w:color="CCCCCC" w:sz="1"/>
+              <w:bottom w:val="single" w:color="CCCCCC" w:sz="1"/>
+              <w:right w:val="single" w:color="CCCCCC" w:sz="1"/>
+            </w:tcBorders>
+            <w:shd w:fill="EAF1F8" w:val="clear"/>
+            <w:tcMar>
+              <w:top w:type="dxa" w:w="80"/>
+              <w:left w:type="dxa" w:w="120"/>
+              <w:bottom w:type="dxa" w:w="80"/>
+              <w:right w:type="dxa" w:w="120"/>
+            </w:tcMar>
+          </w:tcPr>
+          <w:p>
+            <w:r>
+              <w:rPr>
+                <w:b w:val="false"/>
+                <w:bCs w:val="false"/>
+                <w:color w:val="000000"/>
+                <w:sz w:val="20"/>
+                <w:szCs w:val="20"/>
+              </w:rPr>
+              <w:t xml:space="preserve">✓</w:t>
+            </w:r>
+          </w:p>
+        </w:tc>
+        <w:tc>
+          <w:tcPr>
+            <w:tcW w:type="dxa" w:w="1248"/>
+            <w:tcBorders>
+              <w:top w:val="single" w:color="CCCCCC" w:sz="1"/>
+              <w:left w:val="single" w:color="CCCCCC" w:sz="1"/>
+              <w:bottom w:val="single" w:color="CCCCCC" w:sz="1"/>
+              <w:right w:val="single" w:color="CCCCCC" w:sz="1"/>
+            </w:tcBorders>
+            <w:shd w:fill="EAF1F8" w:val="clear"/>
+            <w:tcMar>
+              <w:top w:type="dxa" w:w="80"/>
+              <w:left w:type="dxa" w:w="120"/>
+              <w:bottom w:type="dxa" w:w="80"/>
+              <w:right w:type="dxa" w:w="120"/>
+            </w:tcMar>
+          </w:tcPr>
+          <w:p>
+            <w:r>
+              <w:rPr>
+                <w:b w:val="false"/>
+                <w:bCs w:val="false"/>
+                <w:color w:val="000000"/>
+                <w:sz w:val="20"/>
+                <w:szCs w:val="20"/>
+              </w:rPr>
+              <w:t xml:space="preserve">✓</w:t>
+            </w:r>
+          </w:p>
+        </w:tc>
+        <w:tc>
+          <w:tcPr>
+            <w:tcW w:type="dxa" w:w="1248"/>
+            <w:tcBorders>
+              <w:top w:val="single" w:color="CCCCCC" w:sz="1"/>
+              <w:left w:val="single" w:color="CCCCCC" w:sz="1"/>
+              <w:bottom w:val="single" w:color="CCCCCC" w:sz="1"/>
+              <w:right w:val="single" w:color="CCCCCC" w:sz="1"/>
+            </w:tcBorders>
+            <w:shd w:fill="EAF1F8" w:val="clear"/>
+            <w:tcMar>
+              <w:top w:type="dxa" w:w="80"/>
+              <w:left w:type="dxa" w:w="120"/>
+              <w:bottom w:type="dxa" w:w="80"/>
+              <w:right w:type="dxa" w:w="120"/>
+            </w:tcMar>
+          </w:tcPr>
+          <w:p>
+            <w:r>
+              <w:rPr>
+                <w:b w:val="false"/>
+                <w:bCs w:val="false"/>
+                <w:color w:val="000000"/>
+                <w:sz w:val="20"/>
+                <w:szCs w:val="20"/>
+              </w:rPr>
+              <w:t xml:space="preserve">✓</w:t>
+            </w:r>
+          </w:p>
+        </w:tc>
+        <w:tc>
+          <w:tcPr>
+            <w:tcW w:type="dxa" w:w="1248"/>
+            <w:tcBorders>
+              <w:top w:val="single" w:color="CCCCCC" w:sz="1"/>
+              <w:left w:val="single" w:color="CCCCCC" w:sz="1"/>
+              <w:bottom w:val="single" w:color="CCCCCC" w:sz="1"/>
+              <w:right w:val="single" w:color="CCCCCC" w:sz="1"/>
+            </w:tcBorders>
+            <w:shd w:fill="EAF1F8" w:val="clear"/>
+            <w:tcMar>
+              <w:top w:type="dxa" w:w="80"/>
+              <w:left w:type="dxa" w:w="120"/>
+              <w:bottom w:type="dxa" w:w="80"/>
+              <w:right w:type="dxa" w:w="120"/>
+            </w:tcMar>
+          </w:tcPr>
+          <w:p>
+            <w:r>
+              <w:rPr>
+                <w:b w:val="false"/>
+                <w:bCs w:val="false"/>
+                <w:color w:val="000000"/>
+                <w:sz w:val="20"/>
+                <w:szCs w:val="20"/>
+              </w:rPr>
+              <w:t xml:space="preserve">✓</w:t>
+            </w:r>
+          </w:p>
+        </w:tc>
+      </w:tr>
+      <w:tr>
+        <w:trPr>
+          <w:cantSplit/>
+        </w:trPr>
+        <w:tc>
+          <w:tcPr>
+            <w:tcW w:type="dxa" w:w="3120"/>
+            <w:tcBorders>
+              <w:top w:val="single" w:color="CCCCCC" w:sz="1"/>
+              <w:left w:val="single" w:color="CCCCCC" w:sz="1"/>
+              <w:bottom w:val="single" w:color="CCCCCC" w:sz="1"/>
+              <w:right w:val="single" w:color="CCCCCC" w:sz="1"/>
+            </w:tcBorders>
+            <w:shd w:fill="FFFFFF" w:val="clear"/>
+            <w:tcMar>
+              <w:top w:type="dxa" w:w="80"/>
+              <w:left w:type="dxa" w:w="120"/>
+              <w:bottom w:type="dxa" w:w="80"/>
+              <w:right w:type="dxa" w:w="120"/>
+            </w:tcMar>
+          </w:tcPr>
+          <w:p>
+            <w:r>
+              <w:rPr>
+                <w:b/>
+                <w:bCs/>
+                <w:color w:val="000000"/>
+                <w:sz w:val="20"/>
+                <w:szCs w:val="20"/>
+              </w:rPr>
+              <w:t xml:space="preserve">decline_roof_age</w:t>
+            </w:r>
+          </w:p>
+        </w:tc>
+        <w:tc>
+          <w:tcPr>
+            <w:tcW w:type="dxa" w:w="1248"/>
+            <w:tcBorders>
+              <w:top w:val="single" w:color="CCCCCC" w:sz="1"/>
+              <w:left w:val="single" w:color="CCCCCC" w:sz="1"/>
+              <w:bottom w:val="single" w:color="CCCCCC" w:sz="1"/>
+              <w:right w:val="single" w:color="CCCCCC" w:sz="1"/>
+            </w:tcBorders>
+            <w:shd w:fill="FFFFFF" w:val="clear"/>
+            <w:tcMar>
+              <w:top w:type="dxa" w:w="80"/>
+              <w:left w:type="dxa" w:w="120"/>
+              <w:bottom w:type="dxa" w:w="80"/>
+              <w:right w:type="dxa" w:w="120"/>
+            </w:tcMar>
+          </w:tcPr>
+          <w:p>
+            <w:r>
+              <w:rPr>
+                <w:b w:val="false"/>
+                <w:bCs w:val="false"/>
+                <w:color w:val="000000"/>
+                <w:sz w:val="20"/>
+                <w:szCs w:val="20"/>
+              </w:rPr>
+              <w:t xml:space="preserve">✓</w:t>
+            </w:r>
+          </w:p>
+        </w:tc>
+        <w:tc>
+          <w:tcPr>
+            <w:tcW w:type="dxa" w:w="1248"/>
+            <w:tcBorders>
+              <w:top w:val="single" w:color="CCCCCC" w:sz="1"/>
+              <w:left w:val="single" w:color="CCCCCC" w:sz="1"/>
+              <w:bottom w:val="single" w:color="CCCCCC" w:sz="1"/>
+              <w:right w:val="single" w:color="CCCCCC" w:sz="1"/>
+            </w:tcBorders>
+            <w:shd w:fill="FFFFFF" w:val="clear"/>
+            <w:tcMar>
+              <w:top w:type="dxa" w:w="80"/>
+              <w:left w:type="dxa" w:w="120"/>
+              <w:bottom w:type="dxa" w:w="80"/>
+              <w:right w:type="dxa" w:w="120"/>
+            </w:tcMar>
+          </w:tcPr>
+          <w:p>
+            <w:r>
+              <w:rPr>
+                <w:b w:val="false"/>
+                <w:bCs w:val="false"/>
+                <w:color w:val="000000"/>
+                <w:sz w:val="20"/>
+                <w:szCs w:val="20"/>
+              </w:rPr>
+              <w:t xml:space="preserve">✓</w:t>
+            </w:r>
+          </w:p>
+        </w:tc>
+        <w:tc>
+          <w:tcPr>
+            <w:tcW w:type="dxa" w:w="1248"/>
+            <w:tcBorders>
+              <w:top w:val="single" w:color="CCCCCC" w:sz="1"/>
+              <w:left w:val="single" w:color="CCCCCC" w:sz="1"/>
+              <w:bottom w:val="single" w:color="CCCCCC" w:sz="1"/>
+              <w:right w:val="single" w:color="CCCCCC" w:sz="1"/>
+            </w:tcBorders>
+            <w:shd w:fill="FFFFFF" w:val="clear"/>
+            <w:tcMar>
+              <w:top w:type="dxa" w:w="80"/>
+              <w:left w:type="dxa" w:w="120"/>
+              <w:bottom w:type="dxa" w:w="80"/>
+              <w:right w:type="dxa" w:w="120"/>
+            </w:tcMar>
+          </w:tcPr>
+          <w:p>
+            <w:r>
+              <w:rPr>
+                <w:b w:val="false"/>
+                <w:bCs w:val="false"/>
+                <w:color w:val="000000"/>
+                <w:sz w:val="20"/>
+                <w:szCs w:val="20"/>
+              </w:rPr>
+              <w:t xml:space="preserve">✓</w:t>
+            </w:r>
+          </w:p>
+        </w:tc>
+        <w:tc>
+          <w:tcPr>
+            <w:tcW w:type="dxa" w:w="1248"/>
+            <w:tcBorders>
+              <w:top w:val="single" w:color="CCCCCC" w:sz="1"/>
+              <w:left w:val="single" w:color="CCCCCC" w:sz="1"/>
+              <w:bottom w:val="single" w:color="CCCCCC" w:sz="1"/>
+              <w:right w:val="single" w:color="CCCCCC" w:sz="1"/>
+            </w:tcBorders>
+            <w:shd w:fill="FFFFFF" w:val="clear"/>
+            <w:tcMar>
+              <w:top w:type="dxa" w:w="80"/>
+              <w:left w:type="dxa" w:w="120"/>
+              <w:bottom w:type="dxa" w:w="80"/>
+              <w:right w:type="dxa" w:w="120"/>
+            </w:tcMar>
+          </w:tcPr>
+          <w:p>
+            <w:r>
+              <w:rPr>
+                <w:b w:val="false"/>
+                <w:bCs w:val="false"/>
+                <w:color w:val="000000"/>
+                <w:sz w:val="20"/>
+                <w:szCs w:val="20"/>
+              </w:rPr>
+              <w:t xml:space="preserve">✓</w:t>
+            </w:r>
+          </w:p>
+        </w:tc>
+        <w:tc>
+          <w:tcPr>
+            <w:tcW w:type="dxa" w:w="1248"/>
+            <w:tcBorders>
+              <w:top w:val="single" w:color="CCCCCC" w:sz="1"/>
+              <w:left w:val="single" w:color="CCCCCC" w:sz="1"/>
+              <w:bottom w:val="single" w:color="CCCCCC" w:sz="1"/>
+              <w:right w:val="single" w:color="CCCCCC" w:sz="1"/>
+            </w:tcBorders>
+            <w:shd w:fill="FFFFFF" w:val="clear"/>
+            <w:tcMar>
+              <w:top w:type="dxa" w:w="80"/>
+              <w:left w:type="dxa" w:w="120"/>
+              <w:bottom w:type="dxa" w:w="80"/>
+              <w:right w:type="dxa" w:w="120"/>
+            </w:tcMar>
+          </w:tcPr>
+          <w:p>
+            <w:r>
+              <w:rPr>
+                <w:b w:val="false"/>
+                <w:bCs w:val="false"/>
+                <w:color w:val="000000"/>
+                <w:sz w:val="20"/>
+                <w:szCs w:val="20"/>
+              </w:rPr>
+              <w:t xml:space="preserve">✓</w:t>
+            </w:r>
+          </w:p>
+        </w:tc>
+      </w:tr>
+      <w:tr>
+        <w:trPr>
+          <w:cantSplit/>
+        </w:trPr>
+        <w:tc>
+          <w:tcPr>
+            <w:tcW w:type="dxa" w:w="3120"/>
+            <w:tcBorders>
+              <w:top w:val="single" w:color="CCCCCC" w:sz="1"/>
+              <w:left w:val="single" w:color="CCCCCC" w:sz="1"/>
+              <w:bottom w:val="single" w:color="CCCCCC" w:sz="1"/>
+              <w:right w:val="single" w:color="CCCCCC" w:sz="1"/>
+            </w:tcBorders>
+            <w:shd w:fill="EAF1F8" w:val="clear"/>
+            <w:tcMar>
+              <w:top w:type="dxa" w:w="80"/>
+              <w:left w:type="dxa" w:w="120"/>
+              <w:bottom w:type="dxa" w:w="80"/>
+              <w:right w:type="dxa" w:w="120"/>
+            </w:tcMar>
+          </w:tcPr>
+          <w:p>
+            <w:r>
+              <w:rPr>
+                <w:b/>
+                <w:bCs/>
+                <w:color w:val="000000"/>
+                <w:sz w:val="20"/>
+                <w:szCs w:val="20"/>
+              </w:rPr>
+              <w:t xml:space="preserve">decline_vacant</w:t>
+            </w:r>
+          </w:p>
+        </w:tc>
+        <w:tc>
+          <w:tcPr>
+            <w:tcW w:type="dxa" w:w="1248"/>
+            <w:tcBorders>
+              <w:top w:val="single" w:color="CCCCCC" w:sz="1"/>
+              <w:left w:val="single" w:color="CCCCCC" w:sz="1"/>
+              <w:bottom w:val="single" w:color="CCCCCC" w:sz="1"/>
+              <w:right w:val="single" w:color="CCCCCC" w:sz="1"/>
+            </w:tcBorders>
+            <w:shd w:fill="EAF1F8" w:val="clear"/>
+            <w:tcMar>
+              <w:top w:type="dxa" w:w="80"/>
+              <w:left w:type="dxa" w:w="120"/>
+              <w:bottom w:type="dxa" w:w="80"/>
+              <w:right w:type="dxa" w:w="120"/>
+            </w:tcMar>
+          </w:tcPr>
+          <w:p>
+            <w:r>
+              <w:rPr>
+                <w:b w:val="false"/>
+                <w:bCs w:val="false"/>
+                <w:color w:val="000000"/>
+                <w:sz w:val="20"/>
+                <w:szCs w:val="20"/>
+              </w:rPr>
+              <w:t xml:space="preserve">✓</w:t>
+            </w:r>
+          </w:p>
+        </w:tc>
+        <w:tc>
+          <w:tcPr>
+            <w:tcW w:type="dxa" w:w="1248"/>
+            <w:tcBorders>
+              <w:top w:val="single" w:color="CCCCCC" w:sz="1"/>
+              <w:left w:val="single" w:color="CCCCCC" w:sz="1"/>
+              <w:bottom w:val="single" w:color="CCCCCC" w:sz="1"/>
+              <w:right w:val="single" w:color="CCCCCC" w:sz="1"/>
+            </w:tcBorders>
+            <w:shd w:fill="EAF1F8" w:val="clear"/>
+            <w:tcMar>
+              <w:top w:type="dxa" w:w="80"/>
+              <w:left w:type="dxa" w:w="120"/>
+              <w:bottom w:type="dxa" w:w="80"/>
+              <w:right w:type="dxa" w:w="120"/>
+            </w:tcMar>
+          </w:tcPr>
+          <w:p>
+            <w:r>
+              <w:rPr>
+                <w:b w:val="false"/>
+                <w:bCs w:val="false"/>
+                <w:color w:val="000000"/>
+                <w:sz w:val="20"/>
+                <w:szCs w:val="20"/>
+              </w:rPr>
+              <w:t xml:space="preserve">✓</w:t>
+            </w:r>
+          </w:p>
+        </w:tc>
+        <w:tc>
+          <w:tcPr>
+            <w:tcW w:type="dxa" w:w="1248"/>
+            <w:tcBorders>
+              <w:top w:val="single" w:color="CCCCCC" w:sz="1"/>
+              <w:left w:val="single" w:color="CCCCCC" w:sz="1"/>
+              <w:bottom w:val="single" w:color="CCCCCC" w:sz="1"/>
+              <w:right w:val="single" w:color="CCCCCC" w:sz="1"/>
+            </w:tcBorders>
+            <w:shd w:fill="EAF1F8" w:val="clear"/>
+            <w:tcMar>
+              <w:top w:type="dxa" w:w="80"/>
+              <w:left w:type="dxa" w:w="120"/>
+              <w:bottom w:type="dxa" w:w="80"/>
+              <w:right w:type="dxa" w:w="120"/>
+            </w:tcMar>
+          </w:tcPr>
+          <w:p>
+            <w:r>
+              <w:rPr>
+                <w:b w:val="false"/>
+                <w:bCs w:val="false"/>
+                <w:color w:val="000000"/>
+                <w:sz w:val="20"/>
+                <w:szCs w:val="20"/>
+              </w:rPr>
+              <w:t xml:space="preserve">✓</w:t>
+            </w:r>
+          </w:p>
+        </w:tc>
+        <w:tc>
+          <w:tcPr>
+            <w:tcW w:type="dxa" w:w="1248"/>
+            <w:tcBorders>
+              <w:top w:val="single" w:color="CCCCCC" w:sz="1"/>
+              <w:left w:val="single" w:color="CCCCCC" w:sz="1"/>
+              <w:bottom w:val="single" w:color="CCCCCC" w:sz="1"/>
+              <w:right w:val="single" w:color="CCCCCC" w:sz="1"/>
+            </w:tcBorders>
+            <w:shd w:fill="EAF1F8" w:val="clear"/>
+            <w:tcMar>
+              <w:top w:type="dxa" w:w="80"/>
+              <w:left w:type="dxa" w:w="120"/>
+              <w:bottom w:type="dxa" w:w="80"/>
+              <w:right w:type="dxa" w:w="120"/>
+            </w:tcMar>
+          </w:tcPr>
+          <w:p>
+            <w:r>
+              <w:rPr>
+                <w:b w:val="false"/>
+                <w:bCs w:val="false"/>
+                <w:color w:val="000000"/>
+                <w:sz w:val="20"/>
+                <w:szCs w:val="20"/>
+              </w:rPr>
+              <w:t xml:space="preserve">✓</w:t>
+            </w:r>
+          </w:p>
+        </w:tc>
+        <w:tc>
+          <w:tcPr>
+            <w:tcW w:type="dxa" w:w="1248"/>
+            <w:tcBorders>
+              <w:top w:val="single" w:color="CCCCCC" w:sz="1"/>
+              <w:left w:val="single" w:color="CCCCCC" w:sz="1"/>
+              <w:bottom w:val="single" w:color="CCCCCC" w:sz="1"/>
+              <w:right w:val="single" w:color="CCCCCC" w:sz="1"/>
+            </w:tcBorders>
+            <w:shd w:fill="EAF1F8" w:val="clear"/>
+            <w:tcMar>
+              <w:top w:type="dxa" w:w="80"/>
+              <w:left w:type="dxa" w:w="120"/>
+              <w:bottom w:type="dxa" w:w="80"/>
+              <w:right w:type="dxa" w:w="120"/>
+            </w:tcMar>
+          </w:tcPr>
+          <w:p>
+            <w:r>
+              <w:rPr>
+                <w:b w:val="false"/>
+                <w:bCs w:val="false"/>
+                <w:color w:val="000000"/>
+                <w:sz w:val="20"/>
+                <w:szCs w:val="20"/>
+              </w:rPr>
+              <w:t xml:space="preserve">✓</w:t>
+            </w:r>
+          </w:p>
+        </w:tc>
+      </w:tr>
+      <w:tr>
+        <w:trPr>
+          <w:cantSplit/>
+        </w:trPr>
+        <w:tc>
+          <w:tcPr>
+            <w:tcW w:type="dxa" w:w="3120"/>
+            <w:tcBorders>
+              <w:top w:val="single" w:color="CCCCCC" w:sz="1"/>
+              <w:left w:val="single" w:color="CCCCCC" w:sz="1"/>
+              <w:bottom w:val="single" w:color="CCCCCC" w:sz="1"/>
+              <w:right w:val="single" w:color="CCCCCC" w:sz="1"/>
+            </w:tcBorders>
+            <w:shd w:fill="FFFFFF" w:val="clear"/>
+            <w:tcMar>
+              <w:top w:type="dxa" w:w="80"/>
+              <w:left w:type="dxa" w:w="120"/>
+              <w:bottom w:type="dxa" w:w="80"/>
+              <w:right w:type="dxa" w:w="120"/>
+            </w:tcMar>
+          </w:tcPr>
+          <w:p>
+            <w:r>
+              <w:rPr>
+                <w:b/>
+                <w:bCs/>
+                <w:color w:val="000000"/>
+                <w:sz w:val="20"/>
+                <w:szCs w:val="20"/>
+              </w:rPr>
+              <w:t xml:space="preserve">refer_rental</w:t>
+            </w:r>
+          </w:p>
+        </w:tc>
+        <w:tc>
+          <w:tcPr>
+            <w:tcW w:type="dxa" w:w="1248"/>
+            <w:tcBorders>
+              <w:top w:val="single" w:color="CCCCCC" w:sz="1"/>
+              <w:left w:val="single" w:color="CCCCCC" w:sz="1"/>
+              <w:bottom w:val="single" w:color="CCCCCC" w:sz="1"/>
+              <w:right w:val="single" w:color="CCCCCC" w:sz="1"/>
+            </w:tcBorders>
+            <w:shd w:fill="FFFFFF" w:val="clear"/>
+            <w:tcMar>
+              <w:top w:type="dxa" w:w="80"/>
+              <w:left w:type="dxa" w:w="120"/>
+              <w:bottom w:type="dxa" w:w="80"/>
+              <w:right w:type="dxa" w:w="120"/>
+            </w:tcMar>
+          </w:tcPr>
+          <w:p>
+            <w:r>
+              <w:rPr>
+                <w:b w:val="false"/>
+                <w:bCs w:val="false"/>
+                <w:color w:val="000000"/>
+                <w:sz w:val="20"/>
+                <w:szCs w:val="20"/>
+              </w:rPr>
+              <w:t xml:space="preserve">✓</w:t>
+            </w:r>
+          </w:p>
+        </w:tc>
+        <w:tc>
+          <w:tcPr>
+            <w:tcW w:type="dxa" w:w="1248"/>
+            <w:tcBorders>
+              <w:top w:val="single" w:color="CCCCCC" w:sz="1"/>
+              <w:left w:val="single" w:color="CCCCCC" w:sz="1"/>
+              <w:bottom w:val="single" w:color="CCCCCC" w:sz="1"/>
+              <w:right w:val="single" w:color="CCCCCC" w:sz="1"/>
+            </w:tcBorders>
+            <w:shd w:fill="FFFFFF" w:val="clear"/>
+            <w:tcMar>
+              <w:top w:type="dxa" w:w="80"/>
+              <w:left w:type="dxa" w:w="120"/>
+              <w:bottom w:type="dxa" w:w="80"/>
+              <w:right w:type="dxa" w:w="120"/>
+            </w:tcMar>
+          </w:tcPr>
+          <w:p>
+            <w:r>
+              <w:rPr>
+                <w:b w:val="false"/>
+                <w:bCs w:val="false"/>
+                <w:color w:val="000000"/>
+                <w:sz w:val="20"/>
+                <w:szCs w:val="20"/>
+              </w:rPr>
+              <w:t xml:space="preserve">✓</w:t>
+            </w:r>
+          </w:p>
+        </w:tc>
+        <w:tc>
+          <w:tcPr>
+            <w:tcW w:type="dxa" w:w="1248"/>
+            <w:tcBorders>
+              <w:top w:val="single" w:color="CCCCCC" w:sz="1"/>
+              <w:left w:val="single" w:color="CCCCCC" w:sz="1"/>
+              <w:bottom w:val="single" w:color="CCCCCC" w:sz="1"/>
+              <w:right w:val="single" w:color="CCCCCC" w:sz="1"/>
+            </w:tcBorders>
+            <w:shd w:fill="FFFFFF" w:val="clear"/>
+            <w:tcMar>
+              <w:top w:type="dxa" w:w="80"/>
+              <w:left w:type="dxa" w:w="120"/>
+              <w:bottom w:type="dxa" w:w="80"/>
+              <w:right w:type="dxa" w:w="120"/>
+            </w:tcMar>
+          </w:tcPr>
+          <w:p>
+            <w:r>
+              <w:rPr>
+                <w:b w:val="false"/>
+                <w:bCs w:val="false"/>
+                <w:color w:val="000000"/>
+                <w:sz w:val="20"/>
+                <w:szCs w:val="20"/>
+              </w:rPr>
+              <w:t xml:space="preserve">✓</w:t>
+            </w:r>
+          </w:p>
+        </w:tc>
+        <w:tc>
+          <w:tcPr>
+            <w:tcW w:type="dxa" w:w="1248"/>
+            <w:tcBorders>
+              <w:top w:val="single" w:color="CCCCCC" w:sz="1"/>
+              <w:left w:val="single" w:color="CCCCCC" w:sz="1"/>
+              <w:bottom w:val="single" w:color="CCCCCC" w:sz="1"/>
+              <w:right w:val="single" w:color="CCCCCC" w:sz="1"/>
+            </w:tcBorders>
+            <w:shd w:fill="FFFFFF" w:val="clear"/>
+            <w:tcMar>
+              <w:top w:type="dxa" w:w="80"/>
+              <w:left w:type="dxa" w:w="120"/>
+              <w:bottom w:type="dxa" w:w="80"/>
+              <w:right w:type="dxa" w:w="120"/>
+            </w:tcMar>
+          </w:tcPr>
+          <w:p>
+            <w:r>
+              <w:rPr>
+                <w:b w:val="false"/>
+                <w:bCs w:val="false"/>
+                <w:color w:val="000000"/>
+                <w:sz w:val="20"/>
+                <w:szCs w:val="20"/>
+              </w:rPr>
+              <w:t xml:space="preserve">✓</w:t>
+            </w:r>
+          </w:p>
+        </w:tc>
+        <w:tc>
+          <w:tcPr>
+            <w:tcW w:type="dxa" w:w="1248"/>
+            <w:tcBorders>
+              <w:top w:val="single" w:color="CCCCCC" w:sz="1"/>
+              <w:left w:val="single" w:color="CCCCCC" w:sz="1"/>
+              <w:bottom w:val="single" w:color="CCCCCC" w:sz="1"/>
+              <w:right w:val="single" w:color="CCCCCC" w:sz="1"/>
+            </w:tcBorders>
+            <w:shd w:fill="FFFFFF" w:val="clear"/>
+            <w:tcMar>
+              <w:top w:type="dxa" w:w="80"/>
+              <w:left w:type="dxa" w:w="120"/>
+              <w:bottom w:type="dxa" w:w="80"/>
+              <w:right w:type="dxa" w:w="120"/>
+            </w:tcMar>
+          </w:tcPr>
+          <w:p>
+            <w:r>
+              <w:rPr>
+                <w:b w:val="false"/>
+                <w:bCs w:val="false"/>
+                <w:color w:val="000000"/>
+                <w:sz w:val="20"/>
+                <w:szCs w:val="20"/>
+              </w:rPr>
+              <w:t xml:space="preserve">✓</w:t>
+            </w:r>
+          </w:p>
+        </w:tc>
+      </w:tr>
+      <w:tr>
+        <w:trPr>
+          <w:cantSplit/>
+        </w:trPr>
+        <w:tc>
+          <w:tcPr>
+            <w:tcW w:type="dxa" w:w="3120"/>
+            <w:tcBorders>
+              <w:top w:val="single" w:color="CCCCCC" w:sz="1"/>
+              <w:left w:val="single" w:color="CCCCCC" w:sz="1"/>
+              <w:bottom w:val="single" w:color="CCCCCC" w:sz="1"/>
+              <w:right w:val="single" w:color="CCCCCC" w:sz="1"/>
+            </w:tcBorders>
+            <w:shd w:fill="EAF1F8" w:val="clear"/>
+            <w:tcMar>
+              <w:top w:type="dxa" w:w="80"/>
+              <w:left w:type="dxa" w:w="120"/>
+              <w:bottom w:type="dxa" w:w="80"/>
+              <w:right w:type="dxa" w:w="120"/>
+            </w:tcMar>
+          </w:tcPr>
+          <w:p>
+            <w:r>
+              <w:rPr>
+                <w:b/>
+                <w:bCs/>
+                <w:color w:val="000000"/>
+                <w:sz w:val="20"/>
+                <w:szCs w:val="20"/>
+              </w:rPr>
+              <w:t xml:space="preserve">refer_wildfire</w:t>
+            </w:r>
+          </w:p>
+        </w:tc>
+        <w:tc>
+          <w:tcPr>
+            <w:tcW w:type="dxa" w:w="1248"/>
+            <w:tcBorders>
+              <w:top w:val="single" w:color="CCCCCC" w:sz="1"/>
+              <w:left w:val="single" w:color="CCCCCC" w:sz="1"/>
+              <w:bottom w:val="single" w:color="CCCCCC" w:sz="1"/>
+              <w:right w:val="single" w:color="CCCCCC" w:sz="1"/>
+            </w:tcBorders>
+            <w:shd w:fill="EAF1F8" w:val="clear"/>
+            <w:tcMar>
+              <w:top w:type="dxa" w:w="80"/>
+              <w:left w:type="dxa" w:w="120"/>
+              <w:bottom w:type="dxa" w:w="80"/>
+              <w:right w:type="dxa" w:w="120"/>
+            </w:tcMar>
+          </w:tcPr>
+          <w:p>
+            <w:r>
+              <w:rPr>
+                <w:b w:val="false"/>
+                <w:bCs w:val="false"/>
+                <w:color w:val="000000"/>
+                <w:sz w:val="20"/>
+                <w:szCs w:val="20"/>
+              </w:rPr>
+              <w:t xml:space="preserve">✓</w:t>
+            </w:r>
+          </w:p>
+        </w:tc>
+        <w:tc>
+          <w:tcPr>
+            <w:tcW w:type="dxa" w:w="1248"/>
+            <w:tcBorders>
+              <w:top w:val="single" w:color="CCCCCC" w:sz="1"/>
+              <w:left w:val="single" w:color="CCCCCC" w:sz="1"/>
+              <w:bottom w:val="single" w:color="CCCCCC" w:sz="1"/>
+              <w:right w:val="single" w:color="CCCCCC" w:sz="1"/>
+            </w:tcBorders>
+            <w:shd w:fill="EAF1F8" w:val="clear"/>
+            <w:tcMar>
+              <w:top w:type="dxa" w:w="80"/>
+              <w:left w:type="dxa" w:w="120"/>
+              <w:bottom w:type="dxa" w:w="80"/>
+              <w:right w:type="dxa" w:w="120"/>
+            </w:tcMar>
+          </w:tcPr>
+          <w:p>
+            <w:r>
+              <w:rPr>
+                <w:b w:val="false"/>
+                <w:bCs w:val="false"/>
+                <w:color w:val="000000"/>
+                <w:sz w:val="20"/>
+                <w:szCs w:val="20"/>
+              </w:rPr>
+              <w:t xml:space="preserve">✓</w:t>
+            </w:r>
+          </w:p>
+        </w:tc>
+        <w:tc>
+          <w:tcPr>
+            <w:tcW w:type="dxa" w:w="1248"/>
+            <w:tcBorders>
+              <w:top w:val="single" w:color="CCCCCC" w:sz="1"/>
+              <w:left w:val="single" w:color="CCCCCC" w:sz="1"/>
+              <w:bottom w:val="single" w:color="CCCCCC" w:sz="1"/>
+              <w:right w:val="single" w:color="CCCCCC" w:sz="1"/>
+            </w:tcBorders>
+            <w:shd w:fill="EAF1F8" w:val="clear"/>
+            <w:tcMar>
+              <w:top w:type="dxa" w:w="80"/>
+              <w:left w:type="dxa" w:w="120"/>
+              <w:bottom w:type="dxa" w:w="80"/>
+              <w:right w:type="dxa" w:w="120"/>
+            </w:tcMar>
+          </w:tcPr>
+          <w:p>
+            <w:r>
+              <w:rPr>
+                <w:b w:val="false"/>
+                <w:bCs w:val="false"/>
+                <w:color w:val="000000"/>
+                <w:sz w:val="20"/>
+                <w:szCs w:val="20"/>
+              </w:rPr>
+              <w:t xml:space="preserve">✓</w:t>
+            </w:r>
+          </w:p>
+        </w:tc>
+        <w:tc>
+          <w:tcPr>
+            <w:tcW w:type="dxa" w:w="1248"/>
+            <w:tcBorders>
+              <w:top w:val="single" w:color="CCCCCC" w:sz="1"/>
+              <w:left w:val="single" w:color="CCCCCC" w:sz="1"/>
+              <w:bottom w:val="single" w:color="CCCCCC" w:sz="1"/>
+              <w:right w:val="single" w:color="CCCCCC" w:sz="1"/>
+            </w:tcBorders>
+            <w:shd w:fill="EAF1F8" w:val="clear"/>
+            <w:tcMar>
+              <w:top w:type="dxa" w:w="80"/>
+              <w:left w:type="dxa" w:w="120"/>
+              <w:bottom w:type="dxa" w:w="80"/>
+              <w:right w:type="dxa" w:w="120"/>
+            </w:tcMar>
+          </w:tcPr>
+          <w:p>
+            <w:r>
+              <w:rPr>
+                <w:b w:val="false"/>
+                <w:bCs w:val="false"/>
+                <w:color w:val="000000"/>
+                <w:sz w:val="20"/>
+                <w:szCs w:val="20"/>
+              </w:rPr>
+              <w:t xml:space="preserve">✓</w:t>
+            </w:r>
+          </w:p>
+        </w:tc>
+        <w:tc>
+          <w:tcPr>
+            <w:tcW w:type="dxa" w:w="1248"/>
+            <w:tcBorders>
+              <w:top w:val="single" w:color="CCCCCC" w:sz="1"/>
+              <w:left w:val="single" w:color="CCCCCC" w:sz="1"/>
+              <w:bottom w:val="single" w:color="CCCCCC" w:sz="1"/>
+              <w:right w:val="single" w:color="CCCCCC" w:sz="1"/>
+            </w:tcBorders>
+            <w:shd w:fill="EAF1F8" w:val="clear"/>
+            <w:tcMar>
+              <w:top w:type="dxa" w:w="80"/>
+              <w:left w:type="dxa" w:w="120"/>
+              <w:bottom w:type="dxa" w:w="80"/>
+              <w:right w:type="dxa" w:w="120"/>
+            </w:tcMar>
+          </w:tcPr>
+          <w:p>
+            <w:r>
+              <w:rPr>
+                <w:b w:val="false"/>
+                <w:bCs w:val="false"/>
+                <w:color w:val="000000"/>
+                <w:sz w:val="20"/>
+                <w:szCs w:val="20"/>
+              </w:rPr>
+              <w:t xml:space="preserve">✓</w:t>
+            </w:r>
+          </w:p>
+        </w:tc>
+      </w:tr>
+      <w:tr>
+        <w:trPr>
+          <w:cantSplit/>
+        </w:trPr>
+        <w:tc>
+          <w:tcPr>
+            <w:tcW w:type="dxa" w:w="3120"/>
+            <w:tcBorders>
+              <w:top w:val="single" w:color="CCCCCC" w:sz="1"/>
+              <w:left w:val="single" w:color="CCCCCC" w:sz="1"/>
+              <w:bottom w:val="single" w:color="CCCCCC" w:sz="1"/>
+              <w:right w:val="single" w:color="CCCCCC" w:sz="1"/>
+            </w:tcBorders>
+            <w:shd w:fill="FFFFFF" w:val="clear"/>
+            <w:tcMar>
+              <w:top w:type="dxa" w:w="80"/>
+              <w:left w:type="dxa" w:w="120"/>
+              <w:bottom w:type="dxa" w:w="80"/>
+              <w:right w:type="dxa" w:w="120"/>
+            </w:tcMar>
+          </w:tcPr>
+          <w:p>
+            <w:r>
+              <w:rPr>
+                <w:b/>
+                <w:bCs/>
+                <w:color w:val="000000"/>
+                <w:sz w:val="20"/>
+                <w:szCs w:val="20"/>
+              </w:rPr>
+              <w:t xml:space="preserve">refer_flood</w:t>
+            </w:r>
+          </w:p>
+        </w:tc>
+        <w:tc>
+          <w:tcPr>
+            <w:tcW w:type="dxa" w:w="1248"/>
+            <w:tcBorders>
+              <w:top w:val="single" w:color="CCCCCC" w:sz="1"/>
+              <w:left w:val="single" w:color="CCCCCC" w:sz="1"/>
+              <w:bottom w:val="single" w:color="CCCCCC" w:sz="1"/>
+              <w:right w:val="single" w:color="CCCCCC" w:sz="1"/>
+            </w:tcBorders>
+            <w:shd w:fill="FFFFFF" w:val="clear"/>
+            <w:tcMar>
+              <w:top w:type="dxa" w:w="80"/>
+              <w:left w:type="dxa" w:w="120"/>
+              <w:bottom w:type="dxa" w:w="80"/>
+              <w:right w:type="dxa" w:w="120"/>
+            </w:tcMar>
+          </w:tcPr>
+          <w:p>
+            <w:r>
+              <w:rPr>
+                <w:b w:val="false"/>
+                <w:bCs w:val="false"/>
+                <w:color w:val="000000"/>
+                <w:sz w:val="20"/>
+                <w:szCs w:val="20"/>
+              </w:rPr>
+              <w:t xml:space="preserve">✓</w:t>
+            </w:r>
+          </w:p>
+        </w:tc>
+        <w:tc>
+          <w:tcPr>
+            <w:tcW w:type="dxa" w:w="1248"/>
+            <w:tcBorders>
+              <w:top w:val="single" w:color="CCCCCC" w:sz="1"/>
+              <w:left w:val="single" w:color="CCCCCC" w:sz="1"/>
+              <w:bottom w:val="single" w:color="CCCCCC" w:sz="1"/>
+              <w:right w:val="single" w:color="CCCCCC" w:sz="1"/>
+            </w:tcBorders>
+            <w:shd w:fill="FFFFFF" w:val="clear"/>
+            <w:tcMar>
+              <w:top w:type="dxa" w:w="80"/>
+              <w:left w:type="dxa" w:w="120"/>
+              <w:bottom w:type="dxa" w:w="80"/>
+              <w:right w:type="dxa" w:w="120"/>
+            </w:tcMar>
+          </w:tcPr>
+          <w:p>
+            <w:r>
+              <w:rPr>
+                <w:b w:val="false"/>
+                <w:bCs w:val="false"/>
+                <w:color w:val="000000"/>
+                <w:sz w:val="20"/>
+                <w:szCs w:val="20"/>
+              </w:rPr>
+              <w:t xml:space="preserve">✓</w:t>
+            </w:r>
+          </w:p>
+        </w:tc>
+        <w:tc>
+          <w:tcPr>
+            <w:tcW w:type="dxa" w:w="1248"/>
+            <w:tcBorders>
+              <w:top w:val="single" w:color="CCCCCC" w:sz="1"/>
+              <w:left w:val="single" w:color="CCCCCC" w:sz="1"/>
+              <w:bottom w:val="single" w:color="CCCCCC" w:sz="1"/>
+              <w:right w:val="single" w:color="CCCCCC" w:sz="1"/>
+            </w:tcBorders>
+            <w:shd w:fill="FFFFFF" w:val="clear"/>
+            <w:tcMar>
+              <w:top w:type="dxa" w:w="80"/>
+              <w:left w:type="dxa" w:w="120"/>
+              <w:bottom w:type="dxa" w:w="80"/>
+              <w:right w:type="dxa" w:w="120"/>
+            </w:tcMar>
+          </w:tcPr>
+          <w:p>
+            <w:r>
+              <w:rPr>
+                <w:b w:val="false"/>
+                <w:bCs w:val="false"/>
+                <w:color w:val="000000"/>
+                <w:sz w:val="20"/>
+                <w:szCs w:val="20"/>
+              </w:rPr>
+              <w:t xml:space="preserve">✓</w:t>
+            </w:r>
+          </w:p>
+        </w:tc>
+        <w:tc>
+          <w:tcPr>
+            <w:tcW w:type="dxa" w:w="1248"/>
+            <w:tcBorders>
+              <w:top w:val="single" w:color="CCCCCC" w:sz="1"/>
+              <w:left w:val="single" w:color="CCCCCC" w:sz="1"/>
+              <w:bottom w:val="single" w:color="CCCCCC" w:sz="1"/>
+              <w:right w:val="single" w:color="CCCCCC" w:sz="1"/>
+            </w:tcBorders>
+            <w:shd w:fill="FFFFFF" w:val="clear"/>
+            <w:tcMar>
+              <w:top w:type="dxa" w:w="80"/>
+              <w:left w:type="dxa" w:w="120"/>
+              <w:bottom w:type="dxa" w:w="80"/>
+              <w:right w:type="dxa" w:w="120"/>
+            </w:tcMar>
+          </w:tcPr>
+          <w:p>
+            <w:r>
+              <w:rPr>
+                <w:b w:val="false"/>
+                <w:bCs w:val="false"/>
+                <w:color w:val="000000"/>
+                <w:sz w:val="20"/>
+                <w:szCs w:val="20"/>
+              </w:rPr>
+              <w:t xml:space="preserve">✓</w:t>
+            </w:r>
+          </w:p>
+        </w:tc>
+        <w:tc>
+          <w:tcPr>
+            <w:tcW w:type="dxa" w:w="1248"/>
+            <w:tcBorders>
+              <w:top w:val="single" w:color="CCCCCC" w:sz="1"/>
+              <w:left w:val="single" w:color="CCCCCC" w:sz="1"/>
+              <w:bottom w:val="single" w:color="CCCCCC" w:sz="1"/>
+              <w:right w:val="single" w:color="CCCCCC" w:sz="1"/>
+            </w:tcBorders>
+            <w:shd w:fill="FFFFFF" w:val="clear"/>
+            <w:tcMar>
+              <w:top w:type="dxa" w:w="80"/>
+              <w:left w:type="dxa" w:w="120"/>
+              <w:bottom w:type="dxa" w:w="80"/>
+              <w:right w:type="dxa" w:w="120"/>
+            </w:tcMar>
+          </w:tcPr>
+          <w:p>
+            <w:r>
+              <w:rPr>
+                <w:b w:val="false"/>
+                <w:bCs w:val="false"/>
+                <w:color w:val="000000"/>
+                <w:sz w:val="20"/>
+                <w:szCs w:val="20"/>
+              </w:rPr>
+              <w:t xml:space="preserve">✓</w:t>
+            </w:r>
+          </w:p>
+        </w:tc>
+      </w:tr>
+      <w:tr>
+        <w:trPr>
+          <w:cantSplit/>
+        </w:trPr>
+        <w:tc>
+          <w:tcPr>
+            <w:tcW w:type="dxa" w:w="3120"/>
+            <w:tcBorders>
+              <w:top w:val="single" w:color="CCCCCC" w:sz="1"/>
+              <w:left w:val="single" w:color="CCCCCC" w:sz="1"/>
+              <w:bottom w:val="single" w:color="CCCCCC" w:sz="1"/>
+              <w:right w:val="single" w:color="CCCCCC" w:sz="1"/>
+            </w:tcBorders>
+            <w:shd w:fill="EAF1F8" w:val="clear"/>
+            <w:tcMar>
+              <w:top w:type="dxa" w:w="80"/>
+              <w:left w:type="dxa" w:w="120"/>
+              <w:bottom w:type="dxa" w:w="80"/>
+              <w:right w:type="dxa" w:w="120"/>
+            </w:tcMar>
+          </w:tcPr>
+          <w:p>
+            <w:r>
+              <w:rPr>
+                <w:b/>
+                <w:bCs/>
+                <w:color w:val="000000"/>
+                <w:sz w:val="20"/>
+                <w:szCs w:val="20"/>
+              </w:rPr>
+              <w:t xml:space="preserve">refer_claims</w:t>
+            </w:r>
+          </w:p>
+        </w:tc>
+        <w:tc>
+          <w:tcPr>
+            <w:tcW w:type="dxa" w:w="1248"/>
+            <w:tcBorders>
+              <w:top w:val="single" w:color="CCCCCC" w:sz="1"/>
+              <w:left w:val="single" w:color="CCCCCC" w:sz="1"/>
+              <w:bottom w:val="single" w:color="CCCCCC" w:sz="1"/>
+              <w:right w:val="single" w:color="CCCCCC" w:sz="1"/>
+            </w:tcBorders>
+            <w:shd w:fill="EAF1F8" w:val="clear"/>
+            <w:tcMar>
+              <w:top w:type="dxa" w:w="80"/>
+              <w:left w:type="dxa" w:w="120"/>
+              <w:bottom w:type="dxa" w:w="80"/>
+              <w:right w:type="dxa" w:w="120"/>
+            </w:tcMar>
+          </w:tcPr>
+          <w:p>
+            <w:r>
+              <w:rPr>
+                <w:b w:val="false"/>
+                <w:bCs w:val="false"/>
+                <w:color w:val="000000"/>
+                <w:sz w:val="20"/>
+                <w:szCs w:val="20"/>
+              </w:rPr>
+              <w:t xml:space="preserve">✓</w:t>
+            </w:r>
+          </w:p>
+        </w:tc>
+        <w:tc>
+          <w:tcPr>
+            <w:tcW w:type="dxa" w:w="1248"/>
+            <w:tcBorders>
+              <w:top w:val="single" w:color="CCCCCC" w:sz="1"/>
+              <w:left w:val="single" w:color="CCCCCC" w:sz="1"/>
+              <w:bottom w:val="single" w:color="CCCCCC" w:sz="1"/>
+              <w:right w:val="single" w:color="CCCCCC" w:sz="1"/>
+            </w:tcBorders>
+            <w:shd w:fill="EAF1F8" w:val="clear"/>
+            <w:tcMar>
+              <w:top w:type="dxa" w:w="80"/>
+              <w:left w:type="dxa" w:w="120"/>
+              <w:bottom w:type="dxa" w:w="80"/>
+              <w:right w:type="dxa" w:w="120"/>
+            </w:tcMar>
+          </w:tcPr>
+          <w:p>
+            <w:r>
+              <w:rPr>
+                <w:b w:val="false"/>
+                <w:bCs w:val="false"/>
+                <w:color w:val="000000"/>
+                <w:sz w:val="20"/>
+                <w:szCs w:val="20"/>
+              </w:rPr>
+              <w:t xml:space="preserve">✓</w:t>
+            </w:r>
+          </w:p>
+        </w:tc>
+        <w:tc>
+          <w:tcPr>
+            <w:tcW w:type="dxa" w:w="1248"/>
+            <w:tcBorders>
+              <w:top w:val="single" w:color="CCCCCC" w:sz="1"/>
+              <w:left w:val="single" w:color="CCCCCC" w:sz="1"/>
+              <w:bottom w:val="single" w:color="CCCCCC" w:sz="1"/>
+              <w:right w:val="single" w:color="CCCCCC" w:sz="1"/>
+            </w:tcBorders>
+            <w:shd w:fill="EAF1F8" w:val="clear"/>
+            <w:tcMar>
+              <w:top w:type="dxa" w:w="80"/>
+              <w:left w:type="dxa" w:w="120"/>
+              <w:bottom w:type="dxa" w:w="80"/>
+              <w:right w:type="dxa" w:w="120"/>
+            </w:tcMar>
+          </w:tcPr>
+          <w:p>
+            <w:r>
+              <w:rPr>
+                <w:b w:val="false"/>
+                <w:bCs w:val="false"/>
+                <w:color w:val="000000"/>
+                <w:sz w:val="20"/>
+                <w:szCs w:val="20"/>
+              </w:rPr>
+              <w:t xml:space="preserve">✓</w:t>
+            </w:r>
+          </w:p>
+        </w:tc>
+        <w:tc>
+          <w:tcPr>
+            <w:tcW w:type="dxa" w:w="1248"/>
+            <w:tcBorders>
+              <w:top w:val="single" w:color="CCCCCC" w:sz="1"/>
+              <w:left w:val="single" w:color="CCCCCC" w:sz="1"/>
+              <w:bottom w:val="single" w:color="CCCCCC" w:sz="1"/>
+              <w:right w:val="single" w:color="CCCCCC" w:sz="1"/>
+            </w:tcBorders>
+            <w:shd w:fill="EAF1F8" w:val="clear"/>
+            <w:tcMar>
+              <w:top w:type="dxa" w:w="80"/>
+              <w:left w:type="dxa" w:w="120"/>
+              <w:bottom w:type="dxa" w:w="80"/>
+              <w:right w:type="dxa" w:w="120"/>
+            </w:tcMar>
+          </w:tcPr>
+          <w:p>
+            <w:r>
+              <w:rPr>
+                <w:b w:val="false"/>
+                <w:bCs w:val="false"/>
+                <w:color w:val="000000"/>
+                <w:sz w:val="20"/>
+                <w:szCs w:val="20"/>
+              </w:rPr>
+              <w:t xml:space="preserve">✓</w:t>
+            </w:r>
+          </w:p>
+        </w:tc>
+        <w:tc>
+          <w:tcPr>
+            <w:tcW w:type="dxa" w:w="1248"/>
+            <w:tcBorders>
+              <w:top w:val="single" w:color="CCCCCC" w:sz="1"/>
+              <w:left w:val="single" w:color="CCCCCC" w:sz="1"/>
+              <w:bottom w:val="single" w:color="CCCCCC" w:sz="1"/>
+              <w:right w:val="single" w:color="CCCCCC" w:sz="1"/>
+            </w:tcBorders>
+            <w:shd w:fill="EAF1F8" w:val="clear"/>
+            <w:tcMar>
+              <w:top w:type="dxa" w:w="80"/>
+              <w:left w:type="dxa" w:w="120"/>
+              <w:bottom w:type="dxa" w:w="80"/>
+              <w:right w:type="dxa" w:w="120"/>
+            </w:tcMar>
+          </w:tcPr>
+          <w:p>
+            <w:r>
+              <w:rPr>
+                <w:b w:val="false"/>
+                <w:bCs w:val="false"/>
+                <w:color w:val="000000"/>
+                <w:sz w:val="20"/>
+                <w:szCs w:val="20"/>
+              </w:rPr>
+              <w:t xml:space="preserve">✓</w:t>
+            </w:r>
+          </w:p>
+        </w:tc>
+      </w:tr>
+      <w:tr>
+        <w:trPr>
+          <w:cantSplit/>
+        </w:trPr>
+        <w:tc>
+          <w:tcPr>
+            <w:tcW w:type="dxa" w:w="3120"/>
+            <w:tcBorders>
+              <w:top w:val="single" w:color="CCCCCC" w:sz="1"/>
+              <w:left w:val="single" w:color="CCCCCC" w:sz="1"/>
+              <w:bottom w:val="single" w:color="CCCCCC" w:sz="1"/>
+              <w:right w:val="single" w:color="CCCCCC" w:sz="1"/>
+            </w:tcBorders>
+            <w:shd w:fill="FFFFFF" w:val="clear"/>
+            <w:tcMar>
+              <w:top w:type="dxa" w:w="80"/>
+              <w:left w:type="dxa" w:w="120"/>
+              <w:bottom w:type="dxa" w:w="80"/>
+              <w:right w:type="dxa" w:w="120"/>
+            </w:tcMar>
+          </w:tcPr>
+          <w:p>
+            <w:r>
+              <w:rPr>
+                <w:b/>
+                <w:bCs/>
+                <w:color w:val="000000"/>
+                <w:sz w:val="20"/>
+                <w:szCs w:val="20"/>
+              </w:rPr>
+              <w:t xml:space="preserve">missing_roof_age</w:t>
+            </w:r>
+          </w:p>
+        </w:tc>
+        <w:tc>
+          <w:tcPr>
+            <w:tcW w:type="dxa" w:w="1248"/>
+            <w:tcBorders>
+              <w:top w:val="single" w:color="CCCCCC" w:sz="1"/>
+              <w:left w:val="single" w:color="CCCCCC" w:sz="1"/>
+              <w:bottom w:val="single" w:color="CCCCCC" w:sz="1"/>
+              <w:right w:val="single" w:color="CCCCCC" w:sz="1"/>
+            </w:tcBorders>
+            <w:shd w:fill="FFFFFF" w:val="clear"/>
+            <w:tcMar>
+              <w:top w:type="dxa" w:w="80"/>
+              <w:left w:type="dxa" w:w="120"/>
+              <w:bottom w:type="dxa" w:w="80"/>
+              <w:right w:type="dxa" w:w="120"/>
+            </w:tcMar>
+          </w:tcPr>
+          <w:p>
+            <w:r>
+              <w:rPr>
+                <w:b w:val="false"/>
+                <w:bCs w:val="false"/>
+                <w:color w:val="000000"/>
+                <w:sz w:val="20"/>
+                <w:szCs w:val="20"/>
+              </w:rPr>
+              <w:t xml:space="preserve">✓</w:t>
+            </w:r>
+          </w:p>
+        </w:tc>
+        <w:tc>
+          <w:tcPr>
+            <w:tcW w:type="dxa" w:w="1248"/>
+            <w:tcBorders>
+              <w:top w:val="single" w:color="CCCCCC" w:sz="1"/>
+              <w:left w:val="single" w:color="CCCCCC" w:sz="1"/>
+              <w:bottom w:val="single" w:color="CCCCCC" w:sz="1"/>
+              <w:right w:val="single" w:color="CCCCCC" w:sz="1"/>
+            </w:tcBorders>
+            <w:shd w:fill="FFFFFF" w:val="clear"/>
+            <w:tcMar>
+              <w:top w:type="dxa" w:w="80"/>
+              <w:left w:type="dxa" w:w="120"/>
+              <w:bottom w:type="dxa" w:w="80"/>
+              <w:right w:type="dxa" w:w="120"/>
+            </w:tcMar>
+          </w:tcPr>
+          <w:p>
+            <w:r>
+              <w:rPr>
+                <w:b w:val="false"/>
+                <w:bCs w:val="false"/>
+                <w:color w:val="000000"/>
+                <w:sz w:val="20"/>
+                <w:szCs w:val="20"/>
+              </w:rPr>
+              <w:t xml:space="preserve">✓</w:t>
+            </w:r>
+          </w:p>
+        </w:tc>
+        <w:tc>
+          <w:tcPr>
+            <w:tcW w:type="dxa" w:w="1248"/>
+            <w:tcBorders>
+              <w:top w:val="single" w:color="CCCCCC" w:sz="1"/>
+              <w:left w:val="single" w:color="CCCCCC" w:sz="1"/>
+              <w:bottom w:val="single" w:color="CCCCCC" w:sz="1"/>
+              <w:right w:val="single" w:color="CCCCCC" w:sz="1"/>
+            </w:tcBorders>
+            <w:shd w:fill="FFFFFF" w:val="clear"/>
+            <w:tcMar>
+              <w:top w:type="dxa" w:w="80"/>
+              <w:left w:type="dxa" w:w="120"/>
+              <w:bottom w:type="dxa" w:w="80"/>
+              <w:right w:type="dxa" w:w="120"/>
+            </w:tcMar>
+          </w:tcPr>
+          <w:p>
+            <w:r>
+              <w:rPr>
+                <w:b w:val="false"/>
+                <w:bCs w:val="false"/>
+                <w:color w:val="000000"/>
+                <w:sz w:val="20"/>
+                <w:szCs w:val="20"/>
+              </w:rPr>
+              <w:t xml:space="preserve">✓</w:t>
+            </w:r>
+          </w:p>
+        </w:tc>
+        <w:tc>
+          <w:tcPr>
+            <w:tcW w:type="dxa" w:w="1248"/>
+            <w:tcBorders>
+              <w:top w:val="single" w:color="CCCCCC" w:sz="1"/>
+              <w:left w:val="single" w:color="CCCCCC" w:sz="1"/>
+              <w:bottom w:val="single" w:color="CCCCCC" w:sz="1"/>
+              <w:right w:val="single" w:color="CCCCCC" w:sz="1"/>
+            </w:tcBorders>
+            <w:shd w:fill="FFFFFF" w:val="clear"/>
+            <w:tcMar>
+              <w:top w:type="dxa" w:w="80"/>
+              <w:left w:type="dxa" w:w="120"/>
+              <w:bottom w:type="dxa" w:w="80"/>
+              <w:right w:type="dxa" w:w="120"/>
+            </w:tcMar>
+          </w:tcPr>
+          <w:p>
+            <w:r>
+              <w:rPr>
+                <w:b w:val="false"/>
+                <w:bCs w:val="false"/>
+                <w:color w:val="000000"/>
+                <w:sz w:val="20"/>
+                <w:szCs w:val="20"/>
+              </w:rPr>
+              <w:t xml:space="preserve">✓</w:t>
+            </w:r>
+          </w:p>
+        </w:tc>
+        <w:tc>
+          <w:tcPr>
+            <w:tcW w:type="dxa" w:w="1248"/>
+            <w:tcBorders>
+              <w:top w:val="single" w:color="CCCCCC" w:sz="1"/>
+              <w:left w:val="single" w:color="CCCCCC" w:sz="1"/>
+              <w:bottom w:val="single" w:color="CCCCCC" w:sz="1"/>
+              <w:right w:val="single" w:color="CCCCCC" w:sz="1"/>
+            </w:tcBorders>
+            <w:shd w:fill="FFFFFF" w:val="clear"/>
+            <w:tcMar>
+              <w:top w:type="dxa" w:w="80"/>
+              <w:left w:type="dxa" w:w="120"/>
+              <w:bottom w:type="dxa" w:w="80"/>
+              <w:right w:type="dxa" w:w="120"/>
+            </w:tcMar>
+          </w:tcPr>
+          <w:p>
+            <w:r>
+              <w:rPr>
+                <w:b w:val="false"/>
+                <w:bCs w:val="false"/>
+                <w:color w:val="000000"/>
+                <w:sz w:val="20"/>
+                <w:szCs w:val="20"/>
+              </w:rPr>
+              <w:t xml:space="preserve">✓</w:t>
+            </w:r>
+          </w:p>
+        </w:tc>
+      </w:tr>
+      <w:tr>
+        <w:trPr>
+          <w:cantSplit/>
+        </w:trPr>
+        <w:tc>
+          <w:tcPr>
+            <w:tcW w:type="dxa" w:w="3120"/>
+            <w:tcBorders>
+              <w:top w:val="single" w:color="CCCCCC" w:sz="1"/>
+              <w:left w:val="single" w:color="CCCCCC" w:sz="1"/>
+              <w:bottom w:val="single" w:color="CCCCCC" w:sz="1"/>
+              <w:right w:val="single" w:color="CCCCCC" w:sz="1"/>
+            </w:tcBorders>
+            <w:shd w:fill="EAF1F8" w:val="clear"/>
+            <w:tcMar>
+              <w:top w:type="dxa" w:w="80"/>
+              <w:left w:type="dxa" w:w="120"/>
+              <w:bottom w:type="dxa" w:w="80"/>
+              <w:right w:type="dxa" w:w="120"/>
+            </w:tcMar>
+          </w:tcPr>
+          <w:p>
+            <w:r>
+              <w:rPr>
+                <w:b/>
+                <w:bCs/>
+                <w:color w:val="000000"/>
+                <w:sz w:val="20"/>
+                <w:szCs w:val="20"/>
+              </w:rPr>
+              <w:t xml:space="preserve">missing_occupancy</w:t>
+            </w:r>
+          </w:p>
+        </w:tc>
+        <w:tc>
+          <w:tcPr>
+            <w:tcW w:type="dxa" w:w="1248"/>
+            <w:tcBorders>
+              <w:top w:val="single" w:color="CCCCCC" w:sz="1"/>
+              <w:left w:val="single" w:color="CCCCCC" w:sz="1"/>
+              <w:bottom w:val="single" w:color="CCCCCC" w:sz="1"/>
+              <w:right w:val="single" w:color="CCCCCC" w:sz="1"/>
+            </w:tcBorders>
+            <w:shd w:fill="EAF1F8" w:val="clear"/>
+            <w:tcMar>
+              <w:top w:type="dxa" w:w="80"/>
+              <w:left w:type="dxa" w:w="120"/>
+              <w:bottom w:type="dxa" w:w="80"/>
+              <w:right w:type="dxa" w:w="120"/>
+            </w:tcMar>
+          </w:tcPr>
+          <w:p>
+            <w:r>
+              <w:rPr>
+                <w:b w:val="false"/>
+                <w:bCs w:val="false"/>
+                <w:color w:val="000000"/>
+                <w:sz w:val="20"/>
+                <w:szCs w:val="20"/>
+              </w:rPr>
+              <w:t xml:space="preserve">✓</w:t>
+            </w:r>
+          </w:p>
+        </w:tc>
+        <w:tc>
+          <w:tcPr>
+            <w:tcW w:type="dxa" w:w="1248"/>
+            <w:tcBorders>
+              <w:top w:val="single" w:color="CCCCCC" w:sz="1"/>
+              <w:left w:val="single" w:color="CCCCCC" w:sz="1"/>
+              <w:bottom w:val="single" w:color="CCCCCC" w:sz="1"/>
+              <w:right w:val="single" w:color="CCCCCC" w:sz="1"/>
+            </w:tcBorders>
+            <w:shd w:fill="EAF1F8" w:val="clear"/>
+            <w:tcMar>
+              <w:top w:type="dxa" w:w="80"/>
+              <w:left w:type="dxa" w:w="120"/>
+              <w:bottom w:type="dxa" w:w="80"/>
+              <w:right w:type="dxa" w:w="120"/>
+            </w:tcMar>
+          </w:tcPr>
+          <w:p>
+            <w:r>
+              <w:rPr>
+                <w:b w:val="false"/>
+                <w:bCs w:val="false"/>
+                <w:color w:val="000000"/>
+                <w:sz w:val="20"/>
+                <w:szCs w:val="20"/>
+              </w:rPr>
+              <w:t xml:space="preserve">✓</w:t>
+            </w:r>
+          </w:p>
+        </w:tc>
+        <w:tc>
+          <w:tcPr>
+            <w:tcW w:type="dxa" w:w="1248"/>
+            <w:tcBorders>
+              <w:top w:val="single" w:color="CCCCCC" w:sz="1"/>
+              <w:left w:val="single" w:color="CCCCCC" w:sz="1"/>
+              <w:bottom w:val="single" w:color="CCCCCC" w:sz="1"/>
+              <w:right w:val="single" w:color="CCCCCC" w:sz="1"/>
+            </w:tcBorders>
+            <w:shd w:fill="EAF1F8" w:val="clear"/>
+            <w:tcMar>
+              <w:top w:type="dxa" w:w="80"/>
+              <w:left w:type="dxa" w:w="120"/>
+              <w:bottom w:type="dxa" w:w="80"/>
+              <w:right w:type="dxa" w:w="120"/>
+            </w:tcMar>
+          </w:tcPr>
+          <w:p>
+            <w:r>
+              <w:rPr>
+                <w:b w:val="false"/>
+                <w:bCs w:val="false"/>
+                <w:color w:val="000000"/>
+                <w:sz w:val="20"/>
+                <w:szCs w:val="20"/>
+              </w:rPr>
+              <w:t xml:space="preserve">✓</w:t>
+            </w:r>
+          </w:p>
+        </w:tc>
+        <w:tc>
+          <w:tcPr>
+            <w:tcW w:type="dxa" w:w="1248"/>
+            <w:tcBorders>
+              <w:top w:val="single" w:color="CCCCCC" w:sz="1"/>
+              <w:left w:val="single" w:color="CCCCCC" w:sz="1"/>
+              <w:bottom w:val="single" w:color="CCCCCC" w:sz="1"/>
+              <w:right w:val="single" w:color="CCCCCC" w:sz="1"/>
+            </w:tcBorders>
+            <w:shd w:fill="EAF1F8" w:val="clear"/>
+            <w:tcMar>
+              <w:top w:type="dxa" w:w="80"/>
+              <w:left w:type="dxa" w:w="120"/>
+              <w:bottom w:type="dxa" w:w="80"/>
+              <w:right w:type="dxa" w:w="120"/>
+            </w:tcMar>
+          </w:tcPr>
+          <w:p>
+            <w:r>
+              <w:rPr>
+                <w:b w:val="false"/>
+                <w:bCs w:val="false"/>
+                <w:color w:val="000000"/>
+                <w:sz w:val="20"/>
+                <w:szCs w:val="20"/>
+              </w:rPr>
+              <w:t xml:space="preserve">✓</w:t>
+            </w:r>
+          </w:p>
+        </w:tc>
+        <w:tc>
+          <w:tcPr>
+            <w:tcW w:type="dxa" w:w="1248"/>
+            <w:tcBorders>
+              <w:top w:val="single" w:color="CCCCCC" w:sz="1"/>
+              <w:left w:val="single" w:color="CCCCCC" w:sz="1"/>
+              <w:bottom w:val="single" w:color="CCCCCC" w:sz="1"/>
+              <w:right w:val="single" w:color="CCCCCC" w:sz="1"/>
+            </w:tcBorders>
+            <w:shd w:fill="EAF1F8" w:val="clear"/>
+            <w:tcMar>
+              <w:top w:type="dxa" w:w="80"/>
+              <w:left w:type="dxa" w:w="120"/>
+              <w:bottom w:type="dxa" w:w="80"/>
+              <w:right w:type="dxa" w:w="120"/>
+            </w:tcMar>
+          </w:tcPr>
+          <w:p>
+            <w:r>
+              <w:rPr>
+                <w:b w:val="false"/>
+                <w:bCs w:val="false"/>
+                <w:color w:val="000000"/>
+                <w:sz w:val="20"/>
+                <w:szCs w:val="20"/>
+              </w:rPr>
+              <w:t xml:space="preserve">✓</w:t>
+            </w:r>
+          </w:p>
+        </w:tc>
+      </w:tr>
+    </w:tbl>
+    <w:p>
+      <w:pPr>
+        <w:pStyle w:val="Heading2"/>
+      </w:pPr>
+      <w:r>
+        <w:t xml:space="preserve">8.3 Key Findings</w:t>
       </w:r>
     </w:p>
     <w:p>
@@ -4464,7 +8771,14 @@
         <w:spacing w:after="60" w:line="276"/>
       </w:pPr>
       <w:r>
-        <w:t xml:space="preserve">Missing required fields → pause run, generate targeted questions, preserve state, resume same run_id.</w:t>
+        <w:rPr>
+          <w:b/>
+          <w:bCs/>
+        </w:rPr>
+        <w:t xml:space="preserve">Decisions are deterministic by design. </w:t>
+      </w:r>
+      <w:r>
+        <w:t xml:space="preserve">Because the rule engine — not the LLM — produces every recommendation and reason code, decision accuracy and reason-code match are reproducible across providers (Anthropic and Nebius give identical decisions).</w:t>
       </w:r>
     </w:p>
     <w:p>
@@ -4477,7 +8791,14 @@
         <w:spacing w:after="60" w:line="276"/>
       </w:pPr>
       <w:r>
-        <w:t xml:space="preserve">Invalid payload → field-level validation error (Pydantic), no run created.</w:t>
+        <w:rPr>
+          <w:b/>
+          <w:bCs/>
+        </w:rPr>
+        <w:t xml:space="preserve">Citation faithfulness is structural, not prompted. </w:t>
+      </w:r>
+      <w:r>
+        <w:t xml:space="preserve">Citations are drawn in code only from the retrieved evidence set, so the 100% faithfulness figure is enforced by construction rather than by trusting the model.</w:t>
       </w:r>
     </w:p>
     <w:p>
@@ -4490,7 +8811,14 @@
         <w:spacing w:after="60" w:line="276"/>
       </w:pPr>
       <w:r>
-        <w:t xml:space="preserve">Retrieval returns no chunks → continue only if deterministic rules support the decision; otherwise route to review.</w:t>
+        <w:rPr>
+          <w:b/>
+          <w:bCs/>
+        </w:rPr>
+        <w:t xml:space="preserve">Product tests back the eval. </w:t>
+      </w:r>
+      <w:r>
+        <w:t xml:space="preserve">28 tests pass — unit (rules engine, rating tool, state schema) and integration (full graph runs and API for accept, missing-info resume, decline→review, and review actions).</w:t>
       </w:r>
     </w:p>
     <w:p>
@@ -4503,7 +8831,30 @@
         <w:spacing w:after="60" w:line="276"/>
       </w:pPr>
       <w:r>
-        <w:t xml:space="preserve">LLM structured/text output fails → retry, then deterministic fallback wording; decision unaffected.</w:t>
+        <w:rPr>
+          <w:b/>
+          <w:bCs/>
+        </w:rPr>
+        <w:t xml:space="preserve">The corpus is small and well-structured, </w:t>
+      </w:r>
+      <w:r>
+        <w:t xml:space="preserve">so retrieval reliably surfaces the right guideline; a larger, noisier corpus would put more pressure on the hybrid retriever and re-ranker.</w:t>
+      </w:r>
+    </w:p>
+    <w:p>
+      <w:pPr>
+        <w:pStyle w:val="Heading1"/>
+      </w:pPr>
+      <w:r>
+        <w:t xml:space="preserve">9. Human-in-the-Loop &amp; Failure Handling</w:t>
+      </w:r>
+    </w:p>
+    <w:p>
+      <w:pPr>
+        <w:spacing w:after="120" w:line="276"/>
+      </w:pPr>
+      <w:r>
+        <w:t xml:space="preserve">The agent is deliberately conservative about write actions. Reads and analysis are autonomous; anything that changes review status routes to a human. Failure handling is explicit rather than best-effort:</w:t>
       </w:r>
     </w:p>
     <w:p>
@@ -4516,15 +8867,7 @@
         <w:spacing w:after="60" w:line="276"/>
       </w:pPr>
       <w:r>
-        <w:t xml:space="preserve">Verifier blocks or downgrades, or any REFER/DECLINE → create a human review task with decision, reason codes, questions, citations, and priority.</w:t>
-      </w:r>
-    </w:p>
-    <w:p>
-      <w:pPr>
-        <w:pStyle w:val="Heading1"/>
-      </w:pPr>
-      <w:r>
-        <w:t xml:space="preserve">9. Limitations &amp; Future Work</w:t>
+        <w:t xml:space="preserve">Missing required fields → pause run, generate targeted questions, preserve state, resume same run_id.</w:t>
       </w:r>
     </w:p>
     <w:p>
@@ -4537,7 +8880,7 @@
         <w:spacing w:after="60" w:line="276"/>
       </w:pPr>
       <w:r>
-        <w:t xml:space="preserve">Synthetic guidelines and data only — not real carrier rules; no binding, issuance, or payments.</w:t>
+        <w:t xml:space="preserve">Invalid payload → field-level validation error (Pydantic), no run created.</w:t>
       </w:r>
     </w:p>
     <w:p>
@@ -4550,7 +8893,7 @@
         <w:spacing w:after="60" w:line="276"/>
       </w:pPr>
       <w:r>
-        <w:t xml:space="preserve">Hazard/territory enrichment is deterministic and local; real wildfire/flood/credit/claims APIs would sit behind the same tool boundary.</w:t>
+        <w:t xml:space="preserve">Retrieval returns no chunks → continue only if deterministic rules support the decision; otherwise route to review.</w:t>
       </w:r>
     </w:p>
     <w:p>
@@ -4563,7 +8906,7 @@
         <w:spacing w:after="60" w:line="276"/>
       </w:pPr>
       <w:r>
-        <w:t xml:space="preserve">The Critic agent is implemented but disabled by default (CRITIC_ENABLED=false) to keep latency and cost predictable for the demo.</w:t>
+        <w:t xml:space="preserve">LLM structured/text output fails → retry, then deterministic fallback wording; decision unaffected.</w:t>
       </w:r>
     </w:p>
     <w:p>
@@ -4576,7 +8919,15 @@
         <w:spacing w:after="60" w:line="276"/>
       </w:pPr>
       <w:r>
-        <w:t xml:space="preserve">Evaluation set is 10 curated cases; broadening coverage and adding adversarial/invalid-payload cases would strengthen the recall and faithfulness signals.</w:t>
+        <w:t xml:space="preserve">Verifier blocks or downgrades, or any REFER/DECLINE → create a human review task with decision, reason codes, questions, citations, and priority.</w:t>
+      </w:r>
+    </w:p>
+    <w:p>
+      <w:pPr>
+        <w:pStyle w:val="Heading1"/>
+      </w:pPr>
+      <w:r>
+        <w:t xml:space="preserve">10. Limitations &amp; Future Work</w:t>
       </w:r>
     </w:p>
     <w:p>
@@ -4589,6 +8940,58 @@
         <w:spacing w:after="60" w:line="276"/>
       </w:pPr>
       <w:r>
+        <w:t xml:space="preserve">Synthetic guidelines and data only — not real carrier rules; no binding, issuance, or payments.</w:t>
+      </w:r>
+    </w:p>
+    <w:p>
+      <w:pPr>
+        <w:pStyle w:val="ListParagraph"/>
+        <w:numPr>
+          <w:ilvl w:val="0"/>
+          <w:numId w:val="2"/>
+        </w:numPr>
+        <w:spacing w:after="60" w:line="276"/>
+      </w:pPr>
+      <w:r>
+        <w:t xml:space="preserve">Hazard/territory enrichment is deterministic and local; real wildfire/flood/credit/claims APIs would sit behind the same tool boundary.</w:t>
+      </w:r>
+    </w:p>
+    <w:p>
+      <w:pPr>
+        <w:pStyle w:val="ListParagraph"/>
+        <w:numPr>
+          <w:ilvl w:val="0"/>
+          <w:numId w:val="2"/>
+        </w:numPr>
+        <w:spacing w:after="60" w:line="276"/>
+      </w:pPr>
+      <w:r>
+        <w:t xml:space="preserve">The Critic agent is implemented but disabled by default (CRITIC_ENABLED=false) to keep latency and cost predictable for the demo.</w:t>
+      </w:r>
+    </w:p>
+    <w:p>
+      <w:pPr>
+        <w:pStyle w:val="ListParagraph"/>
+        <w:numPr>
+          <w:ilvl w:val="0"/>
+          <w:numId w:val="2"/>
+        </w:numPr>
+        <w:spacing w:after="60" w:line="276"/>
+      </w:pPr>
+      <w:r>
+        <w:t xml:space="preserve">Evaluation set is 10 curated cases; broadening coverage and adding adversarial/invalid-payload cases would strengthen the recall and faithfulness signals.</w:t>
+      </w:r>
+    </w:p>
+    <w:p>
+      <w:pPr>
+        <w:pStyle w:val="ListParagraph"/>
+        <w:numPr>
+          <w:ilvl w:val="0"/>
+          <w:numId w:val="2"/>
+        </w:numPr>
+        <w:spacing w:after="60" w:line="276"/>
+      </w:pPr>
+      <w:r>
         <w:t xml:space="preserve">On Nebius, the assessor/packager use Llama-3.3-70B in place of the Claude models named in AGENT_MODEL_MAP; quality is comparable for wording but not identical.</w:t>
       </w:r>
     </w:p>
@@ -4597,7 +9000,7 @@
         <w:pStyle w:val="Heading1"/>
       </w:pPr>
       <w:r>
-        <w:t xml:space="preserve">10. Learnings &amp; Observations</w:t>
+        <w:t xml:space="preserve">11. Learnings &amp; Observations</w:t>
       </w:r>
     </w:p>
     <w:p>
@@ -4689,7 +9092,7 @@
     <w:p>
       <w:pPr>
         <w:pBdr>
-          <w:bottom w:val="single" w:color="2E75B6" w:sz="6" w:space="1"/>
+          <w:bottom w:val="single" w:color="2E74B5" w:sz="6" w:space="1"/>
         </w:pBdr>
         <w:spacing w:after="120"/>
       </w:pPr>
@@ -4788,8 +9191,34 @@
         <w:szCs w:val="16"/>
       </w:rPr>
       <w:t xml:space="preserve">	Page </w:t>
+    </w:r>
+    <w:r>
+      <w:rPr>
+        <w:color w:val="999999"/>
+        <w:sz w:val="16"/>
+        <w:szCs w:val="16"/>
+      </w:rPr>
       <w:fldChar w:fldCharType="begin"/>
       <w:instrText xml:space="preserve">PAGE</w:instrText>
+      <w:fldChar w:fldCharType="separate"/>
+      <w:fldChar w:fldCharType="end"/>
+    </w:r>
+    <w:r>
+      <w:rPr>
+        <w:color w:val="999999"/>
+        <w:sz w:val="16"/>
+        <w:szCs w:val="16"/>
+      </w:rPr>
+      <w:t xml:space="preserve"> of </w:t>
+    </w:r>
+    <w:r>
+      <w:rPr>
+        <w:color w:val="999999"/>
+        <w:sz w:val="16"/>
+        <w:szCs w:val="16"/>
+      </w:rPr>
+      <w:fldChar w:fldCharType="begin"/>
+      <w:instrText xml:space="preserve">NUMPAGES</w:instrText>
       <w:fldChar w:fldCharType="separate"/>
       <w:fldChar w:fldCharType="end"/>
     </w:r>
@@ -4846,7 +9275,7 @@
       <w:rPr>
         <w:b/>
         <w:bCs/>
-        <w:color w:val="1F3A5F"/>
+        <w:color w:val="1F4E79"/>
         <w:sz w:val="18"/>
         <w:szCs w:val="18"/>
       </w:rPr>
@@ -4858,7 +9287,7 @@
         <w:sz w:val="18"/>
         <w:szCs w:val="18"/>
       </w:rPr>
-      <w:t xml:space="preserve">	The Gen Academy · Week 3 — Build Your AI Agent</w:t>
+      <w:t xml:space="preserve">	The Gen Academy — Week 3</w:t>
     </w:r>
   </w:p>
 </w:hdr>
@@ -5216,9 +9645,9 @@
       <w:rFonts w:ascii="Arial" w:cs="Arial" w:eastAsia="Arial" w:hAnsi="Arial"/>
       <w:b/>
       <w:bCs/>
-      <w:color w:val="1F3A5F"/>
-      <w:sz w:val="52"/>
-      <w:szCs w:val="52"/>
+      <w:color w:val="000000"/>
+      <w:sz w:val="56"/>
+      <w:szCs w:val="56"/>
     </w:rPr>
   </w:style>
   <w:style w:type="paragraph" w:styleId="Heading1">
@@ -5234,7 +9663,7 @@
       <w:rFonts w:ascii="Arial" w:cs="Arial" w:eastAsia="Arial" w:hAnsi="Arial"/>
       <w:b/>
       <w:bCs/>
-      <w:color w:val="1F3A5F"/>
+      <w:color w:val="1F4E79"/>
       <w:sz w:val="30"/>
       <w:szCs w:val="30"/>
     </w:rPr>
@@ -5252,9 +9681,27 @@
       <w:rFonts w:ascii="Arial" w:cs="Arial" w:eastAsia="Arial" w:hAnsi="Arial"/>
       <w:b/>
       <w:bCs/>
-      <w:color w:val="2E75B6"/>
-      <w:sz w:val="24"/>
-      <w:szCs w:val="24"/>
+      <w:color w:val="2E5496"/>
+      <w:sz w:val="25"/>
+      <w:szCs w:val="25"/>
+    </w:rPr>
+  </w:style>
+  <w:style w:type="paragraph" w:styleId="Heading3">
+    <w:name w:val="Heading 3"/>
+    <w:basedOn w:val="Normal"/>
+    <w:next w:val="Normal"/>
+    <w:qFormat/>
+    <w:pPr>
+      <w:spacing w:after="80" w:before="140"/>
+      <w:outlineLvl w:val="2"/>
+    </w:pPr>
+    <w:rPr>
+      <w:rFonts w:ascii="Arial" w:cs="Arial" w:eastAsia="Arial" w:hAnsi="Arial"/>
+      <w:b/>
+      <w:bCs/>
+      <w:color w:val="333333"/>
+      <w:sz w:val="22"/>
+      <w:szCs w:val="22"/>
     </w:rPr>
   </w:style>
 </w:styles>
